--- a/lab2/docs/实验2 同步时序电路设计.docx
+++ b/lab2/docs/实验2 同步时序电路设计.docx
@@ -5,9 +5,6 @@
     <w:p>
       <w:pPr>
         <w:ind w:leftChars="202" w:left="485"/>
-        <w:rPr>
-          <w:rFonts w:hint="eastAsia"/>
-        </w:rPr>
         <w:sectPr>
           <w:headerReference w:type="default" r:id="rId7"/>
           <w:footerReference w:type="default" r:id="rId8"/>
@@ -130,7 +127,7 @@
     </w:p>
     <w:p>
       <w:pPr>
-        <w:pStyle w:val="a7"/>
+        <w:pStyle w:val="ab"/>
         <w:widowControl w:val="0"/>
         <w:numPr>
           <w:ilvl w:val="0"/>
@@ -178,7 +175,7 @@
     </w:p>
     <w:p>
       <w:pPr>
-        <w:pStyle w:val="a7"/>
+        <w:pStyle w:val="ab"/>
         <w:widowControl w:val="0"/>
         <w:numPr>
           <w:ilvl w:val="0"/>
@@ -216,7 +213,7 @@
     </w:p>
     <w:p>
       <w:pPr>
-        <w:pStyle w:val="a7"/>
+        <w:pStyle w:val="ab"/>
         <w:widowControl w:val="0"/>
         <w:numPr>
           <w:ilvl w:val="0"/>
@@ -228,7 +225,6 @@
         <w:ind w:firstLineChars="0"/>
         <w:jc w:val="both"/>
         <w:rPr>
-          <w:rFonts w:hint="eastAsia"/>
           <w:szCs w:val="21"/>
         </w:rPr>
       </w:pPr>
@@ -254,7 +250,7 @@
     </w:p>
     <w:p>
       <w:pPr>
-        <w:pStyle w:val="a7"/>
+        <w:pStyle w:val="ab"/>
         <w:widowControl w:val="0"/>
         <w:numPr>
           <w:ilvl w:val="0"/>
@@ -325,7 +321,7 @@
     </w:p>
     <w:p>
       <w:pPr>
-        <w:pStyle w:val="a7"/>
+        <w:pStyle w:val="ab"/>
         <w:widowControl w:val="0"/>
         <w:adjustRightInd w:val="0"/>
         <w:snapToGrid w:val="0"/>
@@ -333,7 +329,6 @@
         <w:ind w:firstLine="480"/>
         <w:jc w:val="both"/>
         <w:rPr>
-          <w:rFonts w:hint="eastAsia"/>
           <w:szCs w:val="21"/>
         </w:rPr>
       </w:pPr>
@@ -450,7 +445,6 @@
         <w:spacing w:line="360" w:lineRule="auto"/>
         <w:ind w:firstLineChars="200" w:firstLine="480"/>
         <w:rPr>
-          <w:rFonts w:hint="eastAsia"/>
           <w:color w:val="000000"/>
           <w:szCs w:val="21"/>
         </w:rPr>
@@ -530,7 +524,7 @@
         <w:snapToGrid w:val="0"/>
         <w:spacing w:line="360" w:lineRule="auto"/>
         <w:rPr>
-          <w:rFonts w:ascii="黑体" w:eastAsia="黑体" w:hAnsi="黑体" w:hint="eastAsia"/>
+          <w:rFonts w:ascii="黑体" w:eastAsia="黑体" w:hAnsi="黑体"/>
           <w:bCs/>
           <w:szCs w:val="21"/>
         </w:rPr>
@@ -568,7 +562,6 @@
         <w:spacing w:line="360" w:lineRule="auto"/>
         <w:ind w:firstLineChars="200" w:firstLine="480"/>
         <w:rPr>
-          <w:rFonts w:hint="eastAsia"/>
           <w:color w:val="000000"/>
           <w:szCs w:val="21"/>
         </w:rPr>
@@ -650,7 +643,7 @@
         <w:snapToGrid w:val="0"/>
         <w:spacing w:line="360" w:lineRule="auto"/>
         <w:rPr>
-          <w:rFonts w:ascii="黑体" w:eastAsia="黑体" w:hAnsi="黑体" w:hint="eastAsia"/>
+          <w:rFonts w:ascii="黑体" w:eastAsia="黑体" w:hAnsi="黑体"/>
           <w:bCs/>
           <w:szCs w:val="21"/>
         </w:rPr>
@@ -687,7 +680,6 @@
         <w:spacing w:line="360" w:lineRule="auto"/>
         <w:ind w:firstLineChars="200" w:firstLine="480"/>
         <w:rPr>
-          <w:rFonts w:hint="eastAsia"/>
           <w:color w:val="000000"/>
           <w:szCs w:val="21"/>
         </w:rPr>
@@ -778,7 +770,7 @@
         <w:pStyle w:val="Normal0"/>
         <w:spacing w:before="0" w:after="0"/>
         <w:rPr>
-          <w:rFonts w:ascii="Times New Roman" w:eastAsia="黑体" w:hAnsi="Times New Roman" w:hint="eastAsia"/>
+          <w:rFonts w:ascii="Times New Roman" w:eastAsia="黑体" w:hAnsi="Times New Roman"/>
           <w:bCs/>
           <w:color w:val="000000"/>
           <w:sz w:val="24"/>
@@ -916,26 +908,302 @@
     </w:p>
     <w:p>
       <w:pPr>
-        <w:rPr>
-          <w:rFonts w:hint="eastAsia"/>
-          <w:bCs/>
-          <w:color w:val="000000"/>
-          <w:sz w:val="21"/>
-          <w:szCs w:val="21"/>
-        </w:rPr>
-      </w:pPr>
-    </w:p>
-    <w:p>
-      <w:pPr>
-        <w:ind w:right="1050"/>
-        <w:rPr>
-          <w:rFonts w:hint="eastAsia"/>
-          <w:bCs/>
-          <w:color w:val="000000"/>
-          <w:sz w:val="21"/>
-          <w:szCs w:val="21"/>
-        </w:rPr>
-      </w:pPr>
+        <w:ind w:firstLine="420"/>
+        <w:rPr>
+          <w:bCs/>
+          <w:color w:val="000000"/>
+          <w:sz w:val="21"/>
+          <w:szCs w:val="21"/>
+        </w:rPr>
+      </w:pPr>
+      <w:r>
+        <w:rPr>
+          <w:bCs/>
+          <w:color w:val="000000"/>
+          <w:sz w:val="21"/>
+          <w:szCs w:val="21"/>
+        </w:rPr>
+        <w:t>74LS161</w:t>
+      </w:r>
+      <w:r>
+        <w:rPr>
+          <w:bCs/>
+          <w:color w:val="000000"/>
+          <w:sz w:val="21"/>
+          <w:szCs w:val="21"/>
+        </w:rPr>
+        <w:t>为同步</w:t>
+      </w:r>
+      <w:r>
+        <w:rPr>
+          <w:bCs/>
+          <w:color w:val="000000"/>
+          <w:sz w:val="21"/>
+          <w:szCs w:val="21"/>
+        </w:rPr>
+        <w:t>4</w:t>
+      </w:r>
+      <w:r>
+        <w:rPr>
+          <w:bCs/>
+          <w:color w:val="000000"/>
+          <w:sz w:val="21"/>
+          <w:szCs w:val="21"/>
+        </w:rPr>
+        <w:t>位二进制计数器。本设计包含低有效异步清零</w:t>
+      </w:r>
+      <w:r>
+        <w:rPr>
+          <w:bCs/>
+          <w:color w:val="000000"/>
+          <w:sz w:val="21"/>
+          <w:szCs w:val="21"/>
+        </w:rPr>
+        <w:t>CLR_n</w:t>
+      </w:r>
+      <w:r>
+        <w:rPr>
+          <w:bCs/>
+          <w:color w:val="000000"/>
+          <w:sz w:val="21"/>
+          <w:szCs w:val="21"/>
+        </w:rPr>
+        <w:t>、低有效同步装载</w:t>
+      </w:r>
+      <w:r>
+        <w:rPr>
+          <w:bCs/>
+          <w:color w:val="000000"/>
+          <w:sz w:val="21"/>
+          <w:szCs w:val="21"/>
+        </w:rPr>
+        <w:t>LOAD_n</w:t>
+      </w:r>
+      <w:r>
+        <w:rPr>
+          <w:bCs/>
+          <w:color w:val="000000"/>
+          <w:sz w:val="21"/>
+          <w:szCs w:val="21"/>
+        </w:rPr>
+        <w:t>、计数使能</w:t>
+      </w:r>
+      <w:r>
+        <w:rPr>
+          <w:bCs/>
+          <w:color w:val="000000"/>
+          <w:sz w:val="21"/>
+          <w:szCs w:val="21"/>
+        </w:rPr>
+        <w:t>ENP/ENT</w:t>
+      </w:r>
+      <w:r>
+        <w:rPr>
+          <w:bCs/>
+          <w:color w:val="000000"/>
+          <w:sz w:val="21"/>
+          <w:szCs w:val="21"/>
+        </w:rPr>
+        <w:t>和终端进位</w:t>
+      </w:r>
+      <w:r>
+        <w:rPr>
+          <w:bCs/>
+          <w:color w:val="000000"/>
+          <w:sz w:val="21"/>
+          <w:szCs w:val="21"/>
+        </w:rPr>
+        <w:t>RCO</w:t>
+      </w:r>
+      <w:r>
+        <w:rPr>
+          <w:bCs/>
+          <w:color w:val="000000"/>
+          <w:sz w:val="21"/>
+          <w:szCs w:val="21"/>
+        </w:rPr>
+        <w:t>。时钟上升沿到来时，若</w:t>
+      </w:r>
+      <w:r>
+        <w:rPr>
+          <w:bCs/>
+          <w:color w:val="000000"/>
+          <w:sz w:val="21"/>
+          <w:szCs w:val="21"/>
+        </w:rPr>
+        <w:t>LOAD_n</w:t>
+      </w:r>
+      <w:r>
+        <w:rPr>
+          <w:bCs/>
+          <w:color w:val="000000"/>
+          <w:sz w:val="21"/>
+          <w:szCs w:val="21"/>
+        </w:rPr>
+        <w:t>为低则装载</w:t>
+      </w:r>
+      <w:r>
+        <w:rPr>
+          <w:bCs/>
+          <w:color w:val="000000"/>
+          <w:sz w:val="21"/>
+          <w:szCs w:val="21"/>
+        </w:rPr>
+        <w:t>D</w:t>
+      </w:r>
+      <w:r>
+        <w:rPr>
+          <w:bCs/>
+          <w:color w:val="000000"/>
+          <w:sz w:val="21"/>
+          <w:szCs w:val="21"/>
+        </w:rPr>
+        <w:t>；若</w:t>
+      </w:r>
+      <w:r>
+        <w:rPr>
+          <w:bCs/>
+          <w:color w:val="000000"/>
+          <w:sz w:val="21"/>
+          <w:szCs w:val="21"/>
+        </w:rPr>
+        <w:t>ENP</w:t>
+      </w:r>
+      <w:r>
+        <w:rPr>
+          <w:bCs/>
+          <w:color w:val="000000"/>
+          <w:sz w:val="21"/>
+          <w:szCs w:val="21"/>
+        </w:rPr>
+        <w:t>和</w:t>
+      </w:r>
+      <w:r>
+        <w:rPr>
+          <w:bCs/>
+          <w:color w:val="000000"/>
+          <w:sz w:val="21"/>
+          <w:szCs w:val="21"/>
+        </w:rPr>
+        <w:t>ENT</w:t>
+      </w:r>
+      <w:r>
+        <w:rPr>
+          <w:bCs/>
+          <w:color w:val="000000"/>
+          <w:sz w:val="21"/>
+          <w:szCs w:val="21"/>
+        </w:rPr>
+        <w:t>均有效则</w:t>
+      </w:r>
+      <w:r>
+        <w:rPr>
+          <w:bCs/>
+          <w:color w:val="000000"/>
+          <w:sz w:val="21"/>
+          <w:szCs w:val="21"/>
+        </w:rPr>
+        <w:t>q</w:t>
+      </w:r>
+      <w:r>
+        <w:rPr>
+          <w:bCs/>
+          <w:color w:val="000000"/>
+          <w:sz w:val="21"/>
+          <w:szCs w:val="21"/>
+        </w:rPr>
+        <w:t>加</w:t>
+      </w:r>
+      <w:r>
+        <w:rPr>
+          <w:bCs/>
+          <w:color w:val="000000"/>
+          <w:sz w:val="21"/>
+          <w:szCs w:val="21"/>
+        </w:rPr>
+        <w:t>1</w:t>
+      </w:r>
+      <w:r>
+        <w:rPr>
+          <w:bCs/>
+          <w:color w:val="000000"/>
+          <w:sz w:val="21"/>
+          <w:szCs w:val="21"/>
+        </w:rPr>
+        <w:t>；否则保持当前值。</w:t>
+      </w:r>
+      <w:r>
+        <w:rPr>
+          <w:bCs/>
+          <w:color w:val="000000"/>
+          <w:sz w:val="21"/>
+          <w:szCs w:val="21"/>
+        </w:rPr>
+        <w:t>RCO</w:t>
+      </w:r>
+      <w:r>
+        <w:rPr>
+          <w:bCs/>
+          <w:color w:val="000000"/>
+          <w:sz w:val="21"/>
+          <w:szCs w:val="21"/>
+        </w:rPr>
+        <w:t>在</w:t>
+      </w:r>
+      <w:r>
+        <w:rPr>
+          <w:bCs/>
+          <w:color w:val="000000"/>
+          <w:sz w:val="21"/>
+          <w:szCs w:val="21"/>
+        </w:rPr>
+        <w:t>ENT</w:t>
+      </w:r>
+      <w:r>
+        <w:rPr>
+          <w:bCs/>
+          <w:color w:val="000000"/>
+          <w:sz w:val="21"/>
+          <w:szCs w:val="21"/>
+        </w:rPr>
+        <w:t>有效且</w:t>
+      </w:r>
+      <w:r>
+        <w:rPr>
+          <w:bCs/>
+          <w:color w:val="000000"/>
+          <w:sz w:val="21"/>
+          <w:szCs w:val="21"/>
+        </w:rPr>
+        <w:t>q</w:t>
+      </w:r>
+      <w:r>
+        <w:rPr>
+          <w:bCs/>
+          <w:color w:val="000000"/>
+          <w:sz w:val="21"/>
+          <w:szCs w:val="21"/>
+        </w:rPr>
+        <w:t>为</w:t>
+      </w:r>
+      <w:r>
+        <w:rPr>
+          <w:bCs/>
+          <w:color w:val="000000"/>
+          <w:sz w:val="21"/>
+          <w:szCs w:val="21"/>
+        </w:rPr>
+        <w:t>1111</w:t>
+      </w:r>
+      <w:r>
+        <w:rPr>
+          <w:bCs/>
+          <w:color w:val="000000"/>
+          <w:sz w:val="21"/>
+          <w:szCs w:val="21"/>
+        </w:rPr>
+        <w:t>时置位。</w:t>
+      </w:r>
     </w:p>
     <w:p>
       <w:pPr>
@@ -953,370 +1221,2048 @@
     </w:p>
     <w:p>
       <w:pPr>
+        <w:rPr>
+          <w:bCs/>
+          <w:color w:val="000000"/>
+          <w:sz w:val="21"/>
+          <w:szCs w:val="21"/>
+        </w:rPr>
+      </w:pPr>
+      <w:r>
+        <w:rPr>
+          <w:rFonts w:hint="eastAsia"/>
+          <w:bCs/>
+          <w:color w:val="000000"/>
+          <w:sz w:val="21"/>
+          <w:szCs w:val="21"/>
+        </w:rPr>
+        <w:t>(b) Verilog</w:t>
+      </w:r>
+      <w:r>
+        <w:rPr>
+          <w:rFonts w:hint="eastAsia"/>
+          <w:bCs/>
+          <w:color w:val="000000"/>
+          <w:sz w:val="21"/>
+          <w:szCs w:val="21"/>
+        </w:rPr>
+        <w:t>源程序</w:t>
+      </w:r>
+    </w:p>
+    <w:p>
+      <w:pPr>
+        <w:snapToGrid w:val="0"/>
+        <w:spacing w:line="240" w:lineRule="atLeast"/>
+        <w:rPr>
+          <w:rFonts w:hint="eastAsia"/>
+        </w:rPr>
+      </w:pPr>
+      <w:r>
+        <w:rPr>
+          <w:rFonts w:ascii="Consolas" w:eastAsia="Consolas" w:hAnsi="Consolas"/>
+          <w:sz w:val="14"/>
+        </w:rPr>
+        <w:t>`timescale 1ns / 1ps</w:t>
+      </w:r>
+      <w:r>
+        <w:rPr>
+          <w:rFonts w:ascii="Consolas" w:eastAsia="Consolas" w:hAnsi="Consolas"/>
+          <w:sz w:val="14"/>
+        </w:rPr>
+        <w:br/>
+      </w:r>
+      <w:r>
+        <w:rPr>
+          <w:rFonts w:ascii="Consolas" w:eastAsia="Consolas" w:hAnsi="Consolas"/>
+          <w:sz w:val="14"/>
+        </w:rPr>
+        <w:br/>
+        <w:t>// 4-bit synchronous binary counter compatible with the 74LS161 behavior.</w:t>
+      </w:r>
+      <w:r>
+        <w:rPr>
+          <w:rFonts w:ascii="Consolas" w:eastAsia="Consolas" w:hAnsi="Consolas"/>
+          <w:sz w:val="14"/>
+        </w:rPr>
+        <w:br/>
+        <w:t>// clr_n is active low asynchronous clear; load_n is active low synchronous load.</w:t>
+      </w:r>
+      <w:r>
+        <w:rPr>
+          <w:rFonts w:ascii="Consolas" w:eastAsia="Consolas" w:hAnsi="Consolas"/>
+          <w:sz w:val="14"/>
+        </w:rPr>
+        <w:br/>
+        <w:t>module counter_74ls161 (</w:t>
+      </w:r>
+      <w:r>
+        <w:rPr>
+          <w:rFonts w:ascii="Consolas" w:eastAsia="Consolas" w:hAnsi="Consolas"/>
+          <w:sz w:val="14"/>
+        </w:rPr>
+        <w:br/>
+        <w:t xml:space="preserve">    input  wire       clk,</w:t>
+      </w:r>
+      <w:r>
+        <w:rPr>
+          <w:rFonts w:ascii="Consolas" w:eastAsia="Consolas" w:hAnsi="Consolas"/>
+          <w:sz w:val="14"/>
+        </w:rPr>
+        <w:br/>
+        <w:t xml:space="preserve">    input  wire       clr_n,</w:t>
+      </w:r>
+      <w:r>
+        <w:rPr>
+          <w:rFonts w:ascii="Consolas" w:eastAsia="Consolas" w:hAnsi="Consolas"/>
+          <w:sz w:val="14"/>
+        </w:rPr>
+        <w:br/>
+        <w:t xml:space="preserve">    input  wire       load_n,</w:t>
+      </w:r>
+      <w:r>
+        <w:rPr>
+          <w:rFonts w:ascii="Consolas" w:eastAsia="Consolas" w:hAnsi="Consolas"/>
+          <w:sz w:val="14"/>
+        </w:rPr>
+        <w:br/>
+        <w:t xml:space="preserve">    input  wire       enp,</w:t>
+      </w:r>
+      <w:r>
+        <w:rPr>
+          <w:rFonts w:ascii="Consolas" w:eastAsia="Consolas" w:hAnsi="Consolas"/>
+          <w:sz w:val="14"/>
+        </w:rPr>
+        <w:br/>
+        <w:t xml:space="preserve">    input  wire       ent,</w:t>
+      </w:r>
+      <w:r>
+        <w:rPr>
+          <w:rFonts w:ascii="Consolas" w:eastAsia="Consolas" w:hAnsi="Consolas"/>
+          <w:sz w:val="14"/>
+        </w:rPr>
+        <w:br/>
+        <w:t xml:space="preserve">    input  wire [3:0] d,</w:t>
+      </w:r>
+      <w:r>
+        <w:rPr>
+          <w:rFonts w:ascii="Consolas" w:eastAsia="Consolas" w:hAnsi="Consolas"/>
+          <w:sz w:val="14"/>
+        </w:rPr>
+        <w:br/>
+        <w:t xml:space="preserve">    output reg  [3:0] q,</w:t>
+      </w:r>
+      <w:r>
+        <w:rPr>
+          <w:rFonts w:ascii="Consolas" w:eastAsia="Consolas" w:hAnsi="Consolas"/>
+          <w:sz w:val="14"/>
+        </w:rPr>
+        <w:br/>
+        <w:t xml:space="preserve">    output wire       rco</w:t>
+      </w:r>
+      <w:r>
+        <w:rPr>
+          <w:rFonts w:ascii="Consolas" w:eastAsia="Consolas" w:hAnsi="Consolas"/>
+          <w:sz w:val="14"/>
+        </w:rPr>
+        <w:br/>
+        <w:t>);</w:t>
+      </w:r>
+      <w:r>
+        <w:rPr>
+          <w:rFonts w:ascii="Consolas" w:eastAsia="Consolas" w:hAnsi="Consolas"/>
+          <w:sz w:val="14"/>
+        </w:rPr>
+        <w:br/>
+      </w:r>
+      <w:r>
+        <w:rPr>
+          <w:rFonts w:ascii="Consolas" w:eastAsia="Consolas" w:hAnsi="Consolas"/>
+          <w:sz w:val="14"/>
+        </w:rPr>
+        <w:br/>
+        <w:t xml:space="preserve">    assign rco = ent &amp; (q == 4'b1111);</w:t>
+      </w:r>
+      <w:r>
+        <w:rPr>
+          <w:rFonts w:ascii="Consolas" w:eastAsia="Consolas" w:hAnsi="Consolas"/>
+          <w:sz w:val="14"/>
+        </w:rPr>
+        <w:br/>
+      </w:r>
+      <w:r>
+        <w:rPr>
+          <w:rFonts w:ascii="Consolas" w:eastAsia="Consolas" w:hAnsi="Consolas"/>
+          <w:sz w:val="14"/>
+        </w:rPr>
+        <w:br/>
+        <w:t xml:space="preserve">    always @(posedge clk or negedge clr_n) begin</w:t>
+      </w:r>
+      <w:r>
+        <w:rPr>
+          <w:rFonts w:ascii="Consolas" w:eastAsia="Consolas" w:hAnsi="Consolas"/>
+          <w:sz w:val="14"/>
+        </w:rPr>
+        <w:br/>
+        <w:t xml:space="preserve">        if (!clr_n) begin</w:t>
+      </w:r>
+      <w:r>
+        <w:rPr>
+          <w:rFonts w:ascii="Consolas" w:eastAsia="Consolas" w:hAnsi="Consolas"/>
+          <w:sz w:val="14"/>
+        </w:rPr>
+        <w:br/>
+        <w:t xml:space="preserve">            q &lt;= 4'b0000;</w:t>
+      </w:r>
+      <w:r>
+        <w:rPr>
+          <w:rFonts w:ascii="Consolas" w:eastAsia="Consolas" w:hAnsi="Consolas"/>
+          <w:sz w:val="14"/>
+        </w:rPr>
+        <w:br/>
+        <w:t xml:space="preserve">        end else if (!load_n) begin</w:t>
+      </w:r>
+      <w:r>
+        <w:rPr>
+          <w:rFonts w:ascii="Consolas" w:eastAsia="Consolas" w:hAnsi="Consolas"/>
+          <w:sz w:val="14"/>
+        </w:rPr>
+        <w:br/>
+        <w:t xml:space="preserve">            q &lt;= d;</w:t>
+      </w:r>
+      <w:r>
+        <w:rPr>
+          <w:rFonts w:ascii="Consolas" w:eastAsia="Consolas" w:hAnsi="Consolas"/>
+          <w:sz w:val="14"/>
+        </w:rPr>
+        <w:br/>
+        <w:t xml:space="preserve">        end else if (enp &amp;&amp; ent) begin</w:t>
+      </w:r>
+      <w:r>
+        <w:rPr>
+          <w:rFonts w:ascii="Consolas" w:eastAsia="Consolas" w:hAnsi="Consolas"/>
+          <w:sz w:val="14"/>
+        </w:rPr>
+        <w:br/>
+        <w:t xml:space="preserve">            q &lt;= q + 4'b0001;</w:t>
+      </w:r>
+      <w:r>
+        <w:rPr>
+          <w:rFonts w:ascii="Consolas" w:eastAsia="Consolas" w:hAnsi="Consolas"/>
+          <w:sz w:val="14"/>
+        </w:rPr>
+        <w:br/>
+        <w:t xml:space="preserve">        end</w:t>
+      </w:r>
+      <w:r>
+        <w:rPr>
+          <w:rFonts w:ascii="Consolas" w:eastAsia="Consolas" w:hAnsi="Consolas"/>
+          <w:sz w:val="14"/>
+        </w:rPr>
+        <w:br/>
+        <w:t xml:space="preserve">    end</w:t>
+      </w:r>
+      <w:r>
+        <w:rPr>
+          <w:rFonts w:ascii="Consolas" w:eastAsia="Consolas" w:hAnsi="Consolas"/>
+          <w:sz w:val="14"/>
+        </w:rPr>
+        <w:br/>
+      </w:r>
+      <w:r>
+        <w:rPr>
+          <w:rFonts w:ascii="Consolas" w:eastAsia="Consolas" w:hAnsi="Consolas"/>
+          <w:sz w:val="14"/>
+        </w:rPr>
+        <w:br/>
+        <w:t>endmodule</w:t>
+      </w:r>
+      <w:r>
+        <w:rPr>
+          <w:rFonts w:ascii="Consolas" w:eastAsia="Consolas" w:hAnsi="Consolas"/>
+          <w:sz w:val="14"/>
+        </w:rPr>
+        <w:br/>
+      </w:r>
+    </w:p>
+    <w:p>
+      <w:pPr>
+        <w:rPr>
+          <w:bCs/>
+          <w:color w:val="000000"/>
+          <w:sz w:val="21"/>
+          <w:szCs w:val="21"/>
+        </w:rPr>
+      </w:pPr>
+    </w:p>
+    <w:p>
+      <w:pPr>
+        <w:rPr>
+          <w:bCs/>
+          <w:color w:val="000000"/>
+          <w:sz w:val="21"/>
+          <w:szCs w:val="21"/>
+        </w:rPr>
+      </w:pPr>
+      <w:r>
+        <w:rPr>
+          <w:rFonts w:hint="eastAsia"/>
+          <w:bCs/>
+          <w:color w:val="000000"/>
+          <w:sz w:val="21"/>
+          <w:szCs w:val="21"/>
+        </w:rPr>
+        <w:t>(c) RTL</w:t>
+      </w:r>
+      <w:r>
+        <w:rPr>
+          <w:rFonts w:hint="eastAsia"/>
+          <w:bCs/>
+          <w:color w:val="000000"/>
+          <w:sz w:val="21"/>
+          <w:szCs w:val="21"/>
+        </w:rPr>
+        <w:t>视图</w:t>
+      </w:r>
+    </w:p>
+    <w:p>
+      <w:pPr>
+        <w:rPr>
+          <w:rFonts w:hint="eastAsia"/>
+          <w:bCs/>
+          <w:color w:val="000000"/>
+          <w:sz w:val="21"/>
+          <w:szCs w:val="21"/>
+        </w:rPr>
+      </w:pPr>
+      <w:r>
+        <w:rPr>
+          <w:noProof/>
+        </w:rPr>
+        <w:pict w14:anchorId="3CE7641A">
+          <v:shapetype id="_x0000_t75" coordsize="21600,21600" o:spt="75" o:preferrelative="t" path="m@4@5l@4@11@9@11@9@5xe" filled="f" stroked="f">
+            <v:stroke joinstyle="miter"/>
+            <v:formulas>
+              <v:f eqn="if lineDrawn pixelLineWidth 0"/>
+              <v:f eqn="sum @0 1 0"/>
+              <v:f eqn="sum 0 0 @1"/>
+              <v:f eqn="prod @2 1 2"/>
+              <v:f eqn="prod @3 21600 pixelWidth"/>
+              <v:f eqn="prod @3 21600 pixelHeight"/>
+              <v:f eqn="sum @0 0 1"/>
+              <v:f eqn="prod @6 1 2"/>
+              <v:f eqn="prod @7 21600 pixelWidth"/>
+              <v:f eqn="sum @8 21600 0"/>
+              <v:f eqn="prod @7 21600 pixelHeight"/>
+              <v:f eqn="sum @10 21600 0"/>
+            </v:formulas>
+            <v:path o:extrusionok="f" gradientshapeok="t" o:connecttype="rect"/>
+            <o:lock v:ext="edit" aspectratio="t"/>
+          </v:shapetype>
+          <v:shape id="_x0000_i1027" type="#_x0000_t75" alt="rtl_schematic_full.svg" style="width:430.85pt;height:119.05pt;visibility:visible" o:gfxdata="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">
+            <v:imagedata r:id="rId9" o:title=""/>
+          </v:shape>
+        </w:pict>
+      </w:r>
+    </w:p>
+    <w:p>
+      <w:pPr>
+        <w:rPr>
+          <w:bCs/>
+          <w:color w:val="000000"/>
+          <w:sz w:val="21"/>
+          <w:szCs w:val="21"/>
+        </w:rPr>
+      </w:pPr>
+    </w:p>
+    <w:p>
+      <w:pPr>
+        <w:rPr>
+          <w:bCs/>
+          <w:color w:val="000000"/>
+          <w:sz w:val="21"/>
+          <w:szCs w:val="21"/>
+        </w:rPr>
+      </w:pPr>
+      <w:r>
+        <w:rPr>
+          <w:rFonts w:hint="eastAsia"/>
+          <w:bCs/>
+          <w:color w:val="000000"/>
+          <w:sz w:val="21"/>
+          <w:szCs w:val="21"/>
+        </w:rPr>
+        <w:lastRenderedPageBreak/>
+        <w:t>(d) ModelSim</w:t>
+      </w:r>
+      <w:r>
+        <w:rPr>
+          <w:rFonts w:hint="eastAsia"/>
+          <w:bCs/>
+          <w:color w:val="000000"/>
+          <w:sz w:val="21"/>
+          <w:szCs w:val="21"/>
+        </w:rPr>
+        <w:t>源程序</w:t>
+      </w:r>
+    </w:p>
+    <w:p>
+      <w:pPr>
+        <w:spacing w:after="40"/>
+        <w:rPr>
+          <w:bCs/>
+        </w:rPr>
+      </w:pPr>
+      <w:r>
+        <w:rPr>
+          <w:bCs/>
+          <w:sz w:val="19"/>
+        </w:rPr>
+        <w:t>文件：</w:t>
+      </w:r>
+      <w:r>
+        <w:rPr>
+          <w:bCs/>
+          <w:sz w:val="19"/>
+        </w:rPr>
+        <w:t>lab2/task1_counter_74ls161/sim/tb_counter_74ls161.v</w:t>
+      </w:r>
+    </w:p>
+    <w:p>
+      <w:pPr>
+        <w:snapToGrid w:val="0"/>
+        <w:spacing w:line="240" w:lineRule="atLeast"/>
+      </w:pPr>
+      <w:r>
+        <w:rPr>
+          <w:rFonts w:ascii="Consolas" w:eastAsia="Consolas" w:hAnsi="Consolas"/>
+          <w:sz w:val="14"/>
+        </w:rPr>
+        <w:t>`timescale 1ns / 1ps</w:t>
+      </w:r>
+      <w:r>
+        <w:rPr>
+          <w:rFonts w:ascii="Consolas" w:eastAsia="Consolas" w:hAnsi="Consolas"/>
+          <w:sz w:val="14"/>
+        </w:rPr>
+        <w:br/>
+      </w:r>
+      <w:r>
+        <w:rPr>
+          <w:rFonts w:ascii="Consolas" w:eastAsia="Consolas" w:hAnsi="Consolas"/>
+          <w:sz w:val="14"/>
+        </w:rPr>
+        <w:br/>
+        <w:t>module tb_counter_74ls161;</w:t>
+      </w:r>
+      <w:r>
+        <w:rPr>
+          <w:rFonts w:ascii="Consolas" w:eastAsia="Consolas" w:hAnsi="Consolas"/>
+          <w:sz w:val="14"/>
+        </w:rPr>
+        <w:br/>
+      </w:r>
+      <w:r>
+        <w:rPr>
+          <w:rFonts w:ascii="Consolas" w:eastAsia="Consolas" w:hAnsi="Consolas"/>
+          <w:sz w:val="14"/>
+        </w:rPr>
+        <w:br/>
+        <w:t xml:space="preserve">    reg clk;</w:t>
+      </w:r>
+      <w:r>
+        <w:rPr>
+          <w:rFonts w:ascii="Consolas" w:eastAsia="Consolas" w:hAnsi="Consolas"/>
+          <w:sz w:val="14"/>
+        </w:rPr>
+        <w:br/>
+        <w:t xml:space="preserve">    reg clr_n;</w:t>
+      </w:r>
+      <w:r>
+        <w:rPr>
+          <w:rFonts w:ascii="Consolas" w:eastAsia="Consolas" w:hAnsi="Consolas"/>
+          <w:sz w:val="14"/>
+        </w:rPr>
+        <w:br/>
+        <w:t xml:space="preserve">    reg load_n;</w:t>
+      </w:r>
+      <w:r>
+        <w:rPr>
+          <w:rFonts w:ascii="Consolas" w:eastAsia="Consolas" w:hAnsi="Consolas"/>
+          <w:sz w:val="14"/>
+        </w:rPr>
+        <w:br/>
+        <w:t xml:space="preserve">    reg enp;</w:t>
+      </w:r>
+      <w:r>
+        <w:rPr>
+          <w:rFonts w:ascii="Consolas" w:eastAsia="Consolas" w:hAnsi="Consolas"/>
+          <w:sz w:val="14"/>
+        </w:rPr>
+        <w:br/>
+        <w:t xml:space="preserve">    reg ent;</w:t>
+      </w:r>
+      <w:r>
+        <w:rPr>
+          <w:rFonts w:ascii="Consolas" w:eastAsia="Consolas" w:hAnsi="Consolas"/>
+          <w:sz w:val="14"/>
+        </w:rPr>
+        <w:br/>
+        <w:t xml:space="preserve">    reg [3:0] d;</w:t>
+      </w:r>
+      <w:r>
+        <w:rPr>
+          <w:rFonts w:ascii="Consolas" w:eastAsia="Consolas" w:hAnsi="Consolas"/>
+          <w:sz w:val="14"/>
+        </w:rPr>
+        <w:br/>
+      </w:r>
+      <w:r>
+        <w:rPr>
+          <w:rFonts w:ascii="Consolas" w:eastAsia="Consolas" w:hAnsi="Consolas"/>
+          <w:sz w:val="14"/>
+        </w:rPr>
+        <w:br/>
+        <w:t xml:space="preserve">    wire [3:0] q;</w:t>
+      </w:r>
+      <w:r>
+        <w:rPr>
+          <w:rFonts w:ascii="Consolas" w:eastAsia="Consolas" w:hAnsi="Consolas"/>
+          <w:sz w:val="14"/>
+        </w:rPr>
+        <w:br/>
+        <w:t xml:space="preserve">    wire rco;</w:t>
+      </w:r>
+      <w:r>
+        <w:rPr>
+          <w:rFonts w:ascii="Consolas" w:eastAsia="Consolas" w:hAnsi="Consolas"/>
+          <w:sz w:val="14"/>
+        </w:rPr>
+        <w:br/>
+      </w:r>
+      <w:r>
+        <w:rPr>
+          <w:rFonts w:ascii="Consolas" w:eastAsia="Consolas" w:hAnsi="Consolas"/>
+          <w:sz w:val="14"/>
+        </w:rPr>
+        <w:br/>
+        <w:t xml:space="preserve">    integer error_count;</w:t>
+      </w:r>
+      <w:r>
+        <w:rPr>
+          <w:rFonts w:ascii="Consolas" w:eastAsia="Consolas" w:hAnsi="Consolas"/>
+          <w:sz w:val="14"/>
+        </w:rPr>
+        <w:br/>
+        <w:t xml:space="preserve">    integer i;</w:t>
+      </w:r>
+      <w:r>
+        <w:rPr>
+          <w:rFonts w:ascii="Consolas" w:eastAsia="Consolas" w:hAnsi="Consolas"/>
+          <w:sz w:val="14"/>
+        </w:rPr>
+        <w:br/>
+      </w:r>
+      <w:r>
+        <w:rPr>
+          <w:rFonts w:ascii="Consolas" w:eastAsia="Consolas" w:hAnsi="Consolas"/>
+          <w:sz w:val="14"/>
+        </w:rPr>
+        <w:br/>
+        <w:t xml:space="preserve">    counter_74ls161 uut (</w:t>
+      </w:r>
+      <w:r>
+        <w:rPr>
+          <w:rFonts w:ascii="Consolas" w:eastAsia="Consolas" w:hAnsi="Consolas"/>
+          <w:sz w:val="14"/>
+        </w:rPr>
+        <w:br/>
+        <w:t xml:space="preserve">        .clk(clk),</w:t>
+      </w:r>
+      <w:r>
+        <w:rPr>
+          <w:rFonts w:ascii="Consolas" w:eastAsia="Consolas" w:hAnsi="Consolas"/>
+          <w:sz w:val="14"/>
+        </w:rPr>
+        <w:br/>
+        <w:t xml:space="preserve">        .clr_n(clr_n),</w:t>
+      </w:r>
+      <w:r>
+        <w:rPr>
+          <w:rFonts w:ascii="Consolas" w:eastAsia="Consolas" w:hAnsi="Consolas"/>
+          <w:sz w:val="14"/>
+        </w:rPr>
+        <w:br/>
+        <w:t xml:space="preserve">        .load_n(load_n),</w:t>
+      </w:r>
+      <w:r>
+        <w:rPr>
+          <w:rFonts w:ascii="Consolas" w:eastAsia="Consolas" w:hAnsi="Consolas"/>
+          <w:sz w:val="14"/>
+        </w:rPr>
+        <w:br/>
+        <w:t xml:space="preserve">        .enp(enp),</w:t>
+      </w:r>
+      <w:r>
+        <w:rPr>
+          <w:rFonts w:ascii="Consolas" w:eastAsia="Consolas" w:hAnsi="Consolas"/>
+          <w:sz w:val="14"/>
+        </w:rPr>
+        <w:br/>
+        <w:t xml:space="preserve">        .ent(ent),</w:t>
+      </w:r>
+      <w:r>
+        <w:rPr>
+          <w:rFonts w:ascii="Consolas" w:eastAsia="Consolas" w:hAnsi="Consolas"/>
+          <w:sz w:val="14"/>
+        </w:rPr>
+        <w:br/>
+        <w:t xml:space="preserve">        .d(d),</w:t>
+      </w:r>
+      <w:r>
+        <w:rPr>
+          <w:rFonts w:ascii="Consolas" w:eastAsia="Consolas" w:hAnsi="Consolas"/>
+          <w:sz w:val="14"/>
+        </w:rPr>
+        <w:br/>
+        <w:t xml:space="preserve">        .q(q),</w:t>
+      </w:r>
+      <w:r>
+        <w:rPr>
+          <w:rFonts w:ascii="Consolas" w:eastAsia="Consolas" w:hAnsi="Consolas"/>
+          <w:sz w:val="14"/>
+        </w:rPr>
+        <w:br/>
+        <w:t xml:space="preserve">        .rco(rco)</w:t>
+      </w:r>
+      <w:r>
+        <w:rPr>
+          <w:rFonts w:ascii="Consolas" w:eastAsia="Consolas" w:hAnsi="Consolas"/>
+          <w:sz w:val="14"/>
+        </w:rPr>
+        <w:br/>
+        <w:t xml:space="preserve">    );</w:t>
+      </w:r>
+      <w:r>
+        <w:rPr>
+          <w:rFonts w:ascii="Consolas" w:eastAsia="Consolas" w:hAnsi="Consolas"/>
+          <w:sz w:val="14"/>
+        </w:rPr>
+        <w:br/>
+      </w:r>
+      <w:r>
+        <w:rPr>
+          <w:rFonts w:ascii="Consolas" w:eastAsia="Consolas" w:hAnsi="Consolas"/>
+          <w:sz w:val="14"/>
+        </w:rPr>
+        <w:br/>
+        <w:t xml:space="preserve">    initial begin</w:t>
+      </w:r>
+      <w:r>
+        <w:rPr>
+          <w:rFonts w:ascii="Consolas" w:eastAsia="Consolas" w:hAnsi="Consolas"/>
+          <w:sz w:val="14"/>
+        </w:rPr>
+        <w:br/>
+        <w:t xml:space="preserve">        clk = 1'b0;</w:t>
+      </w:r>
+      <w:r>
+        <w:rPr>
+          <w:rFonts w:ascii="Consolas" w:eastAsia="Consolas" w:hAnsi="Consolas"/>
+          <w:sz w:val="14"/>
+        </w:rPr>
+        <w:br/>
+        <w:t xml:space="preserve">        forever #5 clk = ~clk;</w:t>
+      </w:r>
+      <w:r>
+        <w:rPr>
+          <w:rFonts w:ascii="Consolas" w:eastAsia="Consolas" w:hAnsi="Consolas"/>
+          <w:sz w:val="14"/>
+        </w:rPr>
+        <w:br/>
+        <w:t xml:space="preserve">    end</w:t>
+      </w:r>
+      <w:r>
+        <w:rPr>
+          <w:rFonts w:ascii="Consolas" w:eastAsia="Consolas" w:hAnsi="Consolas"/>
+          <w:sz w:val="14"/>
+        </w:rPr>
+        <w:br/>
+      </w:r>
+      <w:r>
+        <w:rPr>
+          <w:rFonts w:ascii="Consolas" w:eastAsia="Consolas" w:hAnsi="Consolas"/>
+          <w:sz w:val="14"/>
+        </w:rPr>
+        <w:br/>
+        <w:t xml:space="preserve">    task check_q;</w:t>
+      </w:r>
+      <w:r>
+        <w:rPr>
+          <w:rFonts w:ascii="Consolas" w:eastAsia="Consolas" w:hAnsi="Consolas"/>
+          <w:sz w:val="14"/>
+        </w:rPr>
+        <w:br/>
+        <w:t xml:space="preserve">        input [3:0] exp_q;</w:t>
+      </w:r>
+      <w:r>
+        <w:rPr>
+          <w:rFonts w:ascii="Consolas" w:eastAsia="Consolas" w:hAnsi="Consolas"/>
+          <w:sz w:val="14"/>
+        </w:rPr>
+        <w:br/>
+        <w:t xml:space="preserve">        input exp_rco;</w:t>
+      </w:r>
+      <w:r>
+        <w:rPr>
+          <w:rFonts w:ascii="Consolas" w:eastAsia="Consolas" w:hAnsi="Consolas"/>
+          <w:sz w:val="14"/>
+        </w:rPr>
+        <w:br/>
+        <w:t xml:space="preserve">        begin</w:t>
+      </w:r>
+      <w:r>
+        <w:rPr>
+          <w:rFonts w:ascii="Consolas" w:eastAsia="Consolas" w:hAnsi="Consolas"/>
+          <w:sz w:val="14"/>
+        </w:rPr>
+        <w:br/>
+        <w:t xml:space="preserve">            #1;</w:t>
+      </w:r>
+      <w:r>
+        <w:rPr>
+          <w:rFonts w:ascii="Consolas" w:eastAsia="Consolas" w:hAnsi="Consolas"/>
+          <w:sz w:val="14"/>
+        </w:rPr>
+        <w:br/>
+        <w:t xml:space="preserve">            if (q !== exp_q || rco !== exp_rco) begin</w:t>
+      </w:r>
+      <w:r>
+        <w:rPr>
+          <w:rFonts w:ascii="Consolas" w:eastAsia="Consolas" w:hAnsi="Consolas"/>
+          <w:sz w:val="14"/>
+        </w:rPr>
+        <w:br/>
+        <w:t xml:space="preserve">                $display("ERROR time=%0t q=%h rco=%b expected q=%h rco=%b",</w:t>
+      </w:r>
+      <w:r>
+        <w:rPr>
+          <w:rFonts w:ascii="Consolas" w:eastAsia="Consolas" w:hAnsi="Consolas"/>
+          <w:sz w:val="14"/>
+        </w:rPr>
+        <w:br/>
+        <w:t xml:space="preserve">                         $time, q, rco, exp_q, exp_rco);</w:t>
+      </w:r>
+      <w:r>
+        <w:rPr>
+          <w:rFonts w:ascii="Consolas" w:eastAsia="Consolas" w:hAnsi="Consolas"/>
+          <w:sz w:val="14"/>
+        </w:rPr>
+        <w:br/>
+        <w:t xml:space="preserve">                error_count = error_count + 1;</w:t>
+      </w:r>
+      <w:r>
+        <w:rPr>
+          <w:rFonts w:ascii="Consolas" w:eastAsia="Consolas" w:hAnsi="Consolas"/>
+          <w:sz w:val="14"/>
+        </w:rPr>
+        <w:br/>
+        <w:t xml:space="preserve">            end else begin</w:t>
+      </w:r>
+      <w:r>
+        <w:rPr>
+          <w:rFonts w:ascii="Consolas" w:eastAsia="Consolas" w:hAnsi="Consolas"/>
+          <w:sz w:val="14"/>
+        </w:rPr>
+        <w:br/>
+        <w:t xml:space="preserve">                $display("PASS  time=%0t q=%h rco=%b", $time, q, rco);</w:t>
+      </w:r>
+      <w:r>
+        <w:rPr>
+          <w:rFonts w:ascii="Consolas" w:eastAsia="Consolas" w:hAnsi="Consolas"/>
+          <w:sz w:val="14"/>
+        </w:rPr>
+        <w:br/>
+        <w:t xml:space="preserve">            end</w:t>
+      </w:r>
+      <w:r>
+        <w:rPr>
+          <w:rFonts w:ascii="Consolas" w:eastAsia="Consolas" w:hAnsi="Consolas"/>
+          <w:sz w:val="14"/>
+        </w:rPr>
+        <w:br/>
+        <w:t xml:space="preserve">        end</w:t>
+      </w:r>
+      <w:r>
+        <w:rPr>
+          <w:rFonts w:ascii="Consolas" w:eastAsia="Consolas" w:hAnsi="Consolas"/>
+          <w:sz w:val="14"/>
+        </w:rPr>
+        <w:br/>
+        <w:t xml:space="preserve">    endtask</w:t>
+      </w:r>
+      <w:r>
+        <w:rPr>
+          <w:rFonts w:ascii="Consolas" w:eastAsia="Consolas" w:hAnsi="Consolas"/>
+          <w:sz w:val="14"/>
+        </w:rPr>
+        <w:br/>
+      </w:r>
+      <w:r>
+        <w:rPr>
+          <w:rFonts w:ascii="Consolas" w:eastAsia="Consolas" w:hAnsi="Consolas"/>
+          <w:sz w:val="14"/>
+        </w:rPr>
+        <w:br/>
+        <w:t xml:space="preserve">    initial begin</w:t>
+      </w:r>
+      <w:r>
+        <w:rPr>
+          <w:rFonts w:ascii="Consolas" w:eastAsia="Consolas" w:hAnsi="Consolas"/>
+          <w:sz w:val="14"/>
+        </w:rPr>
+        <w:br/>
+        <w:t xml:space="preserve">        error_count = 0;</w:t>
+      </w:r>
+      <w:r>
+        <w:rPr>
+          <w:rFonts w:ascii="Consolas" w:eastAsia="Consolas" w:hAnsi="Consolas"/>
+          <w:sz w:val="14"/>
+        </w:rPr>
+        <w:br/>
+        <w:t xml:space="preserve">        clr_n = 1'b0;</w:t>
+      </w:r>
+      <w:r>
+        <w:rPr>
+          <w:rFonts w:ascii="Consolas" w:eastAsia="Consolas" w:hAnsi="Consolas"/>
+          <w:sz w:val="14"/>
+        </w:rPr>
+        <w:br/>
+        <w:t xml:space="preserve">        load_n = 1'b1;</w:t>
+      </w:r>
+      <w:r>
+        <w:rPr>
+          <w:rFonts w:ascii="Consolas" w:eastAsia="Consolas" w:hAnsi="Consolas"/>
+          <w:sz w:val="14"/>
+        </w:rPr>
+        <w:br/>
+        <w:t xml:space="preserve">        enp = 1'b0;</w:t>
+      </w:r>
+      <w:r>
+        <w:rPr>
+          <w:rFonts w:ascii="Consolas" w:eastAsia="Consolas" w:hAnsi="Consolas"/>
+          <w:sz w:val="14"/>
+        </w:rPr>
+        <w:br/>
+        <w:t xml:space="preserve">        ent = 1'b0;</w:t>
+      </w:r>
+      <w:r>
+        <w:rPr>
+          <w:rFonts w:ascii="Consolas" w:eastAsia="Consolas" w:hAnsi="Consolas"/>
+          <w:sz w:val="14"/>
+        </w:rPr>
+        <w:br/>
+      </w:r>
+      <w:r>
+        <w:rPr>
+          <w:rFonts w:ascii="Consolas" w:eastAsia="Consolas" w:hAnsi="Consolas"/>
+          <w:sz w:val="14"/>
+        </w:rPr>
+        <w:lastRenderedPageBreak/>
+        <w:t xml:space="preserve">        d = 4'h0;</w:t>
+      </w:r>
+      <w:r>
+        <w:rPr>
+          <w:rFonts w:ascii="Consolas" w:eastAsia="Consolas" w:hAnsi="Consolas"/>
+          <w:sz w:val="14"/>
+        </w:rPr>
+        <w:br/>
+        <w:t xml:space="preserve">        #12;</w:t>
+      </w:r>
+      <w:r>
+        <w:rPr>
+          <w:rFonts w:ascii="Consolas" w:eastAsia="Consolas" w:hAnsi="Consolas"/>
+          <w:sz w:val="14"/>
+        </w:rPr>
+        <w:br/>
+        <w:t xml:space="preserve">        check_q(4'h0, 1'b0);</w:t>
+      </w:r>
+      <w:r>
+        <w:rPr>
+          <w:rFonts w:ascii="Consolas" w:eastAsia="Consolas" w:hAnsi="Consolas"/>
+          <w:sz w:val="14"/>
+        </w:rPr>
+        <w:br/>
+      </w:r>
+      <w:r>
+        <w:rPr>
+          <w:rFonts w:ascii="Consolas" w:eastAsia="Consolas" w:hAnsi="Consolas"/>
+          <w:sz w:val="14"/>
+        </w:rPr>
+        <w:br/>
+        <w:t xml:space="preserve">        clr_n = 1'b1;</w:t>
+      </w:r>
+      <w:r>
+        <w:rPr>
+          <w:rFonts w:ascii="Consolas" w:eastAsia="Consolas" w:hAnsi="Consolas"/>
+          <w:sz w:val="14"/>
+        </w:rPr>
+        <w:br/>
+        <w:t xml:space="preserve">        d = 4'ha;</w:t>
+      </w:r>
+      <w:r>
+        <w:rPr>
+          <w:rFonts w:ascii="Consolas" w:eastAsia="Consolas" w:hAnsi="Consolas"/>
+          <w:sz w:val="14"/>
+        </w:rPr>
+        <w:br/>
+        <w:t xml:space="preserve">        load_n = 1'b0;</w:t>
+      </w:r>
+      <w:r>
+        <w:rPr>
+          <w:rFonts w:ascii="Consolas" w:eastAsia="Consolas" w:hAnsi="Consolas"/>
+          <w:sz w:val="14"/>
+        </w:rPr>
+        <w:br/>
+        <w:t xml:space="preserve">        @(posedge clk);</w:t>
+      </w:r>
+      <w:r>
+        <w:rPr>
+          <w:rFonts w:ascii="Consolas" w:eastAsia="Consolas" w:hAnsi="Consolas"/>
+          <w:sz w:val="14"/>
+        </w:rPr>
+        <w:br/>
+        <w:t xml:space="preserve">        #1;</w:t>
+      </w:r>
+      <w:r>
+        <w:rPr>
+          <w:rFonts w:ascii="Consolas" w:eastAsia="Consolas" w:hAnsi="Consolas"/>
+          <w:sz w:val="14"/>
+        </w:rPr>
+        <w:br/>
+        <w:t xml:space="preserve">        check_q(4'ha, 1'b0);</w:t>
+      </w:r>
+      <w:r>
+        <w:rPr>
+          <w:rFonts w:ascii="Consolas" w:eastAsia="Consolas" w:hAnsi="Consolas"/>
+          <w:sz w:val="14"/>
+        </w:rPr>
+        <w:br/>
+      </w:r>
+      <w:r>
+        <w:rPr>
+          <w:rFonts w:ascii="Consolas" w:eastAsia="Consolas" w:hAnsi="Consolas"/>
+          <w:sz w:val="14"/>
+        </w:rPr>
+        <w:br/>
+        <w:t xml:space="preserve">        load_n = 1'b1;</w:t>
+      </w:r>
+      <w:r>
+        <w:rPr>
+          <w:rFonts w:ascii="Consolas" w:eastAsia="Consolas" w:hAnsi="Consolas"/>
+          <w:sz w:val="14"/>
+        </w:rPr>
+        <w:br/>
+        <w:t xml:space="preserve">        enp = 1'b0;</w:t>
+      </w:r>
+      <w:r>
+        <w:rPr>
+          <w:rFonts w:ascii="Consolas" w:eastAsia="Consolas" w:hAnsi="Consolas"/>
+          <w:sz w:val="14"/>
+        </w:rPr>
+        <w:br/>
+        <w:t xml:space="preserve">        ent = 1'b1;</w:t>
+      </w:r>
+      <w:r>
+        <w:rPr>
+          <w:rFonts w:ascii="Consolas" w:eastAsia="Consolas" w:hAnsi="Consolas"/>
+          <w:sz w:val="14"/>
+        </w:rPr>
+        <w:br/>
+        <w:t xml:space="preserve">        repeat (2) @(posedge clk);</w:t>
+      </w:r>
+      <w:r>
+        <w:rPr>
+          <w:rFonts w:ascii="Consolas" w:eastAsia="Consolas" w:hAnsi="Consolas"/>
+          <w:sz w:val="14"/>
+        </w:rPr>
+        <w:br/>
+        <w:t xml:space="preserve">        check_q(4'ha, 1'b0);</w:t>
+      </w:r>
+      <w:r>
+        <w:rPr>
+          <w:rFonts w:ascii="Consolas" w:eastAsia="Consolas" w:hAnsi="Consolas"/>
+          <w:sz w:val="14"/>
+        </w:rPr>
+        <w:br/>
+      </w:r>
+      <w:r>
+        <w:rPr>
+          <w:rFonts w:ascii="Consolas" w:eastAsia="Consolas" w:hAnsi="Consolas"/>
+          <w:sz w:val="14"/>
+        </w:rPr>
+        <w:br/>
+        <w:t xml:space="preserve">        enp = 1'b1;</w:t>
+      </w:r>
+      <w:r>
+        <w:rPr>
+          <w:rFonts w:ascii="Consolas" w:eastAsia="Consolas" w:hAnsi="Consolas"/>
+          <w:sz w:val="14"/>
+        </w:rPr>
+        <w:br/>
+        <w:t xml:space="preserve">        ent = 1'b1;</w:t>
+      </w:r>
+      <w:r>
+        <w:rPr>
+          <w:rFonts w:ascii="Consolas" w:eastAsia="Consolas" w:hAnsi="Consolas"/>
+          <w:sz w:val="14"/>
+        </w:rPr>
+        <w:br/>
+        <w:t xml:space="preserve">        for (i = 0; i &lt; 5; i = i + 1) begin</w:t>
+      </w:r>
+      <w:r>
+        <w:rPr>
+          <w:rFonts w:ascii="Consolas" w:eastAsia="Consolas" w:hAnsi="Consolas"/>
+          <w:sz w:val="14"/>
+        </w:rPr>
+        <w:br/>
+        <w:t xml:space="preserve">            @(posedge clk);</w:t>
+      </w:r>
+      <w:r>
+        <w:rPr>
+          <w:rFonts w:ascii="Consolas" w:eastAsia="Consolas" w:hAnsi="Consolas"/>
+          <w:sz w:val="14"/>
+        </w:rPr>
+        <w:br/>
+        <w:t xml:space="preserve">        end</w:t>
+      </w:r>
+      <w:r>
+        <w:rPr>
+          <w:rFonts w:ascii="Consolas" w:eastAsia="Consolas" w:hAnsi="Consolas"/>
+          <w:sz w:val="14"/>
+        </w:rPr>
+        <w:br/>
+        <w:t xml:space="preserve">        check_q(4'hf, 1'b1);</w:t>
+      </w:r>
+      <w:r>
+        <w:rPr>
+          <w:rFonts w:ascii="Consolas" w:eastAsia="Consolas" w:hAnsi="Consolas"/>
+          <w:sz w:val="14"/>
+        </w:rPr>
+        <w:br/>
+      </w:r>
+      <w:r>
+        <w:rPr>
+          <w:rFonts w:ascii="Consolas" w:eastAsia="Consolas" w:hAnsi="Consolas"/>
+          <w:sz w:val="14"/>
+        </w:rPr>
+        <w:br/>
+        <w:t xml:space="preserve">        @(posedge clk);</w:t>
+      </w:r>
+      <w:r>
+        <w:rPr>
+          <w:rFonts w:ascii="Consolas" w:eastAsia="Consolas" w:hAnsi="Consolas"/>
+          <w:sz w:val="14"/>
+        </w:rPr>
+        <w:br/>
+        <w:t xml:space="preserve">        check_q(4'h0, 1'b0);</w:t>
+      </w:r>
+      <w:r>
+        <w:rPr>
+          <w:rFonts w:ascii="Consolas" w:eastAsia="Consolas" w:hAnsi="Consolas"/>
+          <w:sz w:val="14"/>
+        </w:rPr>
+        <w:br/>
+      </w:r>
+      <w:r>
+        <w:rPr>
+          <w:rFonts w:ascii="Consolas" w:eastAsia="Consolas" w:hAnsi="Consolas"/>
+          <w:sz w:val="14"/>
+        </w:rPr>
+        <w:br/>
+        <w:t xml:space="preserve">        ent = 1'b0;</w:t>
+      </w:r>
+      <w:r>
+        <w:rPr>
+          <w:rFonts w:ascii="Consolas" w:eastAsia="Consolas" w:hAnsi="Consolas"/>
+          <w:sz w:val="14"/>
+        </w:rPr>
+        <w:br/>
+        <w:t xml:space="preserve">        repeat (2) @(posedge clk);</w:t>
+      </w:r>
+      <w:r>
+        <w:rPr>
+          <w:rFonts w:ascii="Consolas" w:eastAsia="Consolas" w:hAnsi="Consolas"/>
+          <w:sz w:val="14"/>
+        </w:rPr>
+        <w:br/>
+        <w:t xml:space="preserve">        check_q(4'h0, 1'b0);</w:t>
+      </w:r>
+      <w:r>
+        <w:rPr>
+          <w:rFonts w:ascii="Consolas" w:eastAsia="Consolas" w:hAnsi="Consolas"/>
+          <w:sz w:val="14"/>
+        </w:rPr>
+        <w:br/>
+      </w:r>
+      <w:r>
+        <w:rPr>
+          <w:rFonts w:ascii="Consolas" w:eastAsia="Consolas" w:hAnsi="Consolas"/>
+          <w:sz w:val="14"/>
+        </w:rPr>
+        <w:br/>
+        <w:t xml:space="preserve">        clr_n = 1'b0;</w:t>
+      </w:r>
+      <w:r>
+        <w:rPr>
+          <w:rFonts w:ascii="Consolas" w:eastAsia="Consolas" w:hAnsi="Consolas"/>
+          <w:sz w:val="14"/>
+        </w:rPr>
+        <w:br/>
+        <w:t xml:space="preserve">        #3;</w:t>
+      </w:r>
+      <w:r>
+        <w:rPr>
+          <w:rFonts w:ascii="Consolas" w:eastAsia="Consolas" w:hAnsi="Consolas"/>
+          <w:sz w:val="14"/>
+        </w:rPr>
+        <w:br/>
+        <w:t xml:space="preserve">        check_q(4'h0, 1'b0);</w:t>
+      </w:r>
+      <w:r>
+        <w:rPr>
+          <w:rFonts w:ascii="Consolas" w:eastAsia="Consolas" w:hAnsi="Consolas"/>
+          <w:sz w:val="14"/>
+        </w:rPr>
+        <w:br/>
+      </w:r>
+      <w:r>
+        <w:rPr>
+          <w:rFonts w:ascii="Consolas" w:eastAsia="Consolas" w:hAnsi="Consolas"/>
+          <w:sz w:val="14"/>
+        </w:rPr>
+        <w:br/>
+        <w:t xml:space="preserve">        if (error_count == 0) begin</w:t>
+      </w:r>
+      <w:r>
+        <w:rPr>
+          <w:rFonts w:ascii="Consolas" w:eastAsia="Consolas" w:hAnsi="Consolas"/>
+          <w:sz w:val="14"/>
+        </w:rPr>
+        <w:br/>
+        <w:t xml:space="preserve">            $display("========================================");</w:t>
+      </w:r>
+      <w:r>
+        <w:rPr>
+          <w:rFonts w:ascii="Consolas" w:eastAsia="Consolas" w:hAnsi="Consolas"/>
+          <w:sz w:val="14"/>
+        </w:rPr>
+        <w:br/>
+        <w:t xml:space="preserve">            $display("Simulation PASSED. No errors found.");</w:t>
+      </w:r>
+      <w:r>
+        <w:rPr>
+          <w:rFonts w:ascii="Consolas" w:eastAsia="Consolas" w:hAnsi="Consolas"/>
+          <w:sz w:val="14"/>
+        </w:rPr>
+        <w:br/>
+        <w:t xml:space="preserve">            $display("========================================");</w:t>
+      </w:r>
+      <w:r>
+        <w:rPr>
+          <w:rFonts w:ascii="Consolas" w:eastAsia="Consolas" w:hAnsi="Consolas"/>
+          <w:sz w:val="14"/>
+        </w:rPr>
+        <w:br/>
+        <w:t xml:space="preserve">        end else begin</w:t>
+      </w:r>
+      <w:r>
+        <w:rPr>
+          <w:rFonts w:ascii="Consolas" w:eastAsia="Consolas" w:hAnsi="Consolas"/>
+          <w:sz w:val="14"/>
+        </w:rPr>
+        <w:br/>
+        <w:t xml:space="preserve">            $display("========================================");</w:t>
+      </w:r>
+      <w:r>
+        <w:rPr>
+          <w:rFonts w:ascii="Consolas" w:eastAsia="Consolas" w:hAnsi="Consolas"/>
+          <w:sz w:val="14"/>
+        </w:rPr>
+        <w:br/>
+        <w:t xml:space="preserve">            $display("Simulation FAILED. Error count = %0d", error_count);</w:t>
+      </w:r>
+      <w:r>
+        <w:rPr>
+          <w:rFonts w:ascii="Consolas" w:eastAsia="Consolas" w:hAnsi="Consolas"/>
+          <w:sz w:val="14"/>
+        </w:rPr>
+        <w:br/>
+        <w:t xml:space="preserve">            $display("========================================");</w:t>
+      </w:r>
+      <w:r>
+        <w:rPr>
+          <w:rFonts w:ascii="Consolas" w:eastAsia="Consolas" w:hAnsi="Consolas"/>
+          <w:sz w:val="14"/>
+        </w:rPr>
+        <w:br/>
+        <w:t xml:space="preserve">        end</w:t>
+      </w:r>
+      <w:r>
+        <w:rPr>
+          <w:rFonts w:ascii="Consolas" w:eastAsia="Consolas" w:hAnsi="Consolas"/>
+          <w:sz w:val="14"/>
+        </w:rPr>
+        <w:br/>
+      </w:r>
+      <w:r>
+        <w:rPr>
+          <w:rFonts w:ascii="Consolas" w:eastAsia="Consolas" w:hAnsi="Consolas"/>
+          <w:sz w:val="14"/>
+        </w:rPr>
+        <w:br/>
+        <w:t xml:space="preserve">        $finish;</w:t>
+      </w:r>
+      <w:r>
+        <w:rPr>
+          <w:rFonts w:ascii="Consolas" w:eastAsia="Consolas" w:hAnsi="Consolas"/>
+          <w:sz w:val="14"/>
+        </w:rPr>
+        <w:br/>
+        <w:t xml:space="preserve">    end</w:t>
+      </w:r>
+      <w:r>
+        <w:rPr>
+          <w:rFonts w:ascii="Consolas" w:eastAsia="Consolas" w:hAnsi="Consolas"/>
+          <w:sz w:val="14"/>
+        </w:rPr>
+        <w:br/>
+      </w:r>
+      <w:r>
+        <w:rPr>
+          <w:rFonts w:ascii="Consolas" w:eastAsia="Consolas" w:hAnsi="Consolas"/>
+          <w:sz w:val="14"/>
+        </w:rPr>
+        <w:br/>
+        <w:t>endmodule</w:t>
+      </w:r>
+      <w:r>
+        <w:rPr>
+          <w:rFonts w:ascii="Consolas" w:eastAsia="Consolas" w:hAnsi="Consolas"/>
+          <w:sz w:val="14"/>
+        </w:rPr>
+        <w:br/>
+      </w:r>
+    </w:p>
+    <w:p>
+      <w:pPr>
+        <w:spacing w:after="40"/>
+        <w:rPr>
+          <w:bCs/>
+        </w:rPr>
+      </w:pPr>
+      <w:r>
+        <w:rPr>
+          <w:bCs/>
+          <w:sz w:val="19"/>
+        </w:rPr>
+        <w:t>仿真脚本：</w:t>
+      </w:r>
+      <w:r>
+        <w:rPr>
+          <w:bCs/>
+          <w:sz w:val="19"/>
+        </w:rPr>
+        <w:t>lab2/task1_counter_74ls161/sim/run.do</w:t>
+      </w:r>
+    </w:p>
+    <w:p>
+      <w:pPr>
+        <w:snapToGrid w:val="0"/>
+        <w:spacing w:line="240" w:lineRule="atLeast"/>
+        <w:rPr>
+          <w:rFonts w:hint="eastAsia"/>
+        </w:rPr>
+      </w:pPr>
+    </w:p>
+    <w:p>
+      <w:pPr>
+        <w:snapToGrid w:val="0"/>
+        <w:spacing w:line="240" w:lineRule="atLeast"/>
+        <w:rPr>
+          <w:rFonts w:hint="eastAsia"/>
+        </w:rPr>
+      </w:pPr>
+      <w:r>
+        <w:rPr>
+          <w:rFonts w:ascii="Consolas" w:eastAsia="Consolas" w:hAnsi="Consolas"/>
+          <w:sz w:val="14"/>
+        </w:rPr>
+        <w:t>transcript on</w:t>
+      </w:r>
+      <w:r>
+        <w:rPr>
+          <w:rFonts w:ascii="Consolas" w:eastAsia="Consolas" w:hAnsi="Consolas"/>
+          <w:sz w:val="14"/>
+        </w:rPr>
+        <w:br/>
+        <w:t>onbreak {resume}</w:t>
+      </w:r>
+      <w:r>
+        <w:rPr>
+          <w:rFonts w:ascii="Consolas" w:eastAsia="Consolas" w:hAnsi="Consolas"/>
+          <w:sz w:val="14"/>
+        </w:rPr>
+        <w:br/>
+        <w:t>onerror {quit -code 1}</w:t>
+      </w:r>
+      <w:r>
+        <w:rPr>
+          <w:rFonts w:ascii="Consolas" w:eastAsia="Consolas" w:hAnsi="Consolas"/>
+          <w:sz w:val="14"/>
+        </w:rPr>
+        <w:br/>
+      </w:r>
+      <w:r>
+        <w:rPr>
+          <w:rFonts w:ascii="Consolas" w:eastAsia="Consolas" w:hAnsi="Consolas"/>
+          <w:sz w:val="14"/>
+        </w:rPr>
+        <w:br/>
+      </w:r>
+      <w:r>
+        <w:rPr>
+          <w:rFonts w:ascii="Consolas" w:eastAsia="Consolas" w:hAnsi="Consolas"/>
+          <w:sz w:val="14"/>
+        </w:rPr>
+        <w:lastRenderedPageBreak/>
+        <w:t>set sim_dir [file normalize [pwd]]</w:t>
+      </w:r>
+      <w:r>
+        <w:rPr>
+          <w:rFonts w:ascii="Consolas" w:eastAsia="Consolas" w:hAnsi="Consolas"/>
+          <w:sz w:val="14"/>
+        </w:rPr>
+        <w:br/>
+        <w:t>set root_dir [file normalize [file join $sim_dir ".."]]</w:t>
+      </w:r>
+      <w:r>
+        <w:rPr>
+          <w:rFonts w:ascii="Consolas" w:eastAsia="Consolas" w:hAnsi="Consolas"/>
+          <w:sz w:val="14"/>
+        </w:rPr>
+        <w:br/>
+        <w:t>set top_module "counter_74ls161"</w:t>
+      </w:r>
+      <w:r>
+        <w:rPr>
+          <w:rFonts w:ascii="Consolas" w:eastAsia="Consolas" w:hAnsi="Consolas"/>
+          <w:sz w:val="14"/>
+        </w:rPr>
+        <w:br/>
+        <w:t>set sim_top "tb_counter_74ls161"</w:t>
+      </w:r>
+      <w:r>
+        <w:rPr>
+          <w:rFonts w:ascii="Consolas" w:eastAsia="Consolas" w:hAnsi="Consolas"/>
+          <w:sz w:val="14"/>
+        </w:rPr>
+        <w:br/>
+      </w:r>
+      <w:r>
+        <w:rPr>
+          <w:rFonts w:ascii="Consolas" w:eastAsia="Consolas" w:hAnsi="Consolas"/>
+          <w:sz w:val="14"/>
+        </w:rPr>
+        <w:br/>
+        <w:t>cd $sim_dir</w:t>
+      </w:r>
+      <w:r>
+        <w:rPr>
+          <w:rFonts w:ascii="Consolas" w:eastAsia="Consolas" w:hAnsi="Consolas"/>
+          <w:sz w:val="14"/>
+        </w:rPr>
+        <w:br/>
+      </w:r>
+      <w:r>
+        <w:rPr>
+          <w:rFonts w:ascii="Consolas" w:eastAsia="Consolas" w:hAnsi="Consolas"/>
+          <w:sz w:val="14"/>
+        </w:rPr>
+        <w:br/>
+        <w:t>if {[file exists work]} {</w:t>
+      </w:r>
+      <w:r>
+        <w:rPr>
+          <w:rFonts w:ascii="Consolas" w:eastAsia="Consolas" w:hAnsi="Consolas"/>
+          <w:sz w:val="14"/>
+        </w:rPr>
+        <w:br/>
+        <w:t xml:space="preserve">    vdel -lib work -all</w:t>
+      </w:r>
+      <w:r>
+        <w:rPr>
+          <w:rFonts w:ascii="Consolas" w:eastAsia="Consolas" w:hAnsi="Consolas"/>
+          <w:sz w:val="14"/>
+        </w:rPr>
+        <w:br/>
+        <w:t>}</w:t>
+      </w:r>
+      <w:r>
+        <w:rPr>
+          <w:rFonts w:ascii="Consolas" w:eastAsia="Consolas" w:hAnsi="Consolas"/>
+          <w:sz w:val="14"/>
+        </w:rPr>
+        <w:br/>
+      </w:r>
+      <w:r>
+        <w:rPr>
+          <w:rFonts w:ascii="Consolas" w:eastAsia="Consolas" w:hAnsi="Consolas"/>
+          <w:sz w:val="14"/>
+        </w:rPr>
+        <w:br/>
+        <w:t>vlib work</w:t>
+      </w:r>
+      <w:r>
+        <w:rPr>
+          <w:rFonts w:ascii="Consolas" w:eastAsia="Consolas" w:hAnsi="Consolas"/>
+          <w:sz w:val="14"/>
+        </w:rPr>
+        <w:br/>
+        <w:t>vmap work work</w:t>
+      </w:r>
+      <w:r>
+        <w:rPr>
+          <w:rFonts w:ascii="Consolas" w:eastAsia="Consolas" w:hAnsi="Consolas"/>
+          <w:sz w:val="14"/>
+        </w:rPr>
+        <w:br/>
+      </w:r>
+      <w:r>
+        <w:rPr>
+          <w:rFonts w:ascii="Consolas" w:eastAsia="Consolas" w:hAnsi="Consolas"/>
+          <w:sz w:val="14"/>
+        </w:rPr>
+        <w:br/>
+        <w:t>set src_v_files  [lsort [glob -nocomplain [file join $root_dir "src" "*.v"]]]</w:t>
+      </w:r>
+      <w:r>
+        <w:rPr>
+          <w:rFonts w:ascii="Consolas" w:eastAsia="Consolas" w:hAnsi="Consolas"/>
+          <w:sz w:val="14"/>
+        </w:rPr>
+        <w:br/>
+        <w:t>set src_sv_files [lsort [glob -nocomplain [file join $root_dir "src" "*.sv"]]]</w:t>
+      </w:r>
+      <w:r>
+        <w:rPr>
+          <w:rFonts w:ascii="Consolas" w:eastAsia="Consolas" w:hAnsi="Consolas"/>
+          <w:sz w:val="14"/>
+        </w:rPr>
+        <w:br/>
+        <w:t>set tb_v_files   [lsort [glob -nocomplain [file join $sim_dir "*.v"]]]</w:t>
+      </w:r>
+      <w:r>
+        <w:rPr>
+          <w:rFonts w:ascii="Consolas" w:eastAsia="Consolas" w:hAnsi="Consolas"/>
+          <w:sz w:val="14"/>
+        </w:rPr>
+        <w:br/>
+        <w:t>set tb_sv_files  [lsort [glob -nocomplain [file join $sim_dir "*.sv"]]]</w:t>
+      </w:r>
+      <w:r>
+        <w:rPr>
+          <w:rFonts w:ascii="Consolas" w:eastAsia="Consolas" w:hAnsi="Consolas"/>
+          <w:sz w:val="14"/>
+        </w:rPr>
+        <w:br/>
+        <w:t>set src_files [concat $src_v_files $src_sv_files]</w:t>
+      </w:r>
+      <w:r>
+        <w:rPr>
+          <w:rFonts w:ascii="Consolas" w:eastAsia="Consolas" w:hAnsi="Consolas"/>
+          <w:sz w:val="14"/>
+        </w:rPr>
+        <w:br/>
+        <w:t>set tb_files  [concat $tb_v_files $tb_sv_files]</w:t>
+      </w:r>
+      <w:r>
+        <w:rPr>
+          <w:rFonts w:ascii="Consolas" w:eastAsia="Consolas" w:hAnsi="Consolas"/>
+          <w:sz w:val="14"/>
+        </w:rPr>
+        <w:br/>
+      </w:r>
+      <w:r>
+        <w:rPr>
+          <w:rFonts w:ascii="Consolas" w:eastAsia="Consolas" w:hAnsi="Consolas"/>
+          <w:sz w:val="14"/>
+        </w:rPr>
+        <w:br/>
+        <w:t>if {[llength $src_files] == 0} {</w:t>
+      </w:r>
+      <w:r>
+        <w:rPr>
+          <w:rFonts w:ascii="Consolas" w:eastAsia="Consolas" w:hAnsi="Consolas"/>
+          <w:sz w:val="14"/>
+        </w:rPr>
+        <w:br/>
+        <w:t xml:space="preserve">    puts "ERROR: No RTL source files found in [file join $root_dir src]"</w:t>
+      </w:r>
+      <w:r>
+        <w:rPr>
+          <w:rFonts w:ascii="Consolas" w:eastAsia="Consolas" w:hAnsi="Consolas"/>
+          <w:sz w:val="14"/>
+        </w:rPr>
+        <w:br/>
+        <w:t xml:space="preserve">    quit -code 1</w:t>
+      </w:r>
+      <w:r>
+        <w:rPr>
+          <w:rFonts w:ascii="Consolas" w:eastAsia="Consolas" w:hAnsi="Consolas"/>
+          <w:sz w:val="14"/>
+        </w:rPr>
+        <w:br/>
+        <w:t>}</w:t>
+      </w:r>
+      <w:r>
+        <w:rPr>
+          <w:rFonts w:ascii="Consolas" w:eastAsia="Consolas" w:hAnsi="Consolas"/>
+          <w:sz w:val="14"/>
+        </w:rPr>
+        <w:br/>
+      </w:r>
+      <w:r>
+        <w:rPr>
+          <w:rFonts w:ascii="Consolas" w:eastAsia="Consolas" w:hAnsi="Consolas"/>
+          <w:sz w:val="14"/>
+        </w:rPr>
+        <w:br/>
+        <w:t>if {[llength $tb_files] == 0} {</w:t>
+      </w:r>
+      <w:r>
+        <w:rPr>
+          <w:rFonts w:ascii="Consolas" w:eastAsia="Consolas" w:hAnsi="Consolas"/>
+          <w:sz w:val="14"/>
+        </w:rPr>
+        <w:br/>
+        <w:t xml:space="preserve">    puts "ERROR: No testbench files found in $sim_dir"</w:t>
+      </w:r>
+      <w:r>
+        <w:rPr>
+          <w:rFonts w:ascii="Consolas" w:eastAsia="Consolas" w:hAnsi="Consolas"/>
+          <w:sz w:val="14"/>
+        </w:rPr>
+        <w:br/>
+        <w:t xml:space="preserve">    quit -code 1</w:t>
+      </w:r>
+      <w:r>
+        <w:rPr>
+          <w:rFonts w:ascii="Consolas" w:eastAsia="Consolas" w:hAnsi="Consolas"/>
+          <w:sz w:val="14"/>
+        </w:rPr>
+        <w:br/>
+        <w:t>}</w:t>
+      </w:r>
+      <w:r>
+        <w:rPr>
+          <w:rFonts w:ascii="Consolas" w:eastAsia="Consolas" w:hAnsi="Consolas"/>
+          <w:sz w:val="14"/>
+        </w:rPr>
+        <w:br/>
+      </w:r>
+      <w:r>
+        <w:rPr>
+          <w:rFonts w:ascii="Consolas" w:eastAsia="Consolas" w:hAnsi="Consolas"/>
+          <w:sz w:val="14"/>
+        </w:rPr>
+        <w:br/>
+        <w:t>puts "========================================"</w:t>
+      </w:r>
+      <w:r>
+        <w:rPr>
+          <w:rFonts w:ascii="Consolas" w:eastAsia="Consolas" w:hAnsi="Consolas"/>
+          <w:sz w:val="14"/>
+        </w:rPr>
+        <w:br/>
+        <w:t>puts "Compile RTL sources"</w:t>
+      </w:r>
+      <w:r>
+        <w:rPr>
+          <w:rFonts w:ascii="Consolas" w:eastAsia="Consolas" w:hAnsi="Consolas"/>
+          <w:sz w:val="14"/>
+        </w:rPr>
+        <w:br/>
+        <w:t>puts "========================================"</w:t>
+      </w:r>
+      <w:r>
+        <w:rPr>
+          <w:rFonts w:ascii="Consolas" w:eastAsia="Consolas" w:hAnsi="Consolas"/>
+          <w:sz w:val="14"/>
+        </w:rPr>
+        <w:br/>
+        <w:t>foreach file $src_files {</w:t>
+      </w:r>
+      <w:r>
+        <w:rPr>
+          <w:rFonts w:ascii="Consolas" w:eastAsia="Consolas" w:hAnsi="Consolas"/>
+          <w:sz w:val="14"/>
+        </w:rPr>
+        <w:br/>
+        <w:t xml:space="preserve">    puts "vlog $file"</w:t>
+      </w:r>
+      <w:r>
+        <w:rPr>
+          <w:rFonts w:ascii="Consolas" w:eastAsia="Consolas" w:hAnsi="Consolas"/>
+          <w:sz w:val="14"/>
+        </w:rPr>
+        <w:br/>
+        <w:t xml:space="preserve">    vlog -work work $file</w:t>
+      </w:r>
+      <w:r>
+        <w:rPr>
+          <w:rFonts w:ascii="Consolas" w:eastAsia="Consolas" w:hAnsi="Consolas"/>
+          <w:sz w:val="14"/>
+        </w:rPr>
+        <w:br/>
+        <w:t>}</w:t>
+      </w:r>
+      <w:r>
+        <w:rPr>
+          <w:rFonts w:ascii="Consolas" w:eastAsia="Consolas" w:hAnsi="Consolas"/>
+          <w:sz w:val="14"/>
+        </w:rPr>
+        <w:br/>
+      </w:r>
+      <w:r>
+        <w:rPr>
+          <w:rFonts w:ascii="Consolas" w:eastAsia="Consolas" w:hAnsi="Consolas"/>
+          <w:sz w:val="14"/>
+        </w:rPr>
+        <w:br/>
+        <w:t>puts "========================================"</w:t>
+      </w:r>
+      <w:r>
+        <w:rPr>
+          <w:rFonts w:ascii="Consolas" w:eastAsia="Consolas" w:hAnsi="Consolas"/>
+          <w:sz w:val="14"/>
+        </w:rPr>
+        <w:br/>
+        <w:t>puts "Compile simulation sources"</w:t>
+      </w:r>
+      <w:r>
+        <w:rPr>
+          <w:rFonts w:ascii="Consolas" w:eastAsia="Consolas" w:hAnsi="Consolas"/>
+          <w:sz w:val="14"/>
+        </w:rPr>
+        <w:br/>
+        <w:t>puts "========================================"</w:t>
+      </w:r>
+      <w:r>
+        <w:rPr>
+          <w:rFonts w:ascii="Consolas" w:eastAsia="Consolas" w:hAnsi="Consolas"/>
+          <w:sz w:val="14"/>
+        </w:rPr>
+        <w:br/>
+        <w:t>foreach file $tb_files {</w:t>
+      </w:r>
+      <w:r>
+        <w:rPr>
+          <w:rFonts w:ascii="Consolas" w:eastAsia="Consolas" w:hAnsi="Consolas"/>
+          <w:sz w:val="14"/>
+        </w:rPr>
+        <w:br/>
+        <w:t xml:space="preserve">    puts "vlog $file"</w:t>
+      </w:r>
+      <w:r>
+        <w:rPr>
+          <w:rFonts w:ascii="Consolas" w:eastAsia="Consolas" w:hAnsi="Consolas"/>
+          <w:sz w:val="14"/>
+        </w:rPr>
+        <w:br/>
+        <w:t xml:space="preserve">    vlog -work work $file</w:t>
+      </w:r>
+      <w:r>
+        <w:rPr>
+          <w:rFonts w:ascii="Consolas" w:eastAsia="Consolas" w:hAnsi="Consolas"/>
+          <w:sz w:val="14"/>
+        </w:rPr>
+        <w:br/>
+        <w:t>}</w:t>
+      </w:r>
+      <w:r>
+        <w:rPr>
+          <w:rFonts w:ascii="Consolas" w:eastAsia="Consolas" w:hAnsi="Consolas"/>
+          <w:sz w:val="14"/>
+        </w:rPr>
+        <w:br/>
+      </w:r>
+      <w:r>
+        <w:rPr>
+          <w:rFonts w:ascii="Consolas" w:eastAsia="Consolas" w:hAnsi="Consolas"/>
+          <w:sz w:val="14"/>
+        </w:rPr>
+        <w:br/>
+        <w:t>puts "========================================"</w:t>
+      </w:r>
+      <w:r>
+        <w:rPr>
+          <w:rFonts w:ascii="Consolas" w:eastAsia="Consolas" w:hAnsi="Consolas"/>
+          <w:sz w:val="14"/>
+        </w:rPr>
+        <w:br/>
+        <w:t>puts "Start simulation: work.$sim_top"</w:t>
+      </w:r>
+      <w:r>
+        <w:rPr>
+          <w:rFonts w:ascii="Consolas" w:eastAsia="Consolas" w:hAnsi="Consolas"/>
+          <w:sz w:val="14"/>
+        </w:rPr>
+        <w:br/>
+        <w:t>puts "========================================"</w:t>
+      </w:r>
+      <w:r>
+        <w:rPr>
+          <w:rFonts w:ascii="Consolas" w:eastAsia="Consolas" w:hAnsi="Consolas"/>
+          <w:sz w:val="14"/>
+        </w:rPr>
+        <w:br/>
+        <w:t>vsim -voptargs=+acc work.$sim_top</w:t>
+      </w:r>
+      <w:r>
+        <w:rPr>
+          <w:rFonts w:ascii="Consolas" w:eastAsia="Consolas" w:hAnsi="Consolas"/>
+          <w:sz w:val="14"/>
+        </w:rPr>
+        <w:br/>
+        <w:t>onfinish stop</w:t>
+      </w:r>
+      <w:r>
+        <w:rPr>
+          <w:rFonts w:ascii="Consolas" w:eastAsia="Consolas" w:hAnsi="Consolas"/>
+          <w:sz w:val="14"/>
+        </w:rPr>
+        <w:br/>
+      </w:r>
+      <w:r>
+        <w:rPr>
+          <w:rFonts w:ascii="Consolas" w:eastAsia="Consolas" w:hAnsi="Consolas"/>
+          <w:sz w:val="14"/>
+        </w:rPr>
+        <w:br/>
+        <w:t>if {[batch_mode]} {</w:t>
+      </w:r>
+      <w:r>
+        <w:rPr>
+          <w:rFonts w:ascii="Consolas" w:eastAsia="Consolas" w:hAnsi="Consolas"/>
+          <w:sz w:val="14"/>
+        </w:rPr>
+        <w:br/>
+        <w:t xml:space="preserve">    log -r /*</w:t>
+      </w:r>
+      <w:r>
+        <w:rPr>
+          <w:rFonts w:ascii="Consolas" w:eastAsia="Consolas" w:hAnsi="Consolas"/>
+          <w:sz w:val="14"/>
+        </w:rPr>
+        <w:br/>
+        <w:t>} elseif {[file exists [file join $sim_dir "wave.do"]]} {</w:t>
+      </w:r>
+      <w:r>
+        <w:rPr>
+          <w:rFonts w:ascii="Consolas" w:eastAsia="Consolas" w:hAnsi="Consolas"/>
+          <w:sz w:val="14"/>
+        </w:rPr>
+        <w:br/>
+        <w:t xml:space="preserve">    do [file join $sim_dir "wave.do"]</w:t>
+      </w:r>
+      <w:r>
+        <w:rPr>
+          <w:rFonts w:ascii="Consolas" w:eastAsia="Consolas" w:hAnsi="Consolas"/>
+          <w:sz w:val="14"/>
+        </w:rPr>
+        <w:br/>
+      </w:r>
+      <w:r>
+        <w:rPr>
+          <w:rFonts w:ascii="Consolas" w:eastAsia="Consolas" w:hAnsi="Consolas"/>
+          <w:sz w:val="14"/>
+        </w:rPr>
+        <w:lastRenderedPageBreak/>
+        <w:t>} else {</w:t>
+      </w:r>
+      <w:r>
+        <w:rPr>
+          <w:rFonts w:ascii="Consolas" w:eastAsia="Consolas" w:hAnsi="Consolas"/>
+          <w:sz w:val="14"/>
+        </w:rPr>
+        <w:br/>
+        <w:t xml:space="preserve">    log -r /*</w:t>
+      </w:r>
+      <w:r>
+        <w:rPr>
+          <w:rFonts w:ascii="Consolas" w:eastAsia="Consolas" w:hAnsi="Consolas"/>
+          <w:sz w:val="14"/>
+        </w:rPr>
+        <w:br/>
+        <w:t xml:space="preserve">    add wave -r /*</w:t>
+      </w:r>
+      <w:r>
+        <w:rPr>
+          <w:rFonts w:ascii="Consolas" w:eastAsia="Consolas" w:hAnsi="Consolas"/>
+          <w:sz w:val="14"/>
+        </w:rPr>
+        <w:br/>
+        <w:t>}</w:t>
+      </w:r>
+      <w:r>
+        <w:rPr>
+          <w:rFonts w:ascii="Consolas" w:eastAsia="Consolas" w:hAnsi="Consolas"/>
+          <w:sz w:val="14"/>
+        </w:rPr>
+        <w:br/>
+      </w:r>
+      <w:r>
+        <w:rPr>
+          <w:rFonts w:ascii="Consolas" w:eastAsia="Consolas" w:hAnsi="Consolas"/>
+          <w:sz w:val="14"/>
+        </w:rPr>
+        <w:br/>
+        <w:t>run -all</w:t>
+      </w:r>
+      <w:r>
+        <w:rPr>
+          <w:rFonts w:ascii="Consolas" w:eastAsia="Consolas" w:hAnsi="Consolas"/>
+          <w:sz w:val="14"/>
+        </w:rPr>
+        <w:br/>
+      </w:r>
+      <w:r>
+        <w:rPr>
+          <w:rFonts w:ascii="Consolas" w:eastAsia="Consolas" w:hAnsi="Consolas"/>
+          <w:sz w:val="14"/>
+        </w:rPr>
+        <w:br/>
+        <w:t>set error_count_value ""</w:t>
+      </w:r>
+      <w:r>
+        <w:rPr>
+          <w:rFonts w:ascii="Consolas" w:eastAsia="Consolas" w:hAnsi="Consolas"/>
+          <w:sz w:val="14"/>
+        </w:rPr>
+        <w:br/>
+        <w:t>if {![catch {examine -radix decimal /$sim_top/error_count} error_count_value]} {</w:t>
+      </w:r>
+      <w:r>
+        <w:rPr>
+          <w:rFonts w:ascii="Consolas" w:eastAsia="Consolas" w:hAnsi="Consolas"/>
+          <w:sz w:val="14"/>
+        </w:rPr>
+        <w:br/>
+        <w:t xml:space="preserve">    puts "Self-check error_count = $error_count_value"</w:t>
+      </w:r>
+      <w:r>
+        <w:rPr>
+          <w:rFonts w:ascii="Consolas" w:eastAsia="Consolas" w:hAnsi="Consolas"/>
+          <w:sz w:val="14"/>
+        </w:rPr>
+        <w:br/>
+        <w:t xml:space="preserve">    if {$error_count_value != 0} {</w:t>
+      </w:r>
+      <w:r>
+        <w:rPr>
+          <w:rFonts w:ascii="Consolas" w:eastAsia="Consolas" w:hAnsi="Consolas"/>
+          <w:sz w:val="14"/>
+        </w:rPr>
+        <w:br/>
+        <w:t xml:space="preserve">        puts "ERROR: Self-checking testbench reported failures."</w:t>
+      </w:r>
+      <w:r>
+        <w:rPr>
+          <w:rFonts w:ascii="Consolas" w:eastAsia="Consolas" w:hAnsi="Consolas"/>
+          <w:sz w:val="14"/>
+        </w:rPr>
+        <w:br/>
+        <w:t xml:space="preserve">        quit -code 1</w:t>
+      </w:r>
+      <w:r>
+        <w:rPr>
+          <w:rFonts w:ascii="Consolas" w:eastAsia="Consolas" w:hAnsi="Consolas"/>
+          <w:sz w:val="14"/>
+        </w:rPr>
+        <w:br/>
+        <w:t xml:space="preserve">    }</w:t>
+      </w:r>
+      <w:r>
+        <w:rPr>
+          <w:rFonts w:ascii="Consolas" w:eastAsia="Consolas" w:hAnsi="Consolas"/>
+          <w:sz w:val="14"/>
+        </w:rPr>
+        <w:br/>
+        <w:t>} else {</w:t>
+      </w:r>
+      <w:r>
+        <w:rPr>
+          <w:rFonts w:ascii="Consolas" w:eastAsia="Consolas" w:hAnsi="Consolas"/>
+          <w:sz w:val="14"/>
+        </w:rPr>
+        <w:br/>
+        <w:t xml:space="preserve">    puts "WARNING: No /$sim_top/error_count signal found; relying on testbench exit status."</w:t>
+      </w:r>
+      <w:r>
+        <w:rPr>
+          <w:rFonts w:ascii="Consolas" w:eastAsia="Consolas" w:hAnsi="Consolas"/>
+          <w:sz w:val="14"/>
+        </w:rPr>
+        <w:br/>
+        <w:t>}</w:t>
+      </w:r>
+      <w:r>
+        <w:rPr>
+          <w:rFonts w:ascii="Consolas" w:eastAsia="Consolas" w:hAnsi="Consolas"/>
+          <w:sz w:val="14"/>
+        </w:rPr>
+        <w:br/>
+      </w:r>
+      <w:r>
+        <w:rPr>
+          <w:rFonts w:ascii="Consolas" w:eastAsia="Consolas" w:hAnsi="Consolas"/>
+          <w:sz w:val="14"/>
+        </w:rPr>
+        <w:br/>
+        <w:t>puts "========================================"</w:t>
+      </w:r>
+      <w:r>
+        <w:rPr>
+          <w:rFonts w:ascii="Consolas" w:eastAsia="Consolas" w:hAnsi="Consolas"/>
+          <w:sz w:val="14"/>
+        </w:rPr>
+        <w:br/>
+        <w:t>puts "ModelSim flow finished."</w:t>
+      </w:r>
+      <w:r>
+        <w:rPr>
+          <w:rFonts w:ascii="Consolas" w:eastAsia="Consolas" w:hAnsi="Consolas"/>
+          <w:sz w:val="14"/>
+        </w:rPr>
+        <w:br/>
+        <w:t>puts "Top module: $top_module"</w:t>
+      </w:r>
+      <w:r>
+        <w:rPr>
+          <w:rFonts w:ascii="Consolas" w:eastAsia="Consolas" w:hAnsi="Consolas"/>
+          <w:sz w:val="14"/>
+        </w:rPr>
+        <w:br/>
+        <w:t>puts "Simulation top: $sim_top"</w:t>
+      </w:r>
+      <w:r>
+        <w:rPr>
+          <w:rFonts w:ascii="Consolas" w:eastAsia="Consolas" w:hAnsi="Consolas"/>
+          <w:sz w:val="14"/>
+        </w:rPr>
+        <w:br/>
+        <w:t>puts "========================================"</w:t>
+      </w:r>
+      <w:r>
+        <w:rPr>
+          <w:rFonts w:ascii="Consolas" w:eastAsia="Consolas" w:hAnsi="Consolas"/>
+          <w:sz w:val="14"/>
+        </w:rPr>
+        <w:br/>
+      </w:r>
+      <w:r>
+        <w:rPr>
+          <w:rFonts w:ascii="Consolas" w:eastAsia="Consolas" w:hAnsi="Consolas"/>
+          <w:sz w:val="14"/>
+        </w:rPr>
+        <w:br/>
+        <w:t>quit -code 0</w:t>
+      </w:r>
+      <w:r>
+        <w:rPr>
+          <w:rFonts w:ascii="Consolas" w:eastAsia="Consolas" w:hAnsi="Consolas"/>
+          <w:sz w:val="14"/>
+        </w:rPr>
+        <w:br/>
+      </w:r>
+    </w:p>
+    <w:p>
+      <w:pPr>
+        <w:rPr>
+          <w:bCs/>
+          <w:color w:val="000000"/>
+          <w:sz w:val="21"/>
+          <w:szCs w:val="21"/>
+        </w:rPr>
+      </w:pPr>
+      <w:r>
+        <w:rPr>
+          <w:rFonts w:hint="eastAsia"/>
+          <w:bCs/>
+          <w:color w:val="000000"/>
+          <w:sz w:val="21"/>
+          <w:szCs w:val="21"/>
+        </w:rPr>
+        <w:t>(e) ModelSim</w:t>
+      </w:r>
+      <w:r>
+        <w:rPr>
+          <w:rFonts w:hint="eastAsia"/>
+          <w:bCs/>
+          <w:color w:val="000000"/>
+          <w:sz w:val="21"/>
+          <w:szCs w:val="21"/>
+        </w:rPr>
+        <w:t>仿真结果</w:t>
+      </w:r>
+    </w:p>
+    <w:p>
+      <w:pPr>
+        <w:rPr>
+          <w:bCs/>
+          <w:color w:val="000000"/>
+          <w:sz w:val="21"/>
+          <w:szCs w:val="21"/>
+        </w:rPr>
+      </w:pPr>
+    </w:p>
+    <w:p>
+      <w:pPr>
+        <w:rPr>
+          <w:bCs/>
+          <w:color w:val="000000"/>
+          <w:sz w:val="21"/>
+          <w:szCs w:val="21"/>
+        </w:rPr>
+      </w:pPr>
+    </w:p>
+    <w:p>
+      <w:pPr>
+        <w:rPr>
+          <w:bCs/>
+          <w:color w:val="000000"/>
+          <w:sz w:val="21"/>
+          <w:szCs w:val="21"/>
+        </w:rPr>
+      </w:pPr>
+    </w:p>
+    <w:p>
+      <w:pPr>
+        <w:rPr>
+          <w:rFonts w:hint="eastAsia"/>
+          <w:bCs/>
+          <w:color w:val="000000"/>
+          <w:sz w:val="21"/>
+          <w:szCs w:val="21"/>
+        </w:rPr>
+      </w:pPr>
+    </w:p>
+    <w:p>
+      <w:pPr>
         <w:pStyle w:val="Normal0"/>
         <w:spacing w:before="0" w:after="0"/>
         <w:rPr>
-          <w:rFonts w:ascii="Times New Roman" w:eastAsia="黑体" w:hAnsi="Times New Roman"/>
-          <w:bCs/>
-          <w:color w:val="000000"/>
-          <w:sz w:val="24"/>
-          <w:szCs w:val="24"/>
-          <w:lang w:val="en-US" w:eastAsia="zh-CN"/>
-        </w:rPr>
-      </w:pPr>
-    </w:p>
-    <w:p>
-      <w:pPr>
-        <w:pStyle w:val="Normal0"/>
-        <w:spacing w:before="0" w:after="0"/>
-        <w:rPr>
-          <w:rFonts w:ascii="Times New Roman" w:eastAsia="黑体" w:hAnsi="Times New Roman"/>
-          <w:bCs/>
-          <w:color w:val="000000"/>
-          <w:sz w:val="24"/>
-          <w:szCs w:val="24"/>
-          <w:lang w:val="en-US" w:eastAsia="zh-CN"/>
-        </w:rPr>
-      </w:pPr>
-    </w:p>
-    <w:p>
-      <w:pPr>
-        <w:rPr>
-          <w:bCs/>
-          <w:color w:val="000000"/>
-          <w:sz w:val="21"/>
-          <w:szCs w:val="21"/>
-        </w:rPr>
-      </w:pPr>
-      <w:r>
-        <w:rPr>
-          <w:rFonts w:hint="eastAsia"/>
-          <w:bCs/>
-          <w:color w:val="000000"/>
-          <w:sz w:val="21"/>
-          <w:szCs w:val="21"/>
-        </w:rPr>
-        <w:t>(b) Verilog</w:t>
-      </w:r>
-      <w:r>
-        <w:rPr>
-          <w:rFonts w:hint="eastAsia"/>
-          <w:bCs/>
-          <w:color w:val="000000"/>
-          <w:sz w:val="21"/>
-          <w:szCs w:val="21"/>
-        </w:rPr>
-        <w:t>源程序</w:t>
-      </w:r>
-    </w:p>
-    <w:p>
-      <w:pPr>
-        <w:rPr>
-          <w:rFonts w:hint="eastAsia"/>
-          <w:bCs/>
-          <w:color w:val="000000"/>
-          <w:sz w:val="21"/>
-          <w:szCs w:val="21"/>
-        </w:rPr>
-      </w:pPr>
-    </w:p>
-    <w:p>
-      <w:pPr>
-        <w:rPr>
-          <w:rFonts w:hint="eastAsia"/>
-          <w:bCs/>
-          <w:color w:val="000000"/>
-          <w:sz w:val="21"/>
-          <w:szCs w:val="21"/>
-        </w:rPr>
-      </w:pPr>
-    </w:p>
-    <w:p>
-      <w:pPr>
-        <w:rPr>
-          <w:rFonts w:hint="eastAsia"/>
-          <w:bCs/>
-          <w:color w:val="000000"/>
-          <w:sz w:val="21"/>
-          <w:szCs w:val="21"/>
-        </w:rPr>
-      </w:pPr>
-    </w:p>
-    <w:p>
-      <w:pPr>
-        <w:rPr>
-          <w:rFonts w:hint="eastAsia"/>
-          <w:bCs/>
-          <w:color w:val="000000"/>
-          <w:sz w:val="21"/>
-          <w:szCs w:val="21"/>
-        </w:rPr>
-      </w:pPr>
-    </w:p>
-    <w:p>
-      <w:pPr>
-        <w:rPr>
-          <w:rFonts w:hint="eastAsia"/>
-          <w:bCs/>
-          <w:color w:val="000000"/>
-          <w:sz w:val="21"/>
-          <w:szCs w:val="21"/>
-        </w:rPr>
-      </w:pPr>
-    </w:p>
-    <w:p>
-      <w:pPr>
-        <w:rPr>
-          <w:rFonts w:hint="eastAsia"/>
-          <w:bCs/>
-          <w:color w:val="000000"/>
-          <w:sz w:val="21"/>
-          <w:szCs w:val="21"/>
-        </w:rPr>
-      </w:pPr>
-      <w:r>
-        <w:rPr>
-          <w:rFonts w:hint="eastAsia"/>
-          <w:bCs/>
-          <w:color w:val="000000"/>
-          <w:sz w:val="21"/>
-          <w:szCs w:val="21"/>
-        </w:rPr>
-        <w:t>(c) RTL</w:t>
-      </w:r>
-      <w:r>
-        <w:rPr>
-          <w:rFonts w:hint="eastAsia"/>
-          <w:bCs/>
-          <w:color w:val="000000"/>
-          <w:sz w:val="21"/>
-          <w:szCs w:val="21"/>
-        </w:rPr>
-        <w:t>视图</w:t>
-      </w:r>
-    </w:p>
-    <w:p>
-      <w:pPr>
-        <w:rPr>
-          <w:rFonts w:hint="eastAsia"/>
-          <w:bCs/>
-          <w:color w:val="000000"/>
-          <w:sz w:val="21"/>
-          <w:szCs w:val="21"/>
-        </w:rPr>
-      </w:pPr>
-    </w:p>
-    <w:p>
-      <w:pPr>
-        <w:rPr>
-          <w:rFonts w:hint="eastAsia"/>
-          <w:bCs/>
-          <w:color w:val="000000"/>
-          <w:sz w:val="21"/>
-          <w:szCs w:val="21"/>
-        </w:rPr>
-      </w:pPr>
-    </w:p>
-    <w:p>
-      <w:pPr>
-        <w:rPr>
-          <w:rFonts w:hint="eastAsia"/>
-          <w:bCs/>
-          <w:color w:val="000000"/>
-          <w:sz w:val="21"/>
-          <w:szCs w:val="21"/>
-        </w:rPr>
-      </w:pPr>
-    </w:p>
-    <w:p>
-      <w:pPr>
-        <w:rPr>
-          <w:rFonts w:hint="eastAsia"/>
-          <w:bCs/>
-          <w:color w:val="000000"/>
-          <w:sz w:val="21"/>
-          <w:szCs w:val="21"/>
-        </w:rPr>
-      </w:pPr>
-    </w:p>
-    <w:p>
-      <w:pPr>
-        <w:rPr>
-          <w:rFonts w:hint="eastAsia"/>
-          <w:bCs/>
-          <w:color w:val="000000"/>
-          <w:sz w:val="21"/>
-          <w:szCs w:val="21"/>
-        </w:rPr>
-      </w:pPr>
-    </w:p>
-    <w:p>
-      <w:pPr>
-        <w:rPr>
-          <w:rFonts w:hint="eastAsia"/>
-          <w:bCs/>
-          <w:color w:val="000000"/>
-          <w:sz w:val="21"/>
-          <w:szCs w:val="21"/>
-        </w:rPr>
-      </w:pPr>
-      <w:r>
-        <w:rPr>
-          <w:rFonts w:hint="eastAsia"/>
-          <w:bCs/>
-          <w:color w:val="000000"/>
-          <w:sz w:val="21"/>
-          <w:szCs w:val="21"/>
-        </w:rPr>
-        <w:t>(d) ModelSim</w:t>
-      </w:r>
-      <w:r>
-        <w:rPr>
-          <w:rFonts w:hint="eastAsia"/>
-          <w:bCs/>
-          <w:color w:val="000000"/>
-          <w:sz w:val="21"/>
-          <w:szCs w:val="21"/>
-        </w:rPr>
-        <w:t>源程序</w:t>
-      </w:r>
-    </w:p>
-    <w:p>
-      <w:pPr>
-        <w:rPr>
-          <w:rFonts w:hint="eastAsia"/>
-          <w:bCs/>
-          <w:color w:val="000000"/>
-          <w:sz w:val="21"/>
-          <w:szCs w:val="21"/>
-        </w:rPr>
-      </w:pPr>
-    </w:p>
-    <w:p>
-      <w:pPr>
-        <w:rPr>
-          <w:rFonts w:hint="eastAsia"/>
-          <w:bCs/>
-          <w:color w:val="000000"/>
-          <w:sz w:val="21"/>
-          <w:szCs w:val="21"/>
-        </w:rPr>
-      </w:pPr>
-    </w:p>
-    <w:p>
-      <w:pPr>
-        <w:rPr>
-          <w:rFonts w:hint="eastAsia"/>
-          <w:bCs/>
-          <w:color w:val="000000"/>
-          <w:sz w:val="21"/>
-          <w:szCs w:val="21"/>
-        </w:rPr>
-      </w:pPr>
-    </w:p>
-    <w:p>
-      <w:pPr>
-        <w:rPr>
-          <w:rFonts w:hint="eastAsia"/>
-          <w:bCs/>
-          <w:color w:val="000000"/>
-          <w:sz w:val="21"/>
-          <w:szCs w:val="21"/>
-        </w:rPr>
-      </w:pPr>
-    </w:p>
-    <w:p>
-      <w:pPr>
-        <w:rPr>
-          <w:rFonts w:hint="eastAsia"/>
-          <w:bCs/>
-          <w:color w:val="000000"/>
-          <w:sz w:val="21"/>
-          <w:szCs w:val="21"/>
-        </w:rPr>
-      </w:pPr>
-    </w:p>
-    <w:p>
-      <w:pPr>
-        <w:rPr>
-          <w:rFonts w:hint="eastAsia"/>
-          <w:bCs/>
-          <w:color w:val="000000"/>
-          <w:sz w:val="21"/>
-          <w:szCs w:val="21"/>
-        </w:rPr>
-      </w:pPr>
-      <w:r>
-        <w:rPr>
-          <w:rFonts w:hint="eastAsia"/>
-          <w:bCs/>
-          <w:color w:val="000000"/>
-          <w:sz w:val="21"/>
-          <w:szCs w:val="21"/>
-        </w:rPr>
-        <w:t>(e) ModelSim</w:t>
-      </w:r>
-      <w:r>
-        <w:rPr>
-          <w:rFonts w:hint="eastAsia"/>
-          <w:bCs/>
-          <w:color w:val="000000"/>
-          <w:sz w:val="21"/>
-          <w:szCs w:val="21"/>
-        </w:rPr>
-        <w:t>仿真结果</w:t>
-      </w:r>
-    </w:p>
-    <w:p>
-      <w:pPr>
-        <w:rPr>
-          <w:rFonts w:hint="eastAsia"/>
-          <w:bCs/>
-          <w:color w:val="000000"/>
-          <w:sz w:val="21"/>
-          <w:szCs w:val="21"/>
-        </w:rPr>
-      </w:pPr>
-    </w:p>
-    <w:p>
-      <w:pPr>
-        <w:rPr>
-          <w:rFonts w:hint="eastAsia"/>
-          <w:bCs/>
-          <w:color w:val="000000"/>
-          <w:sz w:val="21"/>
-          <w:szCs w:val="21"/>
-        </w:rPr>
-      </w:pPr>
-    </w:p>
-    <w:p>
-      <w:pPr>
-        <w:rPr>
-          <w:rFonts w:hint="eastAsia"/>
-          <w:bCs/>
-          <w:color w:val="000000"/>
-          <w:sz w:val="21"/>
-          <w:szCs w:val="21"/>
-        </w:rPr>
-      </w:pPr>
-    </w:p>
-    <w:p>
-      <w:pPr>
-        <w:rPr>
-          <w:rFonts w:hint="eastAsia"/>
-          <w:bCs/>
-          <w:color w:val="000000"/>
-          <w:sz w:val="21"/>
-          <w:szCs w:val="21"/>
-        </w:rPr>
-      </w:pPr>
-    </w:p>
-    <w:p>
-      <w:pPr>
-        <w:pStyle w:val="Normal0"/>
-        <w:spacing w:before="0" w:after="0"/>
-        <w:rPr>
-          <w:rFonts w:ascii="Times New Roman" w:eastAsia="宋体" w:hAnsi="Times New Roman" w:hint="eastAsia"/>
+          <w:rFonts w:ascii="Times New Roman" w:eastAsia="宋体" w:hAnsi="Times New Roman"/>
           <w:bCs/>
           <w:sz w:val="24"/>
           <w:szCs w:val="24"/>
@@ -1409,6 +3355,7 @@
     </w:p>
     <w:p>
       <w:pPr>
+        <w:ind w:firstLine="420"/>
         <w:rPr>
           <w:rFonts w:hint="eastAsia"/>
           <w:bCs/>
@@ -1417,13 +3364,211 @@
           <w:szCs w:val="21"/>
         </w:rPr>
       </w:pPr>
+      <w:r>
+        <w:rPr>
+          <w:bCs/>
+          <w:color w:val="000000"/>
+          <w:sz w:val="21"/>
+          <w:szCs w:val="21"/>
+        </w:rPr>
+        <w:t>74LS194</w:t>
+      </w:r>
+      <w:r>
+        <w:rPr>
+          <w:bCs/>
+          <w:color w:val="000000"/>
+          <w:sz w:val="21"/>
+          <w:szCs w:val="21"/>
+        </w:rPr>
+        <w:t>为</w:t>
+      </w:r>
+      <w:r>
+        <w:rPr>
+          <w:bCs/>
+          <w:color w:val="000000"/>
+          <w:sz w:val="21"/>
+          <w:szCs w:val="21"/>
+        </w:rPr>
+        <w:t>4</w:t>
+      </w:r>
+      <w:r>
+        <w:rPr>
+          <w:bCs/>
+          <w:color w:val="000000"/>
+          <w:sz w:val="21"/>
+          <w:szCs w:val="21"/>
+        </w:rPr>
+        <w:t>位双向移位寄存器。本设计以低有效</w:t>
+      </w:r>
+      <w:r>
+        <w:rPr>
+          <w:bCs/>
+          <w:color w:val="000000"/>
+          <w:sz w:val="21"/>
+          <w:szCs w:val="21"/>
+        </w:rPr>
+        <w:t>MR_n</w:t>
+      </w:r>
+      <w:r>
+        <w:rPr>
+          <w:bCs/>
+          <w:color w:val="000000"/>
+          <w:sz w:val="21"/>
+          <w:szCs w:val="21"/>
+        </w:rPr>
+        <w:t>异步清零，</w:t>
+      </w:r>
+      <w:r>
+        <w:rPr>
+          <w:bCs/>
+          <w:color w:val="000000"/>
+          <w:sz w:val="21"/>
+          <w:szCs w:val="21"/>
+        </w:rPr>
+        <w:t>S</w:t>
+      </w:r>
+      <w:r>
+        <w:rPr>
+          <w:bCs/>
+          <w:color w:val="000000"/>
+          <w:sz w:val="21"/>
+          <w:szCs w:val="21"/>
+        </w:rPr>
+        <w:t>为模式选择：</w:t>
+      </w:r>
+      <w:r>
+        <w:rPr>
+          <w:bCs/>
+          <w:color w:val="000000"/>
+          <w:sz w:val="21"/>
+          <w:szCs w:val="21"/>
+        </w:rPr>
+        <w:t>S=00</w:t>
+      </w:r>
+      <w:r>
+        <w:rPr>
+          <w:bCs/>
+          <w:color w:val="000000"/>
+          <w:sz w:val="21"/>
+          <w:szCs w:val="21"/>
+        </w:rPr>
+        <w:t>保持，</w:t>
+      </w:r>
+      <w:r>
+        <w:rPr>
+          <w:bCs/>
+          <w:color w:val="000000"/>
+          <w:sz w:val="21"/>
+          <w:szCs w:val="21"/>
+        </w:rPr>
+        <w:t>S=01</w:t>
+      </w:r>
+      <w:r>
+        <w:rPr>
+          <w:bCs/>
+          <w:color w:val="000000"/>
+          <w:sz w:val="21"/>
+          <w:szCs w:val="21"/>
+        </w:rPr>
+        <w:t>右移并由</w:t>
+      </w:r>
+      <w:r>
+        <w:rPr>
+          <w:bCs/>
+          <w:color w:val="000000"/>
+          <w:sz w:val="21"/>
+          <w:szCs w:val="21"/>
+        </w:rPr>
+        <w:t>SR</w:t>
+      </w:r>
+      <w:r>
+        <w:rPr>
+          <w:bCs/>
+          <w:color w:val="000000"/>
+          <w:sz w:val="21"/>
+          <w:szCs w:val="21"/>
+        </w:rPr>
+        <w:t>串入，</w:t>
+      </w:r>
+      <w:r>
+        <w:rPr>
+          <w:bCs/>
+          <w:color w:val="000000"/>
+          <w:sz w:val="21"/>
+          <w:szCs w:val="21"/>
+        </w:rPr>
+        <w:t>S=10</w:t>
+      </w:r>
+      <w:r>
+        <w:rPr>
+          <w:bCs/>
+          <w:color w:val="000000"/>
+          <w:sz w:val="21"/>
+          <w:szCs w:val="21"/>
+        </w:rPr>
+        <w:t>左移并由</w:t>
+      </w:r>
+      <w:r>
+        <w:rPr>
+          <w:bCs/>
+          <w:color w:val="000000"/>
+          <w:sz w:val="21"/>
+          <w:szCs w:val="21"/>
+        </w:rPr>
+        <w:t>SL</w:t>
+      </w:r>
+      <w:r>
+        <w:rPr>
+          <w:bCs/>
+          <w:color w:val="000000"/>
+          <w:sz w:val="21"/>
+          <w:szCs w:val="21"/>
+        </w:rPr>
+        <w:t>串入，</w:t>
+      </w:r>
+      <w:r>
+        <w:rPr>
+          <w:bCs/>
+          <w:color w:val="000000"/>
+          <w:sz w:val="21"/>
+          <w:szCs w:val="21"/>
+        </w:rPr>
+        <w:t>S=11</w:t>
+      </w:r>
+      <w:r>
+        <w:rPr>
+          <w:bCs/>
+          <w:color w:val="000000"/>
+          <w:sz w:val="21"/>
+          <w:szCs w:val="21"/>
+        </w:rPr>
+        <w:t>并行装载</w:t>
+      </w:r>
+      <w:r>
+        <w:rPr>
+          <w:bCs/>
+          <w:color w:val="000000"/>
+          <w:sz w:val="21"/>
+          <w:szCs w:val="21"/>
+        </w:rPr>
+        <w:t>D</w:t>
+      </w:r>
+      <w:r>
+        <w:rPr>
+          <w:bCs/>
+          <w:color w:val="000000"/>
+          <w:sz w:val="21"/>
+          <w:szCs w:val="21"/>
+        </w:rPr>
+        <w:t>。所有非清零状态在时钟上升沿同步更新。</w:t>
+      </w:r>
     </w:p>
     <w:p>
       <w:pPr>
         <w:pStyle w:val="Normal0"/>
         <w:spacing w:before="0" w:after="0"/>
         <w:rPr>
-          <w:rFonts w:ascii="Times New Roman" w:eastAsia="黑体" w:hAnsi="Times New Roman" w:hint="eastAsia"/>
+          <w:rFonts w:ascii="Times New Roman" w:eastAsia="黑体" w:hAnsi="Times New Roman"/>
           <w:bCs/>
           <w:color w:val="000000"/>
           <w:sz w:val="24"/>
@@ -1434,6 +3579,288 @@
     </w:p>
     <w:p>
       <w:pPr>
+        <w:rPr>
+          <w:bCs/>
+          <w:color w:val="000000"/>
+          <w:sz w:val="21"/>
+          <w:szCs w:val="21"/>
+        </w:rPr>
+      </w:pPr>
+      <w:r>
+        <w:rPr>
+          <w:rFonts w:hint="eastAsia"/>
+          <w:bCs/>
+          <w:color w:val="000000"/>
+          <w:sz w:val="21"/>
+          <w:szCs w:val="21"/>
+        </w:rPr>
+        <w:t>(b) Verilog</w:t>
+      </w:r>
+      <w:r>
+        <w:rPr>
+          <w:rFonts w:hint="eastAsia"/>
+          <w:bCs/>
+          <w:color w:val="000000"/>
+          <w:sz w:val="21"/>
+          <w:szCs w:val="21"/>
+        </w:rPr>
+        <w:t>源程序</w:t>
+      </w:r>
+    </w:p>
+    <w:p>
+      <w:pPr>
+        <w:snapToGrid w:val="0"/>
+        <w:spacing w:line="240" w:lineRule="atLeast"/>
+        <w:jc w:val="both"/>
+        <w:rPr>
+          <w:rFonts w:hint="eastAsia"/>
+        </w:rPr>
+      </w:pPr>
+      <w:r>
+        <w:rPr>
+          <w:rFonts w:ascii="Consolas" w:eastAsia="Consolas" w:hAnsi="Consolas"/>
+          <w:sz w:val="14"/>
+        </w:rPr>
+        <w:t>`timescale 1ns / 1ps</w:t>
+      </w:r>
+      <w:r>
+        <w:rPr>
+          <w:rFonts w:ascii="Consolas" w:eastAsia="Consolas" w:hAnsi="Consolas"/>
+          <w:sz w:val="14"/>
+        </w:rPr>
+        <w:br/>
+      </w:r>
+      <w:r>
+        <w:rPr>
+          <w:rFonts w:ascii="Consolas" w:eastAsia="Consolas" w:hAnsi="Consolas"/>
+          <w:sz w:val="14"/>
+        </w:rPr>
+        <w:br/>
+        <w:t>// 4-bit bidirectional universal shift register compatible with 74LS194 modes.</w:t>
+      </w:r>
+      <w:r>
+        <w:rPr>
+          <w:rFonts w:ascii="Consolas" w:eastAsia="Consolas" w:hAnsi="Consolas"/>
+          <w:sz w:val="14"/>
+        </w:rPr>
+        <w:br/>
+        <w:t>// s = 00 hold, 01 shift right, 10 shift left, 11 parallel load.</w:t>
+      </w:r>
+      <w:r>
+        <w:rPr>
+          <w:rFonts w:ascii="Consolas" w:eastAsia="Consolas" w:hAnsi="Consolas"/>
+          <w:sz w:val="14"/>
+        </w:rPr>
+        <w:br/>
+        <w:t>module shift_register_74ls194 (</w:t>
+      </w:r>
+      <w:r>
+        <w:rPr>
+          <w:rFonts w:ascii="Consolas" w:eastAsia="Consolas" w:hAnsi="Consolas"/>
+          <w:sz w:val="14"/>
+        </w:rPr>
+        <w:br/>
+        <w:t xml:space="preserve">    input  wire       clk,</w:t>
+      </w:r>
+      <w:r>
+        <w:rPr>
+          <w:rFonts w:ascii="Consolas" w:eastAsia="Consolas" w:hAnsi="Consolas"/>
+          <w:sz w:val="14"/>
+        </w:rPr>
+        <w:br/>
+        <w:t xml:space="preserve">    input  wire       clr_n,</w:t>
+      </w:r>
+      <w:r>
+        <w:rPr>
+          <w:rFonts w:ascii="Consolas" w:eastAsia="Consolas" w:hAnsi="Consolas"/>
+          <w:sz w:val="14"/>
+        </w:rPr>
+        <w:br/>
+        <w:t xml:space="preserve">    input  wire [1:0] s,</w:t>
+      </w:r>
+      <w:r>
+        <w:rPr>
+          <w:rFonts w:ascii="Consolas" w:eastAsia="Consolas" w:hAnsi="Consolas"/>
+          <w:sz w:val="14"/>
+        </w:rPr>
+        <w:br/>
+        <w:t xml:space="preserve">    input  wire       sr,</w:t>
+      </w:r>
+      <w:r>
+        <w:rPr>
+          <w:rFonts w:ascii="Consolas" w:eastAsia="Consolas" w:hAnsi="Consolas"/>
+          <w:sz w:val="14"/>
+        </w:rPr>
+        <w:br/>
+        <w:t xml:space="preserve">    input  wire       sl,</w:t>
+      </w:r>
+      <w:r>
+        <w:rPr>
+          <w:rFonts w:ascii="Consolas" w:eastAsia="Consolas" w:hAnsi="Consolas"/>
+          <w:sz w:val="14"/>
+        </w:rPr>
+        <w:br/>
+        <w:t xml:space="preserve">    input  wire [3:0] d,</w:t>
+      </w:r>
+      <w:r>
+        <w:rPr>
+          <w:rFonts w:ascii="Consolas" w:eastAsia="Consolas" w:hAnsi="Consolas"/>
+          <w:sz w:val="14"/>
+        </w:rPr>
+        <w:br/>
+      </w:r>
+      <w:r>
+        <w:rPr>
+          <w:rFonts w:ascii="Consolas" w:eastAsia="Consolas" w:hAnsi="Consolas"/>
+          <w:sz w:val="14"/>
+        </w:rPr>
+        <w:lastRenderedPageBreak/>
+        <w:t xml:space="preserve">    output reg  [3:0] q</w:t>
+      </w:r>
+      <w:r>
+        <w:rPr>
+          <w:rFonts w:ascii="Consolas" w:eastAsia="Consolas" w:hAnsi="Consolas"/>
+          <w:sz w:val="14"/>
+        </w:rPr>
+        <w:br/>
+        <w:t>);</w:t>
+      </w:r>
+      <w:r>
+        <w:rPr>
+          <w:rFonts w:ascii="Consolas" w:eastAsia="Consolas" w:hAnsi="Consolas"/>
+          <w:sz w:val="14"/>
+        </w:rPr>
+        <w:br/>
+      </w:r>
+      <w:r>
+        <w:rPr>
+          <w:rFonts w:ascii="Consolas" w:eastAsia="Consolas" w:hAnsi="Consolas"/>
+          <w:sz w:val="14"/>
+        </w:rPr>
+        <w:br/>
+        <w:t xml:space="preserve">    always @(posedge clk or negedge clr_n) begin</w:t>
+      </w:r>
+      <w:r>
+        <w:rPr>
+          <w:rFonts w:ascii="Consolas" w:eastAsia="Consolas" w:hAnsi="Consolas"/>
+          <w:sz w:val="14"/>
+        </w:rPr>
+        <w:br/>
+        <w:t xml:space="preserve">        if (!clr_n) begin</w:t>
+      </w:r>
+      <w:r>
+        <w:rPr>
+          <w:rFonts w:ascii="Consolas" w:eastAsia="Consolas" w:hAnsi="Consolas"/>
+          <w:sz w:val="14"/>
+        </w:rPr>
+        <w:br/>
+        <w:t xml:space="preserve">            q &lt;= 4'b0000;</w:t>
+      </w:r>
+      <w:r>
+        <w:rPr>
+          <w:rFonts w:ascii="Consolas" w:eastAsia="Consolas" w:hAnsi="Consolas"/>
+          <w:sz w:val="14"/>
+        </w:rPr>
+        <w:br/>
+        <w:t xml:space="preserve">        end else begin</w:t>
+      </w:r>
+      <w:r>
+        <w:rPr>
+          <w:rFonts w:ascii="Consolas" w:eastAsia="Consolas" w:hAnsi="Consolas"/>
+          <w:sz w:val="14"/>
+        </w:rPr>
+        <w:br/>
+        <w:t xml:space="preserve">            case (s)</w:t>
+      </w:r>
+      <w:r>
+        <w:rPr>
+          <w:rFonts w:ascii="Consolas" w:eastAsia="Consolas" w:hAnsi="Consolas"/>
+          <w:sz w:val="14"/>
+        </w:rPr>
+        <w:br/>
+        <w:t xml:space="preserve">                2'b00: q &lt;= q;</w:t>
+      </w:r>
+      <w:r>
+        <w:rPr>
+          <w:rFonts w:ascii="Consolas" w:eastAsia="Consolas" w:hAnsi="Consolas"/>
+          <w:sz w:val="14"/>
+        </w:rPr>
+        <w:br/>
+        <w:t xml:space="preserve">                2'b01: q &lt;= {sr, q[3:1]};</w:t>
+      </w:r>
+      <w:r>
+        <w:rPr>
+          <w:rFonts w:ascii="Consolas" w:eastAsia="Consolas" w:hAnsi="Consolas"/>
+          <w:sz w:val="14"/>
+        </w:rPr>
+        <w:br/>
+        <w:t xml:space="preserve">                2'b10: q &lt;= {q[2:0], sl};</w:t>
+      </w:r>
+      <w:r>
+        <w:rPr>
+          <w:rFonts w:ascii="Consolas" w:eastAsia="Consolas" w:hAnsi="Consolas"/>
+          <w:sz w:val="14"/>
+        </w:rPr>
+        <w:br/>
+        <w:t xml:space="preserve">                2'b11: q &lt;= d;</w:t>
+      </w:r>
+      <w:r>
+        <w:rPr>
+          <w:rFonts w:ascii="Consolas" w:eastAsia="Consolas" w:hAnsi="Consolas"/>
+          <w:sz w:val="14"/>
+        </w:rPr>
+        <w:br/>
+        <w:t xml:space="preserve">                default: q &lt;= q;</w:t>
+      </w:r>
+      <w:r>
+        <w:rPr>
+          <w:rFonts w:ascii="Consolas" w:eastAsia="Consolas" w:hAnsi="Consolas"/>
+          <w:sz w:val="14"/>
+        </w:rPr>
+        <w:br/>
+        <w:t xml:space="preserve">            endcase</w:t>
+      </w:r>
+      <w:r>
+        <w:rPr>
+          <w:rFonts w:ascii="Consolas" w:eastAsia="Consolas" w:hAnsi="Consolas"/>
+          <w:sz w:val="14"/>
+        </w:rPr>
+        <w:br/>
+        <w:t xml:space="preserve">        end</w:t>
+      </w:r>
+      <w:r>
+        <w:rPr>
+          <w:rFonts w:ascii="Consolas" w:eastAsia="Consolas" w:hAnsi="Consolas"/>
+          <w:sz w:val="14"/>
+        </w:rPr>
+        <w:br/>
+        <w:t xml:space="preserve">    end</w:t>
+      </w:r>
+      <w:r>
+        <w:rPr>
+          <w:rFonts w:ascii="Consolas" w:eastAsia="Consolas" w:hAnsi="Consolas"/>
+          <w:sz w:val="14"/>
+        </w:rPr>
+        <w:br/>
+      </w:r>
+      <w:r>
+        <w:rPr>
+          <w:rFonts w:ascii="Consolas" w:eastAsia="Consolas" w:hAnsi="Consolas"/>
+          <w:sz w:val="14"/>
+        </w:rPr>
+        <w:br/>
+        <w:t>endmodule</w:t>
+      </w:r>
+      <w:r>
+        <w:rPr>
+          <w:rFonts w:ascii="Consolas" w:eastAsia="Consolas" w:hAnsi="Consolas"/>
+          <w:sz w:val="14"/>
+        </w:rPr>
+        <w:br/>
+      </w:r>
+    </w:p>
+    <w:p>
+      <w:pPr>
         <w:pStyle w:val="Normal0"/>
         <w:spacing w:before="0" w:after="0"/>
         <w:rPr>
@@ -1448,6 +3875,1987 @@
     </w:p>
     <w:p>
       <w:pPr>
+        <w:rPr>
+          <w:bCs/>
+          <w:color w:val="000000"/>
+          <w:sz w:val="21"/>
+          <w:szCs w:val="21"/>
+        </w:rPr>
+      </w:pPr>
+      <w:r>
+        <w:rPr>
+          <w:rFonts w:hint="eastAsia"/>
+          <w:bCs/>
+          <w:color w:val="000000"/>
+          <w:sz w:val="21"/>
+          <w:szCs w:val="21"/>
+        </w:rPr>
+        <w:t>(c) RTL</w:t>
+      </w:r>
+      <w:r>
+        <w:rPr>
+          <w:rFonts w:hint="eastAsia"/>
+          <w:bCs/>
+          <w:color w:val="000000"/>
+          <w:sz w:val="21"/>
+          <w:szCs w:val="21"/>
+        </w:rPr>
+        <w:t>视图</w:t>
+      </w:r>
+    </w:p>
+    <w:p>
+      <w:pPr>
+        <w:rPr>
+          <w:rFonts w:hint="eastAsia"/>
+          <w:bCs/>
+          <w:color w:val="000000"/>
+          <w:sz w:val="21"/>
+          <w:szCs w:val="21"/>
+        </w:rPr>
+      </w:pPr>
+      <w:r>
+        <w:rPr>
+          <w:noProof/>
+        </w:rPr>
+        <w:pict w14:anchorId="4C0568F5">
+          <v:shape id="_x0000_i1026" type="#_x0000_t75" alt="rtl_schematic_full.svg" style="width:6in;height:124.25pt;visibility:visible" o:gfxdata="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">
+            <v:imagedata r:id="rId10" o:title=""/>
+          </v:shape>
+        </w:pict>
+      </w:r>
+    </w:p>
+    <w:p>
+      <w:pPr>
+        <w:rPr>
+          <w:bCs/>
+          <w:color w:val="000000"/>
+          <w:sz w:val="21"/>
+          <w:szCs w:val="21"/>
+        </w:rPr>
+      </w:pPr>
+    </w:p>
+    <w:p>
+      <w:pPr>
+        <w:rPr>
+          <w:bCs/>
+          <w:color w:val="000000"/>
+          <w:sz w:val="21"/>
+          <w:szCs w:val="21"/>
+        </w:rPr>
+      </w:pPr>
+      <w:r>
+        <w:rPr>
+          <w:rFonts w:hint="eastAsia"/>
+          <w:bCs/>
+          <w:color w:val="000000"/>
+          <w:sz w:val="21"/>
+          <w:szCs w:val="21"/>
+        </w:rPr>
+        <w:t>(d) ModelSim</w:t>
+      </w:r>
+      <w:r>
+        <w:rPr>
+          <w:rFonts w:hint="eastAsia"/>
+          <w:bCs/>
+          <w:color w:val="000000"/>
+          <w:sz w:val="21"/>
+          <w:szCs w:val="21"/>
+        </w:rPr>
+        <w:t>源程序</w:t>
+      </w:r>
+    </w:p>
+    <w:p>
+      <w:pPr>
+        <w:spacing w:after="40"/>
+        <w:rPr>
+          <w:bCs/>
+        </w:rPr>
+      </w:pPr>
+      <w:r>
+        <w:rPr>
+          <w:bCs/>
+          <w:sz w:val="19"/>
+        </w:rPr>
+        <w:t>文件：</w:t>
+      </w:r>
+      <w:r>
+        <w:rPr>
+          <w:bCs/>
+          <w:sz w:val="19"/>
+        </w:rPr>
+        <w:t>lab2/task2_shift_74ls194/sim/tb_shift_register_74ls194.v</w:t>
+      </w:r>
+    </w:p>
+    <w:p>
+      <w:pPr>
+        <w:snapToGrid w:val="0"/>
+        <w:spacing w:line="240" w:lineRule="atLeast"/>
+      </w:pPr>
+      <w:r>
+        <w:rPr>
+          <w:rFonts w:ascii="Consolas" w:eastAsia="Consolas" w:hAnsi="Consolas"/>
+          <w:sz w:val="14"/>
+        </w:rPr>
+        <w:t>`timescale 1ns / 1ps</w:t>
+      </w:r>
+      <w:r>
+        <w:rPr>
+          <w:rFonts w:ascii="Consolas" w:eastAsia="Consolas" w:hAnsi="Consolas"/>
+          <w:sz w:val="14"/>
+        </w:rPr>
+        <w:br/>
+      </w:r>
+      <w:r>
+        <w:rPr>
+          <w:rFonts w:ascii="Consolas" w:eastAsia="Consolas" w:hAnsi="Consolas"/>
+          <w:sz w:val="14"/>
+        </w:rPr>
+        <w:br/>
+        <w:t>module tb_shift_register_74ls194;</w:t>
+      </w:r>
+      <w:r>
+        <w:rPr>
+          <w:rFonts w:ascii="Consolas" w:eastAsia="Consolas" w:hAnsi="Consolas"/>
+          <w:sz w:val="14"/>
+        </w:rPr>
+        <w:br/>
+      </w:r>
+      <w:r>
+        <w:rPr>
+          <w:rFonts w:ascii="Consolas" w:eastAsia="Consolas" w:hAnsi="Consolas"/>
+          <w:sz w:val="14"/>
+        </w:rPr>
+        <w:br/>
+        <w:t xml:space="preserve">    reg clk;</w:t>
+      </w:r>
+      <w:r>
+        <w:rPr>
+          <w:rFonts w:ascii="Consolas" w:eastAsia="Consolas" w:hAnsi="Consolas"/>
+          <w:sz w:val="14"/>
+        </w:rPr>
+        <w:br/>
+        <w:t xml:space="preserve">    reg clr_n;</w:t>
+      </w:r>
+      <w:r>
+        <w:rPr>
+          <w:rFonts w:ascii="Consolas" w:eastAsia="Consolas" w:hAnsi="Consolas"/>
+          <w:sz w:val="14"/>
+        </w:rPr>
+        <w:br/>
+        <w:t xml:space="preserve">    reg [1:0] s;</w:t>
+      </w:r>
+      <w:r>
+        <w:rPr>
+          <w:rFonts w:ascii="Consolas" w:eastAsia="Consolas" w:hAnsi="Consolas"/>
+          <w:sz w:val="14"/>
+        </w:rPr>
+        <w:br/>
+        <w:t xml:space="preserve">    reg sr;</w:t>
+      </w:r>
+      <w:r>
+        <w:rPr>
+          <w:rFonts w:ascii="Consolas" w:eastAsia="Consolas" w:hAnsi="Consolas"/>
+          <w:sz w:val="14"/>
+        </w:rPr>
+        <w:br/>
+        <w:t xml:space="preserve">    reg sl;</w:t>
+      </w:r>
+      <w:r>
+        <w:rPr>
+          <w:rFonts w:ascii="Consolas" w:eastAsia="Consolas" w:hAnsi="Consolas"/>
+          <w:sz w:val="14"/>
+        </w:rPr>
+        <w:br/>
+        <w:t xml:space="preserve">    reg [3:0] d;</w:t>
+      </w:r>
+      <w:r>
+        <w:rPr>
+          <w:rFonts w:ascii="Consolas" w:eastAsia="Consolas" w:hAnsi="Consolas"/>
+          <w:sz w:val="14"/>
+        </w:rPr>
+        <w:br/>
+      </w:r>
+      <w:r>
+        <w:rPr>
+          <w:rFonts w:ascii="Consolas" w:eastAsia="Consolas" w:hAnsi="Consolas"/>
+          <w:sz w:val="14"/>
+        </w:rPr>
+        <w:br/>
+        <w:t xml:space="preserve">    wire [3:0] q;</w:t>
+      </w:r>
+      <w:r>
+        <w:rPr>
+          <w:rFonts w:ascii="Consolas" w:eastAsia="Consolas" w:hAnsi="Consolas"/>
+          <w:sz w:val="14"/>
+        </w:rPr>
+        <w:br/>
+        <w:t xml:space="preserve">    integer error_count;</w:t>
+      </w:r>
+      <w:r>
+        <w:rPr>
+          <w:rFonts w:ascii="Consolas" w:eastAsia="Consolas" w:hAnsi="Consolas"/>
+          <w:sz w:val="14"/>
+        </w:rPr>
+        <w:br/>
+      </w:r>
+      <w:r>
+        <w:rPr>
+          <w:rFonts w:ascii="Consolas" w:eastAsia="Consolas" w:hAnsi="Consolas"/>
+          <w:sz w:val="14"/>
+        </w:rPr>
+        <w:br/>
+        <w:t xml:space="preserve">    shift_register_74ls194 uut (</w:t>
+      </w:r>
+      <w:r>
+        <w:rPr>
+          <w:rFonts w:ascii="Consolas" w:eastAsia="Consolas" w:hAnsi="Consolas"/>
+          <w:sz w:val="14"/>
+        </w:rPr>
+        <w:br/>
+        <w:t xml:space="preserve">        .clk(clk),</w:t>
+      </w:r>
+      <w:r>
+        <w:rPr>
+          <w:rFonts w:ascii="Consolas" w:eastAsia="Consolas" w:hAnsi="Consolas"/>
+          <w:sz w:val="14"/>
+        </w:rPr>
+        <w:br/>
+        <w:t xml:space="preserve">        .clr_n(clr_n),</w:t>
+      </w:r>
+      <w:r>
+        <w:rPr>
+          <w:rFonts w:ascii="Consolas" w:eastAsia="Consolas" w:hAnsi="Consolas"/>
+          <w:sz w:val="14"/>
+        </w:rPr>
+        <w:br/>
+        <w:t xml:space="preserve">        .s(s),</w:t>
+      </w:r>
+      <w:r>
+        <w:rPr>
+          <w:rFonts w:ascii="Consolas" w:eastAsia="Consolas" w:hAnsi="Consolas"/>
+          <w:sz w:val="14"/>
+        </w:rPr>
+        <w:br/>
+        <w:t xml:space="preserve">        .sr(sr),</w:t>
+      </w:r>
+      <w:r>
+        <w:rPr>
+          <w:rFonts w:ascii="Consolas" w:eastAsia="Consolas" w:hAnsi="Consolas"/>
+          <w:sz w:val="14"/>
+        </w:rPr>
+        <w:br/>
+      </w:r>
+      <w:r>
+        <w:rPr>
+          <w:rFonts w:ascii="Consolas" w:eastAsia="Consolas" w:hAnsi="Consolas"/>
+          <w:sz w:val="14"/>
+        </w:rPr>
+        <w:lastRenderedPageBreak/>
+        <w:t xml:space="preserve">        .sl(sl),</w:t>
+      </w:r>
+      <w:r>
+        <w:rPr>
+          <w:rFonts w:ascii="Consolas" w:eastAsia="Consolas" w:hAnsi="Consolas"/>
+          <w:sz w:val="14"/>
+        </w:rPr>
+        <w:br/>
+        <w:t xml:space="preserve">        .d(d),</w:t>
+      </w:r>
+      <w:r>
+        <w:rPr>
+          <w:rFonts w:ascii="Consolas" w:eastAsia="Consolas" w:hAnsi="Consolas"/>
+          <w:sz w:val="14"/>
+        </w:rPr>
+        <w:br/>
+        <w:t xml:space="preserve">        .q(q)</w:t>
+      </w:r>
+      <w:r>
+        <w:rPr>
+          <w:rFonts w:ascii="Consolas" w:eastAsia="Consolas" w:hAnsi="Consolas"/>
+          <w:sz w:val="14"/>
+        </w:rPr>
+        <w:br/>
+        <w:t xml:space="preserve">    );</w:t>
+      </w:r>
+      <w:r>
+        <w:rPr>
+          <w:rFonts w:ascii="Consolas" w:eastAsia="Consolas" w:hAnsi="Consolas"/>
+          <w:sz w:val="14"/>
+        </w:rPr>
+        <w:br/>
+      </w:r>
+      <w:r>
+        <w:rPr>
+          <w:rFonts w:ascii="Consolas" w:eastAsia="Consolas" w:hAnsi="Consolas"/>
+          <w:sz w:val="14"/>
+        </w:rPr>
+        <w:br/>
+        <w:t xml:space="preserve">    initial begin</w:t>
+      </w:r>
+      <w:r>
+        <w:rPr>
+          <w:rFonts w:ascii="Consolas" w:eastAsia="Consolas" w:hAnsi="Consolas"/>
+          <w:sz w:val="14"/>
+        </w:rPr>
+        <w:br/>
+        <w:t xml:space="preserve">        clk = 1'b0;</w:t>
+      </w:r>
+      <w:r>
+        <w:rPr>
+          <w:rFonts w:ascii="Consolas" w:eastAsia="Consolas" w:hAnsi="Consolas"/>
+          <w:sz w:val="14"/>
+        </w:rPr>
+        <w:br/>
+        <w:t xml:space="preserve">        forever #5 clk = ~clk;</w:t>
+      </w:r>
+      <w:r>
+        <w:rPr>
+          <w:rFonts w:ascii="Consolas" w:eastAsia="Consolas" w:hAnsi="Consolas"/>
+          <w:sz w:val="14"/>
+        </w:rPr>
+        <w:br/>
+        <w:t xml:space="preserve">    end</w:t>
+      </w:r>
+      <w:r>
+        <w:rPr>
+          <w:rFonts w:ascii="Consolas" w:eastAsia="Consolas" w:hAnsi="Consolas"/>
+          <w:sz w:val="14"/>
+        </w:rPr>
+        <w:br/>
+      </w:r>
+      <w:r>
+        <w:rPr>
+          <w:rFonts w:ascii="Consolas" w:eastAsia="Consolas" w:hAnsi="Consolas"/>
+          <w:sz w:val="14"/>
+        </w:rPr>
+        <w:br/>
+        <w:t xml:space="preserve">    task check_q;</w:t>
+      </w:r>
+      <w:r>
+        <w:rPr>
+          <w:rFonts w:ascii="Consolas" w:eastAsia="Consolas" w:hAnsi="Consolas"/>
+          <w:sz w:val="14"/>
+        </w:rPr>
+        <w:br/>
+        <w:t xml:space="preserve">        input [3:0] exp_q;</w:t>
+      </w:r>
+      <w:r>
+        <w:rPr>
+          <w:rFonts w:ascii="Consolas" w:eastAsia="Consolas" w:hAnsi="Consolas"/>
+          <w:sz w:val="14"/>
+        </w:rPr>
+        <w:br/>
+        <w:t xml:space="preserve">        begin</w:t>
+      </w:r>
+      <w:r>
+        <w:rPr>
+          <w:rFonts w:ascii="Consolas" w:eastAsia="Consolas" w:hAnsi="Consolas"/>
+          <w:sz w:val="14"/>
+        </w:rPr>
+        <w:br/>
+        <w:t xml:space="preserve">            #1;</w:t>
+      </w:r>
+      <w:r>
+        <w:rPr>
+          <w:rFonts w:ascii="Consolas" w:eastAsia="Consolas" w:hAnsi="Consolas"/>
+          <w:sz w:val="14"/>
+        </w:rPr>
+        <w:br/>
+        <w:t xml:space="preserve">            if (q !== exp_q) begin</w:t>
+      </w:r>
+      <w:r>
+        <w:rPr>
+          <w:rFonts w:ascii="Consolas" w:eastAsia="Consolas" w:hAnsi="Consolas"/>
+          <w:sz w:val="14"/>
+        </w:rPr>
+        <w:br/>
+        <w:t xml:space="preserve">                $display("ERROR time=%0t s=%b sr=%b sl=%b d=%h q=%h expected=%h",</w:t>
+      </w:r>
+      <w:r>
+        <w:rPr>
+          <w:rFonts w:ascii="Consolas" w:eastAsia="Consolas" w:hAnsi="Consolas"/>
+          <w:sz w:val="14"/>
+        </w:rPr>
+        <w:br/>
+        <w:t xml:space="preserve">                         $time, s, sr, sl, d, q, exp_q);</w:t>
+      </w:r>
+      <w:r>
+        <w:rPr>
+          <w:rFonts w:ascii="Consolas" w:eastAsia="Consolas" w:hAnsi="Consolas"/>
+          <w:sz w:val="14"/>
+        </w:rPr>
+        <w:br/>
+        <w:t xml:space="preserve">                error_count = error_count + 1;</w:t>
+      </w:r>
+      <w:r>
+        <w:rPr>
+          <w:rFonts w:ascii="Consolas" w:eastAsia="Consolas" w:hAnsi="Consolas"/>
+          <w:sz w:val="14"/>
+        </w:rPr>
+        <w:br/>
+        <w:t xml:space="preserve">            end else begin</w:t>
+      </w:r>
+      <w:r>
+        <w:rPr>
+          <w:rFonts w:ascii="Consolas" w:eastAsia="Consolas" w:hAnsi="Consolas"/>
+          <w:sz w:val="14"/>
+        </w:rPr>
+        <w:br/>
+        <w:t xml:space="preserve">                $display("PASS  time=%0t q=%h", $time, q);</w:t>
+      </w:r>
+      <w:r>
+        <w:rPr>
+          <w:rFonts w:ascii="Consolas" w:eastAsia="Consolas" w:hAnsi="Consolas"/>
+          <w:sz w:val="14"/>
+        </w:rPr>
+        <w:br/>
+        <w:t xml:space="preserve">            end</w:t>
+      </w:r>
+      <w:r>
+        <w:rPr>
+          <w:rFonts w:ascii="Consolas" w:eastAsia="Consolas" w:hAnsi="Consolas"/>
+          <w:sz w:val="14"/>
+        </w:rPr>
+        <w:br/>
+        <w:t xml:space="preserve">        end</w:t>
+      </w:r>
+      <w:r>
+        <w:rPr>
+          <w:rFonts w:ascii="Consolas" w:eastAsia="Consolas" w:hAnsi="Consolas"/>
+          <w:sz w:val="14"/>
+        </w:rPr>
+        <w:br/>
+        <w:t xml:space="preserve">    endtask</w:t>
+      </w:r>
+      <w:r>
+        <w:rPr>
+          <w:rFonts w:ascii="Consolas" w:eastAsia="Consolas" w:hAnsi="Consolas"/>
+          <w:sz w:val="14"/>
+        </w:rPr>
+        <w:br/>
+      </w:r>
+      <w:r>
+        <w:rPr>
+          <w:rFonts w:ascii="Consolas" w:eastAsia="Consolas" w:hAnsi="Consolas"/>
+          <w:sz w:val="14"/>
+        </w:rPr>
+        <w:br/>
+        <w:t xml:space="preserve">    initial begin</w:t>
+      </w:r>
+      <w:r>
+        <w:rPr>
+          <w:rFonts w:ascii="Consolas" w:eastAsia="Consolas" w:hAnsi="Consolas"/>
+          <w:sz w:val="14"/>
+        </w:rPr>
+        <w:br/>
+        <w:t xml:space="preserve">        error_count = 0;</w:t>
+      </w:r>
+      <w:r>
+        <w:rPr>
+          <w:rFonts w:ascii="Consolas" w:eastAsia="Consolas" w:hAnsi="Consolas"/>
+          <w:sz w:val="14"/>
+        </w:rPr>
+        <w:br/>
+        <w:t xml:space="preserve">        clr_n = 1'b0;</w:t>
+      </w:r>
+      <w:r>
+        <w:rPr>
+          <w:rFonts w:ascii="Consolas" w:eastAsia="Consolas" w:hAnsi="Consolas"/>
+          <w:sz w:val="14"/>
+        </w:rPr>
+        <w:br/>
+        <w:t xml:space="preserve">        s = 2'b00;</w:t>
+      </w:r>
+      <w:r>
+        <w:rPr>
+          <w:rFonts w:ascii="Consolas" w:eastAsia="Consolas" w:hAnsi="Consolas"/>
+          <w:sz w:val="14"/>
+        </w:rPr>
+        <w:br/>
+        <w:t xml:space="preserve">        sr = 1'b0;</w:t>
+      </w:r>
+      <w:r>
+        <w:rPr>
+          <w:rFonts w:ascii="Consolas" w:eastAsia="Consolas" w:hAnsi="Consolas"/>
+          <w:sz w:val="14"/>
+        </w:rPr>
+        <w:br/>
+        <w:t xml:space="preserve">        sl = 1'b0;</w:t>
+      </w:r>
+      <w:r>
+        <w:rPr>
+          <w:rFonts w:ascii="Consolas" w:eastAsia="Consolas" w:hAnsi="Consolas"/>
+          <w:sz w:val="14"/>
+        </w:rPr>
+        <w:br/>
+        <w:t xml:space="preserve">        d = 4'h0;</w:t>
+      </w:r>
+      <w:r>
+        <w:rPr>
+          <w:rFonts w:ascii="Consolas" w:eastAsia="Consolas" w:hAnsi="Consolas"/>
+          <w:sz w:val="14"/>
+        </w:rPr>
+        <w:br/>
+        <w:t xml:space="preserve">        #12;</w:t>
+      </w:r>
+      <w:r>
+        <w:rPr>
+          <w:rFonts w:ascii="Consolas" w:eastAsia="Consolas" w:hAnsi="Consolas"/>
+          <w:sz w:val="14"/>
+        </w:rPr>
+        <w:br/>
+        <w:t xml:space="preserve">        check_q(4'h0);</w:t>
+      </w:r>
+      <w:r>
+        <w:rPr>
+          <w:rFonts w:ascii="Consolas" w:eastAsia="Consolas" w:hAnsi="Consolas"/>
+          <w:sz w:val="14"/>
+        </w:rPr>
+        <w:br/>
+      </w:r>
+      <w:r>
+        <w:rPr>
+          <w:rFonts w:ascii="Consolas" w:eastAsia="Consolas" w:hAnsi="Consolas"/>
+          <w:sz w:val="14"/>
+        </w:rPr>
+        <w:br/>
+        <w:t xml:space="preserve">        clr_n = 1'b1;</w:t>
+      </w:r>
+      <w:r>
+        <w:rPr>
+          <w:rFonts w:ascii="Consolas" w:eastAsia="Consolas" w:hAnsi="Consolas"/>
+          <w:sz w:val="14"/>
+        </w:rPr>
+        <w:br/>
+        <w:t xml:space="preserve">        s = 2'b11;</w:t>
+      </w:r>
+      <w:r>
+        <w:rPr>
+          <w:rFonts w:ascii="Consolas" w:eastAsia="Consolas" w:hAnsi="Consolas"/>
+          <w:sz w:val="14"/>
+        </w:rPr>
+        <w:br/>
+        <w:t xml:space="preserve">        d = 4'b1010;</w:t>
+      </w:r>
+      <w:r>
+        <w:rPr>
+          <w:rFonts w:ascii="Consolas" w:eastAsia="Consolas" w:hAnsi="Consolas"/>
+          <w:sz w:val="14"/>
+        </w:rPr>
+        <w:br/>
+        <w:t xml:space="preserve">        @(posedge clk);</w:t>
+      </w:r>
+      <w:r>
+        <w:rPr>
+          <w:rFonts w:ascii="Consolas" w:eastAsia="Consolas" w:hAnsi="Consolas"/>
+          <w:sz w:val="14"/>
+        </w:rPr>
+        <w:br/>
+        <w:t xml:space="preserve">        check_q(4'b1010);</w:t>
+      </w:r>
+      <w:r>
+        <w:rPr>
+          <w:rFonts w:ascii="Consolas" w:eastAsia="Consolas" w:hAnsi="Consolas"/>
+          <w:sz w:val="14"/>
+        </w:rPr>
+        <w:br/>
+      </w:r>
+      <w:r>
+        <w:rPr>
+          <w:rFonts w:ascii="Consolas" w:eastAsia="Consolas" w:hAnsi="Consolas"/>
+          <w:sz w:val="14"/>
+        </w:rPr>
+        <w:br/>
+        <w:t xml:space="preserve">        s = 2'b00;</w:t>
+      </w:r>
+      <w:r>
+        <w:rPr>
+          <w:rFonts w:ascii="Consolas" w:eastAsia="Consolas" w:hAnsi="Consolas"/>
+          <w:sz w:val="14"/>
+        </w:rPr>
+        <w:br/>
+        <w:t xml:space="preserve">        d = 4'b0101;</w:t>
+      </w:r>
+      <w:r>
+        <w:rPr>
+          <w:rFonts w:ascii="Consolas" w:eastAsia="Consolas" w:hAnsi="Consolas"/>
+          <w:sz w:val="14"/>
+        </w:rPr>
+        <w:br/>
+        <w:t xml:space="preserve">        repeat (2) @(posedge clk);</w:t>
+      </w:r>
+      <w:r>
+        <w:rPr>
+          <w:rFonts w:ascii="Consolas" w:eastAsia="Consolas" w:hAnsi="Consolas"/>
+          <w:sz w:val="14"/>
+        </w:rPr>
+        <w:br/>
+        <w:t xml:space="preserve">        check_q(4'b1010);</w:t>
+      </w:r>
+      <w:r>
+        <w:rPr>
+          <w:rFonts w:ascii="Consolas" w:eastAsia="Consolas" w:hAnsi="Consolas"/>
+          <w:sz w:val="14"/>
+        </w:rPr>
+        <w:br/>
+      </w:r>
+      <w:r>
+        <w:rPr>
+          <w:rFonts w:ascii="Consolas" w:eastAsia="Consolas" w:hAnsi="Consolas"/>
+          <w:sz w:val="14"/>
+        </w:rPr>
+        <w:br/>
+        <w:t xml:space="preserve">        s = 2'b01;</w:t>
+      </w:r>
+      <w:r>
+        <w:rPr>
+          <w:rFonts w:ascii="Consolas" w:eastAsia="Consolas" w:hAnsi="Consolas"/>
+          <w:sz w:val="14"/>
+        </w:rPr>
+        <w:br/>
+        <w:t xml:space="preserve">        sr = 1'b1;</w:t>
+      </w:r>
+      <w:r>
+        <w:rPr>
+          <w:rFonts w:ascii="Consolas" w:eastAsia="Consolas" w:hAnsi="Consolas"/>
+          <w:sz w:val="14"/>
+        </w:rPr>
+        <w:br/>
+        <w:t xml:space="preserve">        @(posedge clk);</w:t>
+      </w:r>
+      <w:r>
+        <w:rPr>
+          <w:rFonts w:ascii="Consolas" w:eastAsia="Consolas" w:hAnsi="Consolas"/>
+          <w:sz w:val="14"/>
+        </w:rPr>
+        <w:br/>
+        <w:t xml:space="preserve">        check_q(4'b1101);</w:t>
+      </w:r>
+      <w:r>
+        <w:rPr>
+          <w:rFonts w:ascii="Consolas" w:eastAsia="Consolas" w:hAnsi="Consolas"/>
+          <w:sz w:val="14"/>
+        </w:rPr>
+        <w:br/>
+      </w:r>
+      <w:r>
+        <w:rPr>
+          <w:rFonts w:ascii="Consolas" w:eastAsia="Consolas" w:hAnsi="Consolas"/>
+          <w:sz w:val="14"/>
+        </w:rPr>
+        <w:br/>
+        <w:t xml:space="preserve">        sr = 1'b0;</w:t>
+      </w:r>
+      <w:r>
+        <w:rPr>
+          <w:rFonts w:ascii="Consolas" w:eastAsia="Consolas" w:hAnsi="Consolas"/>
+          <w:sz w:val="14"/>
+        </w:rPr>
+        <w:br/>
+        <w:t xml:space="preserve">        @(posedge clk);</w:t>
+      </w:r>
+      <w:r>
+        <w:rPr>
+          <w:rFonts w:ascii="Consolas" w:eastAsia="Consolas" w:hAnsi="Consolas"/>
+          <w:sz w:val="14"/>
+        </w:rPr>
+        <w:br/>
+        <w:t xml:space="preserve">        check_q(4'b0110);</w:t>
+      </w:r>
+      <w:r>
+        <w:rPr>
+          <w:rFonts w:ascii="Consolas" w:eastAsia="Consolas" w:hAnsi="Consolas"/>
+          <w:sz w:val="14"/>
+        </w:rPr>
+        <w:br/>
+      </w:r>
+      <w:r>
+        <w:rPr>
+          <w:rFonts w:ascii="Consolas" w:eastAsia="Consolas" w:hAnsi="Consolas"/>
+          <w:sz w:val="14"/>
+        </w:rPr>
+        <w:br/>
+        <w:t xml:space="preserve">        s = 2'b10;</w:t>
+      </w:r>
+      <w:r>
+        <w:rPr>
+          <w:rFonts w:ascii="Consolas" w:eastAsia="Consolas" w:hAnsi="Consolas"/>
+          <w:sz w:val="14"/>
+        </w:rPr>
+        <w:br/>
+        <w:t xml:space="preserve">        sl = 1'b1;</w:t>
+      </w:r>
+      <w:r>
+        <w:rPr>
+          <w:rFonts w:ascii="Consolas" w:eastAsia="Consolas" w:hAnsi="Consolas"/>
+          <w:sz w:val="14"/>
+        </w:rPr>
+        <w:br/>
+        <w:t xml:space="preserve">        @(posedge clk);</w:t>
+      </w:r>
+      <w:r>
+        <w:rPr>
+          <w:rFonts w:ascii="Consolas" w:eastAsia="Consolas" w:hAnsi="Consolas"/>
+          <w:sz w:val="14"/>
+        </w:rPr>
+        <w:br/>
+      </w:r>
+      <w:r>
+        <w:rPr>
+          <w:rFonts w:ascii="Consolas" w:eastAsia="Consolas" w:hAnsi="Consolas"/>
+          <w:sz w:val="14"/>
+        </w:rPr>
+        <w:lastRenderedPageBreak/>
+        <w:t xml:space="preserve">        check_q(4'b1101);</w:t>
+      </w:r>
+      <w:r>
+        <w:rPr>
+          <w:rFonts w:ascii="Consolas" w:eastAsia="Consolas" w:hAnsi="Consolas"/>
+          <w:sz w:val="14"/>
+        </w:rPr>
+        <w:br/>
+      </w:r>
+      <w:r>
+        <w:rPr>
+          <w:rFonts w:ascii="Consolas" w:eastAsia="Consolas" w:hAnsi="Consolas"/>
+          <w:sz w:val="14"/>
+        </w:rPr>
+        <w:br/>
+        <w:t xml:space="preserve">        sl = 1'b0;</w:t>
+      </w:r>
+      <w:r>
+        <w:rPr>
+          <w:rFonts w:ascii="Consolas" w:eastAsia="Consolas" w:hAnsi="Consolas"/>
+          <w:sz w:val="14"/>
+        </w:rPr>
+        <w:br/>
+        <w:t xml:space="preserve">        @(posedge clk);</w:t>
+      </w:r>
+      <w:r>
+        <w:rPr>
+          <w:rFonts w:ascii="Consolas" w:eastAsia="Consolas" w:hAnsi="Consolas"/>
+          <w:sz w:val="14"/>
+        </w:rPr>
+        <w:br/>
+        <w:t xml:space="preserve">        check_q(4'b1010);</w:t>
+      </w:r>
+      <w:r>
+        <w:rPr>
+          <w:rFonts w:ascii="Consolas" w:eastAsia="Consolas" w:hAnsi="Consolas"/>
+          <w:sz w:val="14"/>
+        </w:rPr>
+        <w:br/>
+      </w:r>
+      <w:r>
+        <w:rPr>
+          <w:rFonts w:ascii="Consolas" w:eastAsia="Consolas" w:hAnsi="Consolas"/>
+          <w:sz w:val="14"/>
+        </w:rPr>
+        <w:br/>
+        <w:t xml:space="preserve">        clr_n = 1'b0;</w:t>
+      </w:r>
+      <w:r>
+        <w:rPr>
+          <w:rFonts w:ascii="Consolas" w:eastAsia="Consolas" w:hAnsi="Consolas"/>
+          <w:sz w:val="14"/>
+        </w:rPr>
+        <w:br/>
+        <w:t xml:space="preserve">        #3;</w:t>
+      </w:r>
+      <w:r>
+        <w:rPr>
+          <w:rFonts w:ascii="Consolas" w:eastAsia="Consolas" w:hAnsi="Consolas"/>
+          <w:sz w:val="14"/>
+        </w:rPr>
+        <w:br/>
+        <w:t xml:space="preserve">        check_q(4'h0);</w:t>
+      </w:r>
+      <w:r>
+        <w:rPr>
+          <w:rFonts w:ascii="Consolas" w:eastAsia="Consolas" w:hAnsi="Consolas"/>
+          <w:sz w:val="14"/>
+        </w:rPr>
+        <w:br/>
+      </w:r>
+      <w:r>
+        <w:rPr>
+          <w:rFonts w:ascii="Consolas" w:eastAsia="Consolas" w:hAnsi="Consolas"/>
+          <w:sz w:val="14"/>
+        </w:rPr>
+        <w:br/>
+        <w:t xml:space="preserve">        if (error_count == 0) begin</w:t>
+      </w:r>
+      <w:r>
+        <w:rPr>
+          <w:rFonts w:ascii="Consolas" w:eastAsia="Consolas" w:hAnsi="Consolas"/>
+          <w:sz w:val="14"/>
+        </w:rPr>
+        <w:br/>
+        <w:t xml:space="preserve">            $display("========================================");</w:t>
+      </w:r>
+      <w:r>
+        <w:rPr>
+          <w:rFonts w:ascii="Consolas" w:eastAsia="Consolas" w:hAnsi="Consolas"/>
+          <w:sz w:val="14"/>
+        </w:rPr>
+        <w:br/>
+        <w:t xml:space="preserve">            $display("Simulation PASSED. No errors found.");</w:t>
+      </w:r>
+      <w:r>
+        <w:rPr>
+          <w:rFonts w:ascii="Consolas" w:eastAsia="Consolas" w:hAnsi="Consolas"/>
+          <w:sz w:val="14"/>
+        </w:rPr>
+        <w:br/>
+        <w:t xml:space="preserve">            $display("========================================");</w:t>
+      </w:r>
+      <w:r>
+        <w:rPr>
+          <w:rFonts w:ascii="Consolas" w:eastAsia="Consolas" w:hAnsi="Consolas"/>
+          <w:sz w:val="14"/>
+        </w:rPr>
+        <w:br/>
+        <w:t xml:space="preserve">        end else begin</w:t>
+      </w:r>
+      <w:r>
+        <w:rPr>
+          <w:rFonts w:ascii="Consolas" w:eastAsia="Consolas" w:hAnsi="Consolas"/>
+          <w:sz w:val="14"/>
+        </w:rPr>
+        <w:br/>
+        <w:t xml:space="preserve">            $display("========================================");</w:t>
+      </w:r>
+      <w:r>
+        <w:rPr>
+          <w:rFonts w:ascii="Consolas" w:eastAsia="Consolas" w:hAnsi="Consolas"/>
+          <w:sz w:val="14"/>
+        </w:rPr>
+        <w:br/>
+        <w:t xml:space="preserve">            $display("Simulation FAILED. Error count = %0d", error_count);</w:t>
+      </w:r>
+      <w:r>
+        <w:rPr>
+          <w:rFonts w:ascii="Consolas" w:eastAsia="Consolas" w:hAnsi="Consolas"/>
+          <w:sz w:val="14"/>
+        </w:rPr>
+        <w:br/>
+        <w:t xml:space="preserve">            $display("========================================");</w:t>
+      </w:r>
+      <w:r>
+        <w:rPr>
+          <w:rFonts w:ascii="Consolas" w:eastAsia="Consolas" w:hAnsi="Consolas"/>
+          <w:sz w:val="14"/>
+        </w:rPr>
+        <w:br/>
+        <w:t xml:space="preserve">        end</w:t>
+      </w:r>
+      <w:r>
+        <w:rPr>
+          <w:rFonts w:ascii="Consolas" w:eastAsia="Consolas" w:hAnsi="Consolas"/>
+          <w:sz w:val="14"/>
+        </w:rPr>
+        <w:br/>
+      </w:r>
+      <w:r>
+        <w:rPr>
+          <w:rFonts w:ascii="Consolas" w:eastAsia="Consolas" w:hAnsi="Consolas"/>
+          <w:sz w:val="14"/>
+        </w:rPr>
+        <w:br/>
+        <w:t xml:space="preserve">        $finish;</w:t>
+      </w:r>
+      <w:r>
+        <w:rPr>
+          <w:rFonts w:ascii="Consolas" w:eastAsia="Consolas" w:hAnsi="Consolas"/>
+          <w:sz w:val="14"/>
+        </w:rPr>
+        <w:br/>
+        <w:t xml:space="preserve">    end</w:t>
+      </w:r>
+      <w:r>
+        <w:rPr>
+          <w:rFonts w:ascii="Consolas" w:eastAsia="Consolas" w:hAnsi="Consolas"/>
+          <w:sz w:val="14"/>
+        </w:rPr>
+        <w:br/>
+      </w:r>
+      <w:r>
+        <w:rPr>
+          <w:rFonts w:ascii="Consolas" w:eastAsia="Consolas" w:hAnsi="Consolas"/>
+          <w:sz w:val="14"/>
+        </w:rPr>
+        <w:br/>
+        <w:t>endmodule</w:t>
+      </w:r>
+      <w:r>
+        <w:rPr>
+          <w:rFonts w:ascii="Consolas" w:eastAsia="Consolas" w:hAnsi="Consolas"/>
+          <w:sz w:val="14"/>
+        </w:rPr>
+        <w:br/>
+      </w:r>
+    </w:p>
+    <w:p>
+      <w:pPr>
+        <w:spacing w:after="40"/>
+        <w:rPr>
+          <w:bCs/>
+        </w:rPr>
+      </w:pPr>
+      <w:r>
+        <w:rPr>
+          <w:bCs/>
+          <w:sz w:val="19"/>
+        </w:rPr>
+        <w:t>仿真脚本：</w:t>
+      </w:r>
+      <w:r>
+        <w:rPr>
+          <w:bCs/>
+          <w:sz w:val="19"/>
+        </w:rPr>
+        <w:t>lab2/task2_shift_74ls194/sim/run.do</w:t>
+      </w:r>
+    </w:p>
+    <w:p>
+      <w:pPr>
+        <w:snapToGrid w:val="0"/>
+        <w:spacing w:line="240" w:lineRule="atLeast"/>
+        <w:rPr>
+          <w:rFonts w:hint="eastAsia"/>
+        </w:rPr>
+      </w:pPr>
+      <w:r>
+        <w:rPr>
+          <w:rFonts w:ascii="Consolas" w:eastAsia="Consolas" w:hAnsi="Consolas"/>
+          <w:sz w:val="14"/>
+        </w:rPr>
+        <w:t>transcript on</w:t>
+      </w:r>
+      <w:r>
+        <w:rPr>
+          <w:rFonts w:ascii="Consolas" w:eastAsia="Consolas" w:hAnsi="Consolas"/>
+          <w:sz w:val="14"/>
+        </w:rPr>
+        <w:br/>
+        <w:t>onbreak {resume}</w:t>
+      </w:r>
+      <w:r>
+        <w:rPr>
+          <w:rFonts w:ascii="Consolas" w:eastAsia="Consolas" w:hAnsi="Consolas"/>
+          <w:sz w:val="14"/>
+        </w:rPr>
+        <w:br/>
+        <w:t>onerror {quit -code 1}</w:t>
+      </w:r>
+      <w:r>
+        <w:rPr>
+          <w:rFonts w:ascii="Consolas" w:eastAsia="Consolas" w:hAnsi="Consolas"/>
+          <w:sz w:val="14"/>
+        </w:rPr>
+        <w:br/>
+      </w:r>
+      <w:r>
+        <w:rPr>
+          <w:rFonts w:ascii="Consolas" w:eastAsia="Consolas" w:hAnsi="Consolas"/>
+          <w:sz w:val="14"/>
+        </w:rPr>
+        <w:br/>
+        <w:t>set sim_dir [file normalize [pwd]]</w:t>
+      </w:r>
+      <w:r>
+        <w:rPr>
+          <w:rFonts w:ascii="Consolas" w:eastAsia="Consolas" w:hAnsi="Consolas"/>
+          <w:sz w:val="14"/>
+        </w:rPr>
+        <w:br/>
+        <w:t>set root_dir [file normalize [file join $sim_dir ".."]]</w:t>
+      </w:r>
+      <w:r>
+        <w:rPr>
+          <w:rFonts w:ascii="Consolas" w:eastAsia="Consolas" w:hAnsi="Consolas"/>
+          <w:sz w:val="14"/>
+        </w:rPr>
+        <w:br/>
+        <w:t>set top_module "shift_register_74ls194"</w:t>
+      </w:r>
+      <w:r>
+        <w:rPr>
+          <w:rFonts w:ascii="Consolas" w:eastAsia="Consolas" w:hAnsi="Consolas"/>
+          <w:sz w:val="14"/>
+        </w:rPr>
+        <w:br/>
+        <w:t>set sim_top "tb_shift_register_74ls194"</w:t>
+      </w:r>
+      <w:r>
+        <w:rPr>
+          <w:rFonts w:ascii="Consolas" w:eastAsia="Consolas" w:hAnsi="Consolas"/>
+          <w:sz w:val="14"/>
+        </w:rPr>
+        <w:br/>
+      </w:r>
+      <w:r>
+        <w:rPr>
+          <w:rFonts w:ascii="Consolas" w:eastAsia="Consolas" w:hAnsi="Consolas"/>
+          <w:sz w:val="14"/>
+        </w:rPr>
+        <w:br/>
+        <w:t>cd $sim_dir</w:t>
+      </w:r>
+      <w:r>
+        <w:rPr>
+          <w:rFonts w:ascii="Consolas" w:eastAsia="Consolas" w:hAnsi="Consolas"/>
+          <w:sz w:val="14"/>
+        </w:rPr>
+        <w:br/>
+      </w:r>
+      <w:r>
+        <w:rPr>
+          <w:rFonts w:ascii="Consolas" w:eastAsia="Consolas" w:hAnsi="Consolas"/>
+          <w:sz w:val="14"/>
+        </w:rPr>
+        <w:br/>
+        <w:t>if {[file exists work]} {</w:t>
+      </w:r>
+      <w:r>
+        <w:rPr>
+          <w:rFonts w:ascii="Consolas" w:eastAsia="Consolas" w:hAnsi="Consolas"/>
+          <w:sz w:val="14"/>
+        </w:rPr>
+        <w:br/>
+        <w:t xml:space="preserve">    vdel -lib work -all</w:t>
+      </w:r>
+      <w:r>
+        <w:rPr>
+          <w:rFonts w:ascii="Consolas" w:eastAsia="Consolas" w:hAnsi="Consolas"/>
+          <w:sz w:val="14"/>
+        </w:rPr>
+        <w:br/>
+        <w:t>}</w:t>
+      </w:r>
+      <w:r>
+        <w:rPr>
+          <w:rFonts w:ascii="Consolas" w:eastAsia="Consolas" w:hAnsi="Consolas"/>
+          <w:sz w:val="14"/>
+        </w:rPr>
+        <w:br/>
+      </w:r>
+      <w:r>
+        <w:rPr>
+          <w:rFonts w:ascii="Consolas" w:eastAsia="Consolas" w:hAnsi="Consolas"/>
+          <w:sz w:val="14"/>
+        </w:rPr>
+        <w:br/>
+        <w:t>vlib work</w:t>
+      </w:r>
+      <w:r>
+        <w:rPr>
+          <w:rFonts w:ascii="Consolas" w:eastAsia="Consolas" w:hAnsi="Consolas"/>
+          <w:sz w:val="14"/>
+        </w:rPr>
+        <w:br/>
+        <w:t>vmap work work</w:t>
+      </w:r>
+      <w:r>
+        <w:rPr>
+          <w:rFonts w:ascii="Consolas" w:eastAsia="Consolas" w:hAnsi="Consolas"/>
+          <w:sz w:val="14"/>
+        </w:rPr>
+        <w:br/>
+      </w:r>
+      <w:r>
+        <w:rPr>
+          <w:rFonts w:ascii="Consolas" w:eastAsia="Consolas" w:hAnsi="Consolas"/>
+          <w:sz w:val="14"/>
+        </w:rPr>
+        <w:br/>
+        <w:t>set src_v_files  [lsort [glob -nocomplain [file join $root_dir "src" "*.v"]]]</w:t>
+      </w:r>
+      <w:r>
+        <w:rPr>
+          <w:rFonts w:ascii="Consolas" w:eastAsia="Consolas" w:hAnsi="Consolas"/>
+          <w:sz w:val="14"/>
+        </w:rPr>
+        <w:br/>
+        <w:t>set src_sv_files [lsort [glob -nocomplain [file join $root_dir "src" "*.sv"]]]</w:t>
+      </w:r>
+      <w:r>
+        <w:rPr>
+          <w:rFonts w:ascii="Consolas" w:eastAsia="Consolas" w:hAnsi="Consolas"/>
+          <w:sz w:val="14"/>
+        </w:rPr>
+        <w:br/>
+        <w:t>set tb_v_files   [lsort [glob -nocomplain [file join $sim_dir "*.v"]]]</w:t>
+      </w:r>
+      <w:r>
+        <w:rPr>
+          <w:rFonts w:ascii="Consolas" w:eastAsia="Consolas" w:hAnsi="Consolas"/>
+          <w:sz w:val="14"/>
+        </w:rPr>
+        <w:br/>
+        <w:t>set tb_sv_files  [lsort [glob -nocomplain [file join $sim_dir "*.sv"]]]</w:t>
+      </w:r>
+      <w:r>
+        <w:rPr>
+          <w:rFonts w:ascii="Consolas" w:eastAsia="Consolas" w:hAnsi="Consolas"/>
+          <w:sz w:val="14"/>
+        </w:rPr>
+        <w:br/>
+        <w:t>set src_files [concat $src_v_files $src_sv_files]</w:t>
+      </w:r>
+      <w:r>
+        <w:rPr>
+          <w:rFonts w:ascii="Consolas" w:eastAsia="Consolas" w:hAnsi="Consolas"/>
+          <w:sz w:val="14"/>
+        </w:rPr>
+        <w:br/>
+        <w:t>set tb_files  [concat $tb_v_files $tb_sv_files]</w:t>
+      </w:r>
+      <w:r>
+        <w:rPr>
+          <w:rFonts w:ascii="Consolas" w:eastAsia="Consolas" w:hAnsi="Consolas"/>
+          <w:sz w:val="14"/>
+        </w:rPr>
+        <w:br/>
+      </w:r>
+      <w:r>
+        <w:rPr>
+          <w:rFonts w:ascii="Consolas" w:eastAsia="Consolas" w:hAnsi="Consolas"/>
+          <w:sz w:val="14"/>
+        </w:rPr>
+        <w:br/>
+        <w:t>if {[llength $src_files] == 0} {</w:t>
+      </w:r>
+      <w:r>
+        <w:rPr>
+          <w:rFonts w:ascii="Consolas" w:eastAsia="Consolas" w:hAnsi="Consolas"/>
+          <w:sz w:val="14"/>
+        </w:rPr>
+        <w:br/>
+        <w:t xml:space="preserve">    puts "ERROR: No RTL source files found in [file join $root_dir src]"</w:t>
+      </w:r>
+      <w:r>
+        <w:rPr>
+          <w:rFonts w:ascii="Consolas" w:eastAsia="Consolas" w:hAnsi="Consolas"/>
+          <w:sz w:val="14"/>
+        </w:rPr>
+        <w:br/>
+        <w:t xml:space="preserve">    quit -code 1</w:t>
+      </w:r>
+      <w:r>
+        <w:rPr>
+          <w:rFonts w:ascii="Consolas" w:eastAsia="Consolas" w:hAnsi="Consolas"/>
+          <w:sz w:val="14"/>
+        </w:rPr>
+        <w:br/>
+        <w:t>}</w:t>
+      </w:r>
+      <w:r>
+        <w:rPr>
+          <w:rFonts w:ascii="Consolas" w:eastAsia="Consolas" w:hAnsi="Consolas"/>
+          <w:sz w:val="14"/>
+        </w:rPr>
+        <w:br/>
+      </w:r>
+      <w:r>
+        <w:rPr>
+          <w:rFonts w:ascii="Consolas" w:eastAsia="Consolas" w:hAnsi="Consolas"/>
+          <w:sz w:val="14"/>
+        </w:rPr>
+        <w:br/>
+      </w:r>
+      <w:r>
+        <w:rPr>
+          <w:rFonts w:ascii="Consolas" w:eastAsia="Consolas" w:hAnsi="Consolas"/>
+          <w:sz w:val="14"/>
+        </w:rPr>
+        <w:lastRenderedPageBreak/>
+        <w:t>if {[llength $tb_files] == 0} {</w:t>
+      </w:r>
+      <w:r>
+        <w:rPr>
+          <w:rFonts w:ascii="Consolas" w:eastAsia="Consolas" w:hAnsi="Consolas"/>
+          <w:sz w:val="14"/>
+        </w:rPr>
+        <w:br/>
+        <w:t xml:space="preserve">    puts "ERROR: No testbench files found in $sim_dir"</w:t>
+      </w:r>
+      <w:r>
+        <w:rPr>
+          <w:rFonts w:ascii="Consolas" w:eastAsia="Consolas" w:hAnsi="Consolas"/>
+          <w:sz w:val="14"/>
+        </w:rPr>
+        <w:br/>
+        <w:t xml:space="preserve">    quit -code 1</w:t>
+      </w:r>
+      <w:r>
+        <w:rPr>
+          <w:rFonts w:ascii="Consolas" w:eastAsia="Consolas" w:hAnsi="Consolas"/>
+          <w:sz w:val="14"/>
+        </w:rPr>
+        <w:br/>
+        <w:t>}</w:t>
+      </w:r>
+      <w:r>
+        <w:rPr>
+          <w:rFonts w:ascii="Consolas" w:eastAsia="Consolas" w:hAnsi="Consolas"/>
+          <w:sz w:val="14"/>
+        </w:rPr>
+        <w:br/>
+      </w:r>
+      <w:r>
+        <w:rPr>
+          <w:rFonts w:ascii="Consolas" w:eastAsia="Consolas" w:hAnsi="Consolas"/>
+          <w:sz w:val="14"/>
+        </w:rPr>
+        <w:br/>
+        <w:t>puts "========================================"</w:t>
+      </w:r>
+      <w:r>
+        <w:rPr>
+          <w:rFonts w:ascii="Consolas" w:eastAsia="Consolas" w:hAnsi="Consolas"/>
+          <w:sz w:val="14"/>
+        </w:rPr>
+        <w:br/>
+        <w:t>puts "Compile RTL sources"</w:t>
+      </w:r>
+      <w:r>
+        <w:rPr>
+          <w:rFonts w:ascii="Consolas" w:eastAsia="Consolas" w:hAnsi="Consolas"/>
+          <w:sz w:val="14"/>
+        </w:rPr>
+        <w:br/>
+        <w:t>puts "========================================"</w:t>
+      </w:r>
+      <w:r>
+        <w:rPr>
+          <w:rFonts w:ascii="Consolas" w:eastAsia="Consolas" w:hAnsi="Consolas"/>
+          <w:sz w:val="14"/>
+        </w:rPr>
+        <w:br/>
+        <w:t>foreach file $src_files {</w:t>
+      </w:r>
+      <w:r>
+        <w:rPr>
+          <w:rFonts w:ascii="Consolas" w:eastAsia="Consolas" w:hAnsi="Consolas"/>
+          <w:sz w:val="14"/>
+        </w:rPr>
+        <w:br/>
+        <w:t xml:space="preserve">    puts "vlog $file"</w:t>
+      </w:r>
+      <w:r>
+        <w:rPr>
+          <w:rFonts w:ascii="Consolas" w:eastAsia="Consolas" w:hAnsi="Consolas"/>
+          <w:sz w:val="14"/>
+        </w:rPr>
+        <w:br/>
+        <w:t xml:space="preserve">    vlog -work work $file</w:t>
+      </w:r>
+      <w:r>
+        <w:rPr>
+          <w:rFonts w:ascii="Consolas" w:eastAsia="Consolas" w:hAnsi="Consolas"/>
+          <w:sz w:val="14"/>
+        </w:rPr>
+        <w:br/>
+        <w:t>}</w:t>
+      </w:r>
+      <w:r>
+        <w:rPr>
+          <w:rFonts w:ascii="Consolas" w:eastAsia="Consolas" w:hAnsi="Consolas"/>
+          <w:sz w:val="14"/>
+        </w:rPr>
+        <w:br/>
+      </w:r>
+      <w:r>
+        <w:rPr>
+          <w:rFonts w:ascii="Consolas" w:eastAsia="Consolas" w:hAnsi="Consolas"/>
+          <w:sz w:val="14"/>
+        </w:rPr>
+        <w:br/>
+        <w:t>puts "========================================"</w:t>
+      </w:r>
+      <w:r>
+        <w:rPr>
+          <w:rFonts w:ascii="Consolas" w:eastAsia="Consolas" w:hAnsi="Consolas"/>
+          <w:sz w:val="14"/>
+        </w:rPr>
+        <w:br/>
+        <w:t>puts "Compile simulation sources"</w:t>
+      </w:r>
+      <w:r>
+        <w:rPr>
+          <w:rFonts w:ascii="Consolas" w:eastAsia="Consolas" w:hAnsi="Consolas"/>
+          <w:sz w:val="14"/>
+        </w:rPr>
+        <w:br/>
+        <w:t>puts "========================================"</w:t>
+      </w:r>
+      <w:r>
+        <w:rPr>
+          <w:rFonts w:ascii="Consolas" w:eastAsia="Consolas" w:hAnsi="Consolas"/>
+          <w:sz w:val="14"/>
+        </w:rPr>
+        <w:br/>
+        <w:t>foreach file $tb_files {</w:t>
+      </w:r>
+      <w:r>
+        <w:rPr>
+          <w:rFonts w:ascii="Consolas" w:eastAsia="Consolas" w:hAnsi="Consolas"/>
+          <w:sz w:val="14"/>
+        </w:rPr>
+        <w:br/>
+        <w:t xml:space="preserve">    puts "vlog $file"</w:t>
+      </w:r>
+      <w:r>
+        <w:rPr>
+          <w:rFonts w:ascii="Consolas" w:eastAsia="Consolas" w:hAnsi="Consolas"/>
+          <w:sz w:val="14"/>
+        </w:rPr>
+        <w:br/>
+        <w:t xml:space="preserve">    vlog -work work $file</w:t>
+      </w:r>
+      <w:r>
+        <w:rPr>
+          <w:rFonts w:ascii="Consolas" w:eastAsia="Consolas" w:hAnsi="Consolas"/>
+          <w:sz w:val="14"/>
+        </w:rPr>
+        <w:br/>
+        <w:t>}</w:t>
+      </w:r>
+      <w:r>
+        <w:rPr>
+          <w:rFonts w:ascii="Consolas" w:eastAsia="Consolas" w:hAnsi="Consolas"/>
+          <w:sz w:val="14"/>
+        </w:rPr>
+        <w:br/>
+      </w:r>
+      <w:r>
+        <w:rPr>
+          <w:rFonts w:ascii="Consolas" w:eastAsia="Consolas" w:hAnsi="Consolas"/>
+          <w:sz w:val="14"/>
+        </w:rPr>
+        <w:br/>
+        <w:t>puts "========================================"</w:t>
+      </w:r>
+      <w:r>
+        <w:rPr>
+          <w:rFonts w:ascii="Consolas" w:eastAsia="Consolas" w:hAnsi="Consolas"/>
+          <w:sz w:val="14"/>
+        </w:rPr>
+        <w:br/>
+        <w:t>puts "Start simulation: work.$sim_top"</w:t>
+      </w:r>
+      <w:r>
+        <w:rPr>
+          <w:rFonts w:ascii="Consolas" w:eastAsia="Consolas" w:hAnsi="Consolas"/>
+          <w:sz w:val="14"/>
+        </w:rPr>
+        <w:br/>
+        <w:t>puts "========================================"</w:t>
+      </w:r>
+      <w:r>
+        <w:rPr>
+          <w:rFonts w:ascii="Consolas" w:eastAsia="Consolas" w:hAnsi="Consolas"/>
+          <w:sz w:val="14"/>
+        </w:rPr>
+        <w:br/>
+        <w:t>vsim -voptargs=+acc work.$sim_top</w:t>
+      </w:r>
+      <w:r>
+        <w:rPr>
+          <w:rFonts w:ascii="Consolas" w:eastAsia="Consolas" w:hAnsi="Consolas"/>
+          <w:sz w:val="14"/>
+        </w:rPr>
+        <w:br/>
+        <w:t>onfinish stop</w:t>
+      </w:r>
+      <w:r>
+        <w:rPr>
+          <w:rFonts w:ascii="Consolas" w:eastAsia="Consolas" w:hAnsi="Consolas"/>
+          <w:sz w:val="14"/>
+        </w:rPr>
+        <w:br/>
+      </w:r>
+      <w:r>
+        <w:rPr>
+          <w:rFonts w:ascii="Consolas" w:eastAsia="Consolas" w:hAnsi="Consolas"/>
+          <w:sz w:val="14"/>
+        </w:rPr>
+        <w:br/>
+        <w:t>if {[batch_mode]} {</w:t>
+      </w:r>
+      <w:r>
+        <w:rPr>
+          <w:rFonts w:ascii="Consolas" w:eastAsia="Consolas" w:hAnsi="Consolas"/>
+          <w:sz w:val="14"/>
+        </w:rPr>
+        <w:br/>
+        <w:t xml:space="preserve">    log -r /*</w:t>
+      </w:r>
+      <w:r>
+        <w:rPr>
+          <w:rFonts w:ascii="Consolas" w:eastAsia="Consolas" w:hAnsi="Consolas"/>
+          <w:sz w:val="14"/>
+        </w:rPr>
+        <w:br/>
+        <w:t>} elseif {[file exists [file join $sim_dir "wave.do"]]} {</w:t>
+      </w:r>
+      <w:r>
+        <w:rPr>
+          <w:rFonts w:ascii="Consolas" w:eastAsia="Consolas" w:hAnsi="Consolas"/>
+          <w:sz w:val="14"/>
+        </w:rPr>
+        <w:br/>
+        <w:t xml:space="preserve">    do [file join $sim_dir "wave.do"]</w:t>
+      </w:r>
+      <w:r>
+        <w:rPr>
+          <w:rFonts w:ascii="Consolas" w:eastAsia="Consolas" w:hAnsi="Consolas"/>
+          <w:sz w:val="14"/>
+        </w:rPr>
+        <w:br/>
+        <w:t>} else {</w:t>
+      </w:r>
+      <w:r>
+        <w:rPr>
+          <w:rFonts w:ascii="Consolas" w:eastAsia="Consolas" w:hAnsi="Consolas"/>
+          <w:sz w:val="14"/>
+        </w:rPr>
+        <w:br/>
+        <w:t xml:space="preserve">    log -r /*</w:t>
+      </w:r>
+      <w:r>
+        <w:rPr>
+          <w:rFonts w:ascii="Consolas" w:eastAsia="Consolas" w:hAnsi="Consolas"/>
+          <w:sz w:val="14"/>
+        </w:rPr>
+        <w:br/>
+        <w:t xml:space="preserve">    add wave -r /*</w:t>
+      </w:r>
+      <w:r>
+        <w:rPr>
+          <w:rFonts w:ascii="Consolas" w:eastAsia="Consolas" w:hAnsi="Consolas"/>
+          <w:sz w:val="14"/>
+        </w:rPr>
+        <w:br/>
+        <w:t>}</w:t>
+      </w:r>
+      <w:r>
+        <w:rPr>
+          <w:rFonts w:ascii="Consolas" w:eastAsia="Consolas" w:hAnsi="Consolas"/>
+          <w:sz w:val="14"/>
+        </w:rPr>
+        <w:br/>
+      </w:r>
+      <w:r>
+        <w:rPr>
+          <w:rFonts w:ascii="Consolas" w:eastAsia="Consolas" w:hAnsi="Consolas"/>
+          <w:sz w:val="14"/>
+        </w:rPr>
+        <w:br/>
+        <w:t>run -all</w:t>
+      </w:r>
+      <w:r>
+        <w:rPr>
+          <w:rFonts w:ascii="Consolas" w:eastAsia="Consolas" w:hAnsi="Consolas"/>
+          <w:sz w:val="14"/>
+        </w:rPr>
+        <w:br/>
+      </w:r>
+      <w:r>
+        <w:rPr>
+          <w:rFonts w:ascii="Consolas" w:eastAsia="Consolas" w:hAnsi="Consolas"/>
+          <w:sz w:val="14"/>
+        </w:rPr>
+        <w:br/>
+        <w:t>set error_count_value ""</w:t>
+      </w:r>
+      <w:r>
+        <w:rPr>
+          <w:rFonts w:ascii="Consolas" w:eastAsia="Consolas" w:hAnsi="Consolas"/>
+          <w:sz w:val="14"/>
+        </w:rPr>
+        <w:br/>
+        <w:t>if {![catch {examine -radix decimal /$sim_top/error_count} error_count_value]} {</w:t>
+      </w:r>
+      <w:r>
+        <w:rPr>
+          <w:rFonts w:ascii="Consolas" w:eastAsia="Consolas" w:hAnsi="Consolas"/>
+          <w:sz w:val="14"/>
+        </w:rPr>
+        <w:br/>
+        <w:t xml:space="preserve">    puts "Self-check error_count = $error_count_value"</w:t>
+      </w:r>
+      <w:r>
+        <w:rPr>
+          <w:rFonts w:ascii="Consolas" w:eastAsia="Consolas" w:hAnsi="Consolas"/>
+          <w:sz w:val="14"/>
+        </w:rPr>
+        <w:br/>
+        <w:t xml:space="preserve">    if {$error_count_value != 0} {</w:t>
+      </w:r>
+      <w:r>
+        <w:rPr>
+          <w:rFonts w:ascii="Consolas" w:eastAsia="Consolas" w:hAnsi="Consolas"/>
+          <w:sz w:val="14"/>
+        </w:rPr>
+        <w:br/>
+        <w:t xml:space="preserve">        puts "ERROR: Self-checking testbench reported failures."</w:t>
+      </w:r>
+      <w:r>
+        <w:rPr>
+          <w:rFonts w:ascii="Consolas" w:eastAsia="Consolas" w:hAnsi="Consolas"/>
+          <w:sz w:val="14"/>
+        </w:rPr>
+        <w:br/>
+        <w:t xml:space="preserve">        quit -code 1</w:t>
+      </w:r>
+      <w:r>
+        <w:rPr>
+          <w:rFonts w:ascii="Consolas" w:eastAsia="Consolas" w:hAnsi="Consolas"/>
+          <w:sz w:val="14"/>
+        </w:rPr>
+        <w:br/>
+        <w:t xml:space="preserve">    }</w:t>
+      </w:r>
+      <w:r>
+        <w:rPr>
+          <w:rFonts w:ascii="Consolas" w:eastAsia="Consolas" w:hAnsi="Consolas"/>
+          <w:sz w:val="14"/>
+        </w:rPr>
+        <w:br/>
+        <w:t>} else {</w:t>
+      </w:r>
+      <w:r>
+        <w:rPr>
+          <w:rFonts w:ascii="Consolas" w:eastAsia="Consolas" w:hAnsi="Consolas"/>
+          <w:sz w:val="14"/>
+        </w:rPr>
+        <w:br/>
+        <w:t xml:space="preserve">    puts "WARNING: No /$sim_top/error_count signal found; relying on testbench exit status."</w:t>
+      </w:r>
+      <w:r>
+        <w:rPr>
+          <w:rFonts w:ascii="Consolas" w:eastAsia="Consolas" w:hAnsi="Consolas"/>
+          <w:sz w:val="14"/>
+        </w:rPr>
+        <w:br/>
+        <w:t>}</w:t>
+      </w:r>
+      <w:r>
+        <w:rPr>
+          <w:rFonts w:ascii="Consolas" w:eastAsia="Consolas" w:hAnsi="Consolas"/>
+          <w:sz w:val="14"/>
+        </w:rPr>
+        <w:br/>
+      </w:r>
+      <w:r>
+        <w:rPr>
+          <w:rFonts w:ascii="Consolas" w:eastAsia="Consolas" w:hAnsi="Consolas"/>
+          <w:sz w:val="14"/>
+        </w:rPr>
+        <w:br/>
+        <w:t>puts "========================================"</w:t>
+      </w:r>
+      <w:r>
+        <w:rPr>
+          <w:rFonts w:ascii="Consolas" w:eastAsia="Consolas" w:hAnsi="Consolas"/>
+          <w:sz w:val="14"/>
+        </w:rPr>
+        <w:br/>
+        <w:t>puts "ModelSim flow finished."</w:t>
+      </w:r>
+      <w:r>
+        <w:rPr>
+          <w:rFonts w:ascii="Consolas" w:eastAsia="Consolas" w:hAnsi="Consolas"/>
+          <w:sz w:val="14"/>
+        </w:rPr>
+        <w:br/>
+        <w:t>puts "Top module: $top_module"</w:t>
+      </w:r>
+      <w:r>
+        <w:rPr>
+          <w:rFonts w:ascii="Consolas" w:eastAsia="Consolas" w:hAnsi="Consolas"/>
+          <w:sz w:val="14"/>
+        </w:rPr>
+        <w:br/>
+        <w:t>puts "Simulation top: $sim_top"</w:t>
+      </w:r>
+      <w:r>
+        <w:rPr>
+          <w:rFonts w:ascii="Consolas" w:eastAsia="Consolas" w:hAnsi="Consolas"/>
+          <w:sz w:val="14"/>
+        </w:rPr>
+        <w:br/>
+        <w:t>puts "========================================"</w:t>
+      </w:r>
+      <w:r>
+        <w:rPr>
+          <w:rFonts w:ascii="Consolas" w:eastAsia="Consolas" w:hAnsi="Consolas"/>
+          <w:sz w:val="14"/>
+        </w:rPr>
+        <w:br/>
+      </w:r>
+      <w:r>
+        <w:rPr>
+          <w:rFonts w:ascii="Consolas" w:eastAsia="Consolas" w:hAnsi="Consolas"/>
+          <w:sz w:val="14"/>
+        </w:rPr>
+        <w:br/>
+        <w:t>quit -code 0</w:t>
+      </w:r>
+    </w:p>
+    <w:p>
+      <w:pPr>
+        <w:rPr>
+          <w:bCs/>
+          <w:color w:val="000000"/>
+          <w:sz w:val="21"/>
+          <w:szCs w:val="21"/>
+        </w:rPr>
+      </w:pPr>
+    </w:p>
+    <w:p>
+      <w:pPr>
+        <w:rPr>
+          <w:bCs/>
+          <w:color w:val="000000"/>
+          <w:sz w:val="21"/>
+          <w:szCs w:val="21"/>
+        </w:rPr>
+      </w:pPr>
+      <w:r>
+        <w:rPr>
+          <w:rFonts w:hint="eastAsia"/>
+          <w:bCs/>
+          <w:color w:val="000000"/>
+          <w:sz w:val="21"/>
+          <w:szCs w:val="21"/>
+        </w:rPr>
+        <w:lastRenderedPageBreak/>
+        <w:t>(e) ModelSim</w:t>
+      </w:r>
+      <w:r>
+        <w:rPr>
+          <w:rFonts w:hint="eastAsia"/>
+          <w:bCs/>
+          <w:color w:val="000000"/>
+          <w:sz w:val="21"/>
+          <w:szCs w:val="21"/>
+        </w:rPr>
+        <w:t>仿真结果</w:t>
+      </w:r>
+    </w:p>
+    <w:p>
+      <w:pPr>
+        <w:rPr>
+          <w:bCs/>
+          <w:color w:val="000000"/>
+          <w:sz w:val="21"/>
+          <w:szCs w:val="21"/>
+        </w:rPr>
+      </w:pPr>
+    </w:p>
+    <w:p>
+      <w:pPr>
+        <w:rPr>
+          <w:bCs/>
+          <w:color w:val="000000"/>
+          <w:sz w:val="21"/>
+          <w:szCs w:val="21"/>
+        </w:rPr>
+      </w:pPr>
+    </w:p>
+    <w:p>
+      <w:pPr>
+        <w:rPr>
+          <w:bCs/>
+          <w:color w:val="000000"/>
+          <w:sz w:val="21"/>
+          <w:szCs w:val="21"/>
+        </w:rPr>
+      </w:pPr>
+    </w:p>
+    <w:p>
+      <w:pPr>
+        <w:rPr>
+          <w:bCs/>
+          <w:color w:val="000000"/>
+          <w:sz w:val="21"/>
+          <w:szCs w:val="21"/>
+        </w:rPr>
+      </w:pPr>
+    </w:p>
+    <w:p>
+      <w:pPr>
+        <w:rPr>
+          <w:bCs/>
+          <w:color w:val="000000"/>
+          <w:sz w:val="21"/>
+          <w:szCs w:val="21"/>
+        </w:rPr>
+      </w:pPr>
+    </w:p>
+    <w:p>
+      <w:pPr>
+        <w:pStyle w:val="Normal0"/>
+        <w:spacing w:before="0" w:after="0"/>
+        <w:rPr>
+          <w:rFonts w:ascii="Times New Roman" w:eastAsia="宋体" w:hAnsi="Times New Roman"/>
+          <w:b/>
+          <w:bCs/>
+          <w:color w:val="000000"/>
+          <w:sz w:val="21"/>
+          <w:szCs w:val="21"/>
+          <w:lang w:val="en-US" w:eastAsia="zh-CN"/>
+        </w:rPr>
+      </w:pPr>
+      <w:r>
+        <w:rPr>
+          <w:rFonts w:ascii="Times New Roman" w:eastAsia="宋体" w:hAnsi="Times New Roman"/>
+          <w:b/>
+          <w:bCs/>
+          <w:color w:val="000000"/>
+          <w:sz w:val="21"/>
+          <w:szCs w:val="21"/>
+          <w:lang w:val="en-US" w:eastAsia="zh-CN"/>
+        </w:rPr>
+        <w:t xml:space="preserve">3. </w:t>
+      </w:r>
+      <w:r>
+        <w:rPr>
+          <w:rFonts w:ascii="Times New Roman" w:eastAsia="宋体" w:hAnsi="宋体" w:hint="eastAsia"/>
+          <w:b/>
+          <w:bCs/>
+          <w:color w:val="000000"/>
+          <w:sz w:val="21"/>
+          <w:szCs w:val="21"/>
+          <w:lang w:val="en-US" w:eastAsia="zh-CN"/>
+        </w:rPr>
+        <w:t>寄存</w:t>
+      </w:r>
+      <w:r>
+        <w:rPr>
+          <w:rFonts w:ascii="Times New Roman" w:eastAsia="宋体" w:hAnsi="宋体" w:hint="eastAsia"/>
+          <w:b/>
+          <w:bCs/>
+          <w:color w:val="000000"/>
+          <w:sz w:val="21"/>
+          <w:szCs w:val="21"/>
+          <w:lang w:val="en-US" w:eastAsia="zh-CN"/>
+        </w:rPr>
+        <w:t>器</w:t>
+      </w:r>
+      <w:r>
+        <w:rPr>
+          <w:rFonts w:ascii="Times New Roman" w:eastAsia="宋体" w:hAnsi="宋体" w:hint="eastAsia"/>
+          <w:b/>
+          <w:bCs/>
+          <w:color w:val="000000"/>
+          <w:sz w:val="21"/>
+          <w:szCs w:val="21"/>
+          <w:lang w:val="en-US" w:eastAsia="zh-CN"/>
+        </w:rPr>
+        <w:t>堆</w:t>
+      </w:r>
+    </w:p>
+    <w:p>
+      <w:pPr>
+        <w:rPr>
+          <w:bCs/>
+          <w:color w:val="000000"/>
+          <w:sz w:val="21"/>
+          <w:szCs w:val="21"/>
+        </w:rPr>
+      </w:pPr>
+      <w:r>
+        <w:rPr>
+          <w:rFonts w:hint="eastAsia"/>
+          <w:bCs/>
+          <w:color w:val="000000"/>
+          <w:sz w:val="21"/>
+          <w:szCs w:val="21"/>
+        </w:rPr>
+        <w:t xml:space="preserve">(a) </w:t>
+      </w:r>
+      <w:r>
+        <w:rPr>
+          <w:rFonts w:hint="eastAsia"/>
+          <w:bCs/>
+          <w:color w:val="000000"/>
+          <w:sz w:val="21"/>
+          <w:szCs w:val="21"/>
+        </w:rPr>
+        <w:t>工作原理</w:t>
+      </w:r>
+    </w:p>
+    <w:p>
+      <w:pPr>
+        <w:ind w:firstLine="420"/>
+        <w:rPr>
+          <w:rFonts w:hint="eastAsia"/>
+          <w:bCs/>
+          <w:color w:val="000000"/>
+          <w:sz w:val="21"/>
+          <w:szCs w:val="21"/>
+        </w:rPr>
+      </w:pPr>
+      <w:r>
+        <w:rPr>
+          <w:bCs/>
+          <w:color w:val="000000"/>
+          <w:sz w:val="21"/>
+          <w:szCs w:val="21"/>
+        </w:rPr>
+        <w:t>寄存器堆包含</w:t>
+      </w:r>
+      <w:r>
+        <w:rPr>
+          <w:bCs/>
+          <w:color w:val="000000"/>
+          <w:sz w:val="21"/>
+          <w:szCs w:val="21"/>
+        </w:rPr>
+        <w:t>32</w:t>
+      </w:r>
+      <w:r>
+        <w:rPr>
+          <w:bCs/>
+          <w:color w:val="000000"/>
+          <w:sz w:val="21"/>
+          <w:szCs w:val="21"/>
+        </w:rPr>
+        <w:t>个</w:t>
+      </w:r>
+      <w:r>
+        <w:rPr>
+          <w:bCs/>
+          <w:color w:val="000000"/>
+          <w:sz w:val="21"/>
+          <w:szCs w:val="21"/>
+        </w:rPr>
+        <w:t>32</w:t>
+      </w:r>
+      <w:r>
+        <w:rPr>
+          <w:bCs/>
+          <w:color w:val="000000"/>
+          <w:sz w:val="21"/>
+          <w:szCs w:val="21"/>
+        </w:rPr>
+        <w:t>位寄存器，提供两个组合读端口和一个同步写端口。读地址变化后读数据组合输出；当</w:t>
+      </w:r>
+      <w:r>
+        <w:rPr>
+          <w:bCs/>
+          <w:color w:val="000000"/>
+          <w:sz w:val="21"/>
+          <w:szCs w:val="21"/>
+        </w:rPr>
+        <w:t>we</w:t>
+      </w:r>
+      <w:r>
+        <w:rPr>
+          <w:bCs/>
+          <w:color w:val="000000"/>
+          <w:sz w:val="21"/>
+          <w:szCs w:val="21"/>
+        </w:rPr>
+        <w:t>有效且写地址不为</w:t>
+      </w:r>
+      <w:r>
+        <w:rPr>
+          <w:bCs/>
+          <w:color w:val="000000"/>
+          <w:sz w:val="21"/>
+          <w:szCs w:val="21"/>
+        </w:rPr>
+        <w:t>0</w:t>
+      </w:r>
+      <w:r>
+        <w:rPr>
+          <w:bCs/>
+          <w:color w:val="000000"/>
+          <w:sz w:val="21"/>
+          <w:szCs w:val="21"/>
+        </w:rPr>
+        <w:t>时，在时钟上升沿写入</w:t>
+      </w:r>
+      <w:r>
+        <w:rPr>
+          <w:bCs/>
+          <w:color w:val="000000"/>
+          <w:sz w:val="21"/>
+          <w:szCs w:val="21"/>
+        </w:rPr>
+        <w:t>wdata</w:t>
+      </w:r>
+      <w:r>
+        <w:rPr>
+          <w:bCs/>
+          <w:color w:val="000000"/>
+          <w:sz w:val="21"/>
+          <w:szCs w:val="21"/>
+        </w:rPr>
+        <w:t>；</w:t>
+      </w:r>
+      <w:r>
+        <w:rPr>
+          <w:bCs/>
+          <w:color w:val="000000"/>
+          <w:sz w:val="21"/>
+          <w:szCs w:val="21"/>
+        </w:rPr>
+        <w:t>0</w:t>
+      </w:r>
+      <w:r>
+        <w:rPr>
+          <w:bCs/>
+          <w:color w:val="000000"/>
+          <w:sz w:val="21"/>
+          <w:szCs w:val="21"/>
+        </w:rPr>
+        <w:t>号寄存器固定读出</w:t>
+      </w:r>
+      <w:r>
+        <w:rPr>
+          <w:bCs/>
+          <w:color w:val="000000"/>
+          <w:sz w:val="21"/>
+          <w:szCs w:val="21"/>
+        </w:rPr>
+        <w:t>0</w:t>
+      </w:r>
+      <w:r>
+        <w:rPr>
+          <w:bCs/>
+          <w:color w:val="000000"/>
+          <w:sz w:val="21"/>
+          <w:szCs w:val="21"/>
+        </w:rPr>
+        <w:t>，写入被屏蔽，以符合常见</w:t>
+      </w:r>
+      <w:r>
+        <w:rPr>
+          <w:bCs/>
+          <w:color w:val="000000"/>
+          <w:sz w:val="21"/>
+          <w:szCs w:val="21"/>
+        </w:rPr>
+        <w:t>RISC-V</w:t>
+      </w:r>
+      <w:r>
+        <w:rPr>
+          <w:bCs/>
+          <w:color w:val="000000"/>
+          <w:sz w:val="21"/>
+          <w:szCs w:val="21"/>
+        </w:rPr>
+        <w:t>寄存器堆语义。</w:t>
+      </w:r>
+    </w:p>
+    <w:p>
+      <w:pPr>
         <w:pStyle w:val="Normal0"/>
         <w:spacing w:before="0" w:after="0"/>
         <w:rPr>
@@ -1462,919 +5870,2230 @@
     </w:p>
     <w:p>
       <w:pPr>
+        <w:rPr>
+          <w:bCs/>
+          <w:color w:val="000000"/>
+          <w:sz w:val="21"/>
+          <w:szCs w:val="21"/>
+        </w:rPr>
+      </w:pPr>
+      <w:r>
+        <w:rPr>
+          <w:rFonts w:hint="eastAsia"/>
+          <w:bCs/>
+          <w:color w:val="000000"/>
+          <w:sz w:val="21"/>
+          <w:szCs w:val="21"/>
+        </w:rPr>
+        <w:t>(b) Verilog</w:t>
+      </w:r>
+      <w:r>
+        <w:rPr>
+          <w:rFonts w:hint="eastAsia"/>
+          <w:bCs/>
+          <w:color w:val="000000"/>
+          <w:sz w:val="21"/>
+          <w:szCs w:val="21"/>
+        </w:rPr>
+        <w:t>源程序</w:t>
+      </w:r>
+    </w:p>
+    <w:p>
+      <w:pPr>
+        <w:snapToGrid w:val="0"/>
+        <w:spacing w:line="240" w:lineRule="atLeast"/>
+        <w:rPr>
+          <w:rFonts w:hint="eastAsia"/>
+        </w:rPr>
+      </w:pPr>
+      <w:r>
+        <w:rPr>
+          <w:rFonts w:ascii="Consolas" w:eastAsia="Consolas" w:hAnsi="Consolas"/>
+          <w:sz w:val="14"/>
+        </w:rPr>
+        <w:t>`timescale 1ns / 1ps</w:t>
+      </w:r>
+      <w:r>
+        <w:rPr>
+          <w:rFonts w:ascii="Consolas" w:eastAsia="Consolas" w:hAnsi="Consolas"/>
+          <w:sz w:val="14"/>
+        </w:rPr>
+        <w:br/>
+      </w:r>
+      <w:r>
+        <w:rPr>
+          <w:rFonts w:ascii="Consolas" w:eastAsia="Consolas" w:hAnsi="Consolas"/>
+          <w:sz w:val="14"/>
+        </w:rPr>
+        <w:br/>
+        <w:t>module regfile_32x32 (</w:t>
+      </w:r>
+      <w:r>
+        <w:rPr>
+          <w:rFonts w:ascii="Consolas" w:eastAsia="Consolas" w:hAnsi="Consolas"/>
+          <w:sz w:val="14"/>
+        </w:rPr>
+        <w:br/>
+        <w:t xml:space="preserve">    input  wire        clk,</w:t>
+      </w:r>
+      <w:r>
+        <w:rPr>
+          <w:rFonts w:ascii="Consolas" w:eastAsia="Consolas" w:hAnsi="Consolas"/>
+          <w:sz w:val="14"/>
+        </w:rPr>
+        <w:br/>
+        <w:t xml:space="preserve">    input  wire        we,</w:t>
+      </w:r>
+      <w:r>
+        <w:rPr>
+          <w:rFonts w:ascii="Consolas" w:eastAsia="Consolas" w:hAnsi="Consolas"/>
+          <w:sz w:val="14"/>
+        </w:rPr>
+        <w:br/>
+        <w:t xml:space="preserve">    input  wire [4:0]  waddr,</w:t>
+      </w:r>
+      <w:r>
+        <w:rPr>
+          <w:rFonts w:ascii="Consolas" w:eastAsia="Consolas" w:hAnsi="Consolas"/>
+          <w:sz w:val="14"/>
+        </w:rPr>
+        <w:br/>
+        <w:t xml:space="preserve">    input  wire [31:0] wdata,</w:t>
+      </w:r>
+      <w:r>
+        <w:rPr>
+          <w:rFonts w:ascii="Consolas" w:eastAsia="Consolas" w:hAnsi="Consolas"/>
+          <w:sz w:val="14"/>
+        </w:rPr>
+        <w:br/>
+        <w:t xml:space="preserve">    input  wire [4:0]  raddr1,</w:t>
+      </w:r>
+      <w:r>
+        <w:rPr>
+          <w:rFonts w:ascii="Consolas" w:eastAsia="Consolas" w:hAnsi="Consolas"/>
+          <w:sz w:val="14"/>
+        </w:rPr>
+        <w:br/>
+        <w:t xml:space="preserve">    input  wire [4:0]  raddr2,</w:t>
+      </w:r>
+      <w:r>
+        <w:rPr>
+          <w:rFonts w:ascii="Consolas" w:eastAsia="Consolas" w:hAnsi="Consolas"/>
+          <w:sz w:val="14"/>
+        </w:rPr>
+        <w:br/>
+        <w:t xml:space="preserve">    output wire [31:0] rdata1,</w:t>
+      </w:r>
+      <w:r>
+        <w:rPr>
+          <w:rFonts w:ascii="Consolas" w:eastAsia="Consolas" w:hAnsi="Consolas"/>
+          <w:sz w:val="14"/>
+        </w:rPr>
+        <w:br/>
+        <w:t xml:space="preserve">    output wire [31:0] rdata2</w:t>
+      </w:r>
+      <w:r>
+        <w:rPr>
+          <w:rFonts w:ascii="Consolas" w:eastAsia="Consolas" w:hAnsi="Consolas"/>
+          <w:sz w:val="14"/>
+        </w:rPr>
+        <w:br/>
+        <w:t>);</w:t>
+      </w:r>
+      <w:r>
+        <w:rPr>
+          <w:rFonts w:ascii="Consolas" w:eastAsia="Consolas" w:hAnsi="Consolas"/>
+          <w:sz w:val="14"/>
+        </w:rPr>
+        <w:br/>
+      </w:r>
+      <w:r>
+        <w:rPr>
+          <w:rFonts w:ascii="Consolas" w:eastAsia="Consolas" w:hAnsi="Consolas"/>
+          <w:sz w:val="14"/>
+        </w:rPr>
+        <w:br/>
+        <w:t xml:space="preserve">    reg [31:0] regs [0:31];</w:t>
+      </w:r>
+      <w:r>
+        <w:rPr>
+          <w:rFonts w:ascii="Consolas" w:eastAsia="Consolas" w:hAnsi="Consolas"/>
+          <w:sz w:val="14"/>
+        </w:rPr>
+        <w:br/>
+        <w:t xml:space="preserve">    integer i;</w:t>
+      </w:r>
+      <w:r>
+        <w:rPr>
+          <w:rFonts w:ascii="Consolas" w:eastAsia="Consolas" w:hAnsi="Consolas"/>
+          <w:sz w:val="14"/>
+        </w:rPr>
+        <w:br/>
+      </w:r>
+      <w:r>
+        <w:rPr>
+          <w:rFonts w:ascii="Consolas" w:eastAsia="Consolas" w:hAnsi="Consolas"/>
+          <w:sz w:val="14"/>
+        </w:rPr>
+        <w:br/>
+        <w:t xml:space="preserve">    initial begin</w:t>
+      </w:r>
+      <w:r>
+        <w:rPr>
+          <w:rFonts w:ascii="Consolas" w:eastAsia="Consolas" w:hAnsi="Consolas"/>
+          <w:sz w:val="14"/>
+        </w:rPr>
+        <w:br/>
+        <w:t xml:space="preserve">        for (i = 0; i &lt; 32; i = i + 1) begin</w:t>
+      </w:r>
+      <w:r>
+        <w:rPr>
+          <w:rFonts w:ascii="Consolas" w:eastAsia="Consolas" w:hAnsi="Consolas"/>
+          <w:sz w:val="14"/>
+        </w:rPr>
+        <w:br/>
+        <w:t xml:space="preserve">            regs[i] = 32'b0;</w:t>
+      </w:r>
+      <w:r>
+        <w:rPr>
+          <w:rFonts w:ascii="Consolas" w:eastAsia="Consolas" w:hAnsi="Consolas"/>
+          <w:sz w:val="14"/>
+        </w:rPr>
+        <w:br/>
+        <w:t xml:space="preserve">        end</w:t>
+      </w:r>
+      <w:r>
+        <w:rPr>
+          <w:rFonts w:ascii="Consolas" w:eastAsia="Consolas" w:hAnsi="Consolas"/>
+          <w:sz w:val="14"/>
+        </w:rPr>
+        <w:br/>
+        <w:t xml:space="preserve">    end</w:t>
+      </w:r>
+      <w:r>
+        <w:rPr>
+          <w:rFonts w:ascii="Consolas" w:eastAsia="Consolas" w:hAnsi="Consolas"/>
+          <w:sz w:val="14"/>
+        </w:rPr>
+        <w:br/>
+      </w:r>
+      <w:r>
+        <w:rPr>
+          <w:rFonts w:ascii="Consolas" w:eastAsia="Consolas" w:hAnsi="Consolas"/>
+          <w:sz w:val="14"/>
+        </w:rPr>
+        <w:br/>
+        <w:t xml:space="preserve">    assign rdata1 = (raddr1 == 5'd0) ? 32'b0 : regs[raddr1];</w:t>
+      </w:r>
+      <w:r>
+        <w:rPr>
+          <w:rFonts w:ascii="Consolas" w:eastAsia="Consolas" w:hAnsi="Consolas"/>
+          <w:sz w:val="14"/>
+        </w:rPr>
+        <w:br/>
+        <w:t xml:space="preserve">    assign rdata2 = (raddr2 == 5'd0) ? 32'b0 : regs[raddr2];</w:t>
+      </w:r>
+      <w:r>
+        <w:rPr>
+          <w:rFonts w:ascii="Consolas" w:eastAsia="Consolas" w:hAnsi="Consolas"/>
+          <w:sz w:val="14"/>
+        </w:rPr>
+        <w:br/>
+      </w:r>
+      <w:r>
+        <w:rPr>
+          <w:rFonts w:ascii="Consolas" w:eastAsia="Consolas" w:hAnsi="Consolas"/>
+          <w:sz w:val="14"/>
+        </w:rPr>
+        <w:br/>
+        <w:t xml:space="preserve">    always @(posedge clk) begin</w:t>
+      </w:r>
+      <w:r>
+        <w:rPr>
+          <w:rFonts w:ascii="Consolas" w:eastAsia="Consolas" w:hAnsi="Consolas"/>
+          <w:sz w:val="14"/>
+        </w:rPr>
+        <w:br/>
+        <w:t xml:space="preserve">        if (we &amp;&amp; (waddr != 5'd0)) begin</w:t>
+      </w:r>
+      <w:r>
+        <w:rPr>
+          <w:rFonts w:ascii="Consolas" w:eastAsia="Consolas" w:hAnsi="Consolas"/>
+          <w:sz w:val="14"/>
+        </w:rPr>
+        <w:br/>
+        <w:t xml:space="preserve">            regs[waddr] &lt;= wdata;</w:t>
+      </w:r>
+      <w:r>
+        <w:rPr>
+          <w:rFonts w:ascii="Consolas" w:eastAsia="Consolas" w:hAnsi="Consolas"/>
+          <w:sz w:val="14"/>
+        </w:rPr>
+        <w:br/>
+        <w:t xml:space="preserve">        end</w:t>
+      </w:r>
+      <w:r>
+        <w:rPr>
+          <w:rFonts w:ascii="Consolas" w:eastAsia="Consolas" w:hAnsi="Consolas"/>
+          <w:sz w:val="14"/>
+        </w:rPr>
+        <w:br/>
+        <w:t xml:space="preserve">        regs[0] &lt;= 32'b0;</w:t>
+      </w:r>
+      <w:r>
+        <w:rPr>
+          <w:rFonts w:ascii="Consolas" w:eastAsia="Consolas" w:hAnsi="Consolas"/>
+          <w:sz w:val="14"/>
+        </w:rPr>
+        <w:br/>
+        <w:t xml:space="preserve">    end</w:t>
+      </w:r>
+      <w:r>
+        <w:rPr>
+          <w:rFonts w:ascii="Consolas" w:eastAsia="Consolas" w:hAnsi="Consolas"/>
+          <w:sz w:val="14"/>
+        </w:rPr>
+        <w:br/>
+      </w:r>
+      <w:r>
+        <w:rPr>
+          <w:rFonts w:ascii="Consolas" w:eastAsia="Consolas" w:hAnsi="Consolas"/>
+          <w:sz w:val="14"/>
+        </w:rPr>
+        <w:br/>
+        <w:t>endmodule</w:t>
+      </w:r>
+    </w:p>
+    <w:p>
+      <w:pPr>
+        <w:rPr>
+          <w:bCs/>
+          <w:color w:val="000000"/>
+          <w:sz w:val="21"/>
+          <w:szCs w:val="21"/>
+        </w:rPr>
+      </w:pPr>
+    </w:p>
+    <w:p>
+      <w:pPr>
+        <w:rPr>
+          <w:bCs/>
+          <w:color w:val="000000"/>
+          <w:sz w:val="21"/>
+          <w:szCs w:val="21"/>
+        </w:rPr>
+      </w:pPr>
+    </w:p>
+    <w:p>
+      <w:pPr>
+        <w:rPr>
+          <w:rFonts w:hint="eastAsia"/>
+          <w:bCs/>
+          <w:color w:val="000000"/>
+          <w:sz w:val="21"/>
+          <w:szCs w:val="21"/>
+        </w:rPr>
+      </w:pPr>
+    </w:p>
+    <w:p>
+      <w:pPr>
+        <w:rPr>
+          <w:bCs/>
+          <w:color w:val="000000"/>
+          <w:sz w:val="21"/>
+          <w:szCs w:val="21"/>
+        </w:rPr>
+      </w:pPr>
+      <w:r>
+        <w:rPr>
+          <w:rFonts w:hint="eastAsia"/>
+          <w:bCs/>
+          <w:color w:val="000000"/>
+          <w:sz w:val="21"/>
+          <w:szCs w:val="21"/>
+        </w:rPr>
+        <w:lastRenderedPageBreak/>
+        <w:t>(c) RTL</w:t>
+      </w:r>
+      <w:r>
+        <w:rPr>
+          <w:rFonts w:hint="eastAsia"/>
+          <w:bCs/>
+          <w:color w:val="000000"/>
+          <w:sz w:val="21"/>
+          <w:szCs w:val="21"/>
+        </w:rPr>
+        <w:t>视图</w:t>
+      </w:r>
+    </w:p>
+    <w:p>
+      <w:pPr>
+        <w:rPr>
+          <w:rFonts w:hint="eastAsia"/>
+          <w:bCs/>
+          <w:color w:val="000000"/>
+          <w:sz w:val="21"/>
+          <w:szCs w:val="21"/>
+        </w:rPr>
+      </w:pPr>
+      <w:r>
+        <w:rPr>
+          <w:noProof/>
+        </w:rPr>
+        <w:pict w14:anchorId="32EFC9FA">
+          <v:shape id="RTL schematic" o:spid="_x0000_i1025" type="#_x0000_t75" alt="rtl_schematic_full.svg" style="width:243.85pt;height:538.85pt;visibility:visible" o:gfxdata="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">
+            <v:imagedata r:id="rId11" o:title=""/>
+          </v:shape>
+        </w:pict>
+      </w:r>
+    </w:p>
+    <w:p>
+      <w:pPr>
+        <w:rPr>
+          <w:bCs/>
+          <w:color w:val="000000"/>
+          <w:sz w:val="21"/>
+          <w:szCs w:val="21"/>
+        </w:rPr>
+      </w:pPr>
+    </w:p>
+    <w:p>
+      <w:pPr>
+        <w:rPr>
+          <w:bCs/>
+          <w:color w:val="000000"/>
+          <w:sz w:val="21"/>
+          <w:szCs w:val="21"/>
+        </w:rPr>
+      </w:pPr>
+      <w:r>
+        <w:rPr>
+          <w:rFonts w:hint="eastAsia"/>
+          <w:bCs/>
+          <w:color w:val="000000"/>
+          <w:sz w:val="21"/>
+          <w:szCs w:val="21"/>
+        </w:rPr>
+        <w:t>(d) ModelSim</w:t>
+      </w:r>
+      <w:r>
+        <w:rPr>
+          <w:rFonts w:hint="eastAsia"/>
+          <w:bCs/>
+          <w:color w:val="000000"/>
+          <w:sz w:val="21"/>
+          <w:szCs w:val="21"/>
+        </w:rPr>
+        <w:t>源程序</w:t>
+      </w:r>
+    </w:p>
+    <w:p>
+      <w:pPr>
+        <w:spacing w:after="40"/>
+        <w:rPr>
+          <w:rFonts w:hint="eastAsia"/>
+          <w:bCs/>
+        </w:rPr>
+      </w:pPr>
+      <w:r>
+        <w:rPr>
+          <w:bCs/>
+          <w:sz w:val="19"/>
+        </w:rPr>
+        <w:t>文件：</w:t>
+      </w:r>
+      <w:r>
+        <w:rPr>
+          <w:bCs/>
+          <w:sz w:val="19"/>
+        </w:rPr>
+        <w:t>lab2/task3_regfile/sim/tb_regfile_32x32.v</w:t>
+      </w:r>
+    </w:p>
+    <w:p>
+      <w:pPr>
+        <w:snapToGrid w:val="0"/>
+        <w:spacing w:line="240" w:lineRule="atLeast"/>
+      </w:pPr>
+      <w:r>
+        <w:rPr>
+          <w:rFonts w:ascii="Consolas" w:eastAsia="Consolas" w:hAnsi="Consolas"/>
+          <w:sz w:val="14"/>
+        </w:rPr>
+        <w:t>`timescale 1ns / 1ps</w:t>
+      </w:r>
+      <w:r>
+        <w:rPr>
+          <w:rFonts w:ascii="Consolas" w:eastAsia="Consolas" w:hAnsi="Consolas"/>
+          <w:sz w:val="14"/>
+        </w:rPr>
+        <w:br/>
+      </w:r>
+      <w:r>
+        <w:rPr>
+          <w:rFonts w:ascii="Consolas" w:eastAsia="Consolas" w:hAnsi="Consolas"/>
+          <w:sz w:val="14"/>
+        </w:rPr>
+        <w:br/>
+        <w:t>module tb_regfile_32x32;</w:t>
+      </w:r>
+      <w:r>
+        <w:rPr>
+          <w:rFonts w:ascii="Consolas" w:eastAsia="Consolas" w:hAnsi="Consolas"/>
+          <w:sz w:val="14"/>
+        </w:rPr>
+        <w:br/>
+      </w:r>
+      <w:r>
+        <w:rPr>
+          <w:rFonts w:ascii="Consolas" w:eastAsia="Consolas" w:hAnsi="Consolas"/>
+          <w:sz w:val="14"/>
+        </w:rPr>
+        <w:br/>
+        <w:t xml:space="preserve">    reg clk;</w:t>
+      </w:r>
+      <w:r>
+        <w:rPr>
+          <w:rFonts w:ascii="Consolas" w:eastAsia="Consolas" w:hAnsi="Consolas"/>
+          <w:sz w:val="14"/>
+        </w:rPr>
+        <w:br/>
+      </w:r>
+      <w:r>
+        <w:rPr>
+          <w:rFonts w:ascii="Consolas" w:eastAsia="Consolas" w:hAnsi="Consolas"/>
+          <w:sz w:val="14"/>
+        </w:rPr>
+        <w:lastRenderedPageBreak/>
+        <w:t xml:space="preserve">    reg we;</w:t>
+      </w:r>
+      <w:r>
+        <w:rPr>
+          <w:rFonts w:ascii="Consolas" w:eastAsia="Consolas" w:hAnsi="Consolas"/>
+          <w:sz w:val="14"/>
+        </w:rPr>
+        <w:br/>
+        <w:t xml:space="preserve">    reg [4:0] waddr;</w:t>
+      </w:r>
+      <w:r>
+        <w:rPr>
+          <w:rFonts w:ascii="Consolas" w:eastAsia="Consolas" w:hAnsi="Consolas"/>
+          <w:sz w:val="14"/>
+        </w:rPr>
+        <w:br/>
+        <w:t xml:space="preserve">    reg [31:0] wdata;</w:t>
+      </w:r>
+      <w:r>
+        <w:rPr>
+          <w:rFonts w:ascii="Consolas" w:eastAsia="Consolas" w:hAnsi="Consolas"/>
+          <w:sz w:val="14"/>
+        </w:rPr>
+        <w:br/>
+        <w:t xml:space="preserve">    reg [4:0] raddr1;</w:t>
+      </w:r>
+      <w:r>
+        <w:rPr>
+          <w:rFonts w:ascii="Consolas" w:eastAsia="Consolas" w:hAnsi="Consolas"/>
+          <w:sz w:val="14"/>
+        </w:rPr>
+        <w:br/>
+        <w:t xml:space="preserve">    reg [4:0] raddr2;</w:t>
+      </w:r>
+      <w:r>
+        <w:rPr>
+          <w:rFonts w:ascii="Consolas" w:eastAsia="Consolas" w:hAnsi="Consolas"/>
+          <w:sz w:val="14"/>
+        </w:rPr>
+        <w:br/>
+      </w:r>
+      <w:r>
+        <w:rPr>
+          <w:rFonts w:ascii="Consolas" w:eastAsia="Consolas" w:hAnsi="Consolas"/>
+          <w:sz w:val="14"/>
+        </w:rPr>
+        <w:br/>
+        <w:t xml:space="preserve">    wire [31:0] rdata1;</w:t>
+      </w:r>
+      <w:r>
+        <w:rPr>
+          <w:rFonts w:ascii="Consolas" w:eastAsia="Consolas" w:hAnsi="Consolas"/>
+          <w:sz w:val="14"/>
+        </w:rPr>
+        <w:br/>
+        <w:t xml:space="preserve">    wire [31:0] rdata2;</w:t>
+      </w:r>
+      <w:r>
+        <w:rPr>
+          <w:rFonts w:ascii="Consolas" w:eastAsia="Consolas" w:hAnsi="Consolas"/>
+          <w:sz w:val="14"/>
+        </w:rPr>
+        <w:br/>
+      </w:r>
+      <w:r>
+        <w:rPr>
+          <w:rFonts w:ascii="Consolas" w:eastAsia="Consolas" w:hAnsi="Consolas"/>
+          <w:sz w:val="14"/>
+        </w:rPr>
+        <w:br/>
+        <w:t xml:space="preserve">    integer error_count;</w:t>
+      </w:r>
+      <w:r>
+        <w:rPr>
+          <w:rFonts w:ascii="Consolas" w:eastAsia="Consolas" w:hAnsi="Consolas"/>
+          <w:sz w:val="14"/>
+        </w:rPr>
+        <w:br/>
+      </w:r>
+      <w:r>
+        <w:rPr>
+          <w:rFonts w:ascii="Consolas" w:eastAsia="Consolas" w:hAnsi="Consolas"/>
+          <w:sz w:val="14"/>
+        </w:rPr>
+        <w:br/>
+        <w:t xml:space="preserve">    regfile_32x32 uut (</w:t>
+      </w:r>
+      <w:r>
+        <w:rPr>
+          <w:rFonts w:ascii="Consolas" w:eastAsia="Consolas" w:hAnsi="Consolas"/>
+          <w:sz w:val="14"/>
+        </w:rPr>
+        <w:br/>
+        <w:t xml:space="preserve">        .clk(clk),</w:t>
+      </w:r>
+      <w:r>
+        <w:rPr>
+          <w:rFonts w:ascii="Consolas" w:eastAsia="Consolas" w:hAnsi="Consolas"/>
+          <w:sz w:val="14"/>
+        </w:rPr>
+        <w:br/>
+        <w:t xml:space="preserve">        .we(we),</w:t>
+      </w:r>
+      <w:r>
+        <w:rPr>
+          <w:rFonts w:ascii="Consolas" w:eastAsia="Consolas" w:hAnsi="Consolas"/>
+          <w:sz w:val="14"/>
+        </w:rPr>
+        <w:br/>
+        <w:t xml:space="preserve">        .waddr(waddr),</w:t>
+      </w:r>
+      <w:r>
+        <w:rPr>
+          <w:rFonts w:ascii="Consolas" w:eastAsia="Consolas" w:hAnsi="Consolas"/>
+          <w:sz w:val="14"/>
+        </w:rPr>
+        <w:br/>
+        <w:t xml:space="preserve">        .wdata(wdata),</w:t>
+      </w:r>
+      <w:r>
+        <w:rPr>
+          <w:rFonts w:ascii="Consolas" w:eastAsia="Consolas" w:hAnsi="Consolas"/>
+          <w:sz w:val="14"/>
+        </w:rPr>
+        <w:br/>
+        <w:t xml:space="preserve">        .raddr1(raddr1),</w:t>
+      </w:r>
+      <w:r>
+        <w:rPr>
+          <w:rFonts w:ascii="Consolas" w:eastAsia="Consolas" w:hAnsi="Consolas"/>
+          <w:sz w:val="14"/>
+        </w:rPr>
+        <w:br/>
+        <w:t xml:space="preserve">        .raddr2(raddr2),</w:t>
+      </w:r>
+      <w:r>
+        <w:rPr>
+          <w:rFonts w:ascii="Consolas" w:eastAsia="Consolas" w:hAnsi="Consolas"/>
+          <w:sz w:val="14"/>
+        </w:rPr>
+        <w:br/>
+        <w:t xml:space="preserve">        .rdata1(rdata1),</w:t>
+      </w:r>
+      <w:r>
+        <w:rPr>
+          <w:rFonts w:ascii="Consolas" w:eastAsia="Consolas" w:hAnsi="Consolas"/>
+          <w:sz w:val="14"/>
+        </w:rPr>
+        <w:br/>
+        <w:t xml:space="preserve">        .rdata2(rdata2)</w:t>
+      </w:r>
+      <w:r>
+        <w:rPr>
+          <w:rFonts w:ascii="Consolas" w:eastAsia="Consolas" w:hAnsi="Consolas"/>
+          <w:sz w:val="14"/>
+        </w:rPr>
+        <w:br/>
+        <w:t xml:space="preserve">    );</w:t>
+      </w:r>
+      <w:r>
+        <w:rPr>
+          <w:rFonts w:ascii="Consolas" w:eastAsia="Consolas" w:hAnsi="Consolas"/>
+          <w:sz w:val="14"/>
+        </w:rPr>
+        <w:br/>
+      </w:r>
+      <w:r>
+        <w:rPr>
+          <w:rFonts w:ascii="Consolas" w:eastAsia="Consolas" w:hAnsi="Consolas"/>
+          <w:sz w:val="14"/>
+        </w:rPr>
+        <w:br/>
+        <w:t xml:space="preserve">    initial begin</w:t>
+      </w:r>
+      <w:r>
+        <w:rPr>
+          <w:rFonts w:ascii="Consolas" w:eastAsia="Consolas" w:hAnsi="Consolas"/>
+          <w:sz w:val="14"/>
+        </w:rPr>
+        <w:br/>
+        <w:t xml:space="preserve">        clk = 1'b0;</w:t>
+      </w:r>
+      <w:r>
+        <w:rPr>
+          <w:rFonts w:ascii="Consolas" w:eastAsia="Consolas" w:hAnsi="Consolas"/>
+          <w:sz w:val="14"/>
+        </w:rPr>
+        <w:br/>
+        <w:t xml:space="preserve">        forever #5 clk = ~clk;</w:t>
+      </w:r>
+      <w:r>
+        <w:rPr>
+          <w:rFonts w:ascii="Consolas" w:eastAsia="Consolas" w:hAnsi="Consolas"/>
+          <w:sz w:val="14"/>
+        </w:rPr>
+        <w:br/>
+        <w:t xml:space="preserve">    end</w:t>
+      </w:r>
+      <w:r>
+        <w:rPr>
+          <w:rFonts w:ascii="Consolas" w:eastAsia="Consolas" w:hAnsi="Consolas"/>
+          <w:sz w:val="14"/>
+        </w:rPr>
+        <w:br/>
+      </w:r>
+      <w:r>
+        <w:rPr>
+          <w:rFonts w:ascii="Consolas" w:eastAsia="Consolas" w:hAnsi="Consolas"/>
+          <w:sz w:val="14"/>
+        </w:rPr>
+        <w:br/>
+        <w:t xml:space="preserve">    task check_read;</w:t>
+      </w:r>
+      <w:r>
+        <w:rPr>
+          <w:rFonts w:ascii="Consolas" w:eastAsia="Consolas" w:hAnsi="Consolas"/>
+          <w:sz w:val="14"/>
+        </w:rPr>
+        <w:br/>
+        <w:t xml:space="preserve">        input [31:0] exp1;</w:t>
+      </w:r>
+      <w:r>
+        <w:rPr>
+          <w:rFonts w:ascii="Consolas" w:eastAsia="Consolas" w:hAnsi="Consolas"/>
+          <w:sz w:val="14"/>
+        </w:rPr>
+        <w:br/>
+        <w:t xml:space="preserve">        input [31:0] exp2;</w:t>
+      </w:r>
+      <w:r>
+        <w:rPr>
+          <w:rFonts w:ascii="Consolas" w:eastAsia="Consolas" w:hAnsi="Consolas"/>
+          <w:sz w:val="14"/>
+        </w:rPr>
+        <w:br/>
+        <w:t xml:space="preserve">        begin</w:t>
+      </w:r>
+      <w:r>
+        <w:rPr>
+          <w:rFonts w:ascii="Consolas" w:eastAsia="Consolas" w:hAnsi="Consolas"/>
+          <w:sz w:val="14"/>
+        </w:rPr>
+        <w:br/>
+        <w:t xml:space="preserve">            #1;</w:t>
+      </w:r>
+      <w:r>
+        <w:rPr>
+          <w:rFonts w:ascii="Consolas" w:eastAsia="Consolas" w:hAnsi="Consolas"/>
+          <w:sz w:val="14"/>
+        </w:rPr>
+        <w:br/>
+        <w:t xml:space="preserve">            if (rdata1 !== exp1 || rdata2 !== exp2) begin</w:t>
+      </w:r>
+      <w:r>
+        <w:rPr>
+          <w:rFonts w:ascii="Consolas" w:eastAsia="Consolas" w:hAnsi="Consolas"/>
+          <w:sz w:val="14"/>
+        </w:rPr>
+        <w:br/>
+        <w:t xml:space="preserve">                $display("ERROR time=%0t raddr1=%0d rdata1=%h exp1=%h raddr2=%0d rdata2=%h exp2=%h",</w:t>
+      </w:r>
+      <w:r>
+        <w:rPr>
+          <w:rFonts w:ascii="Consolas" w:eastAsia="Consolas" w:hAnsi="Consolas"/>
+          <w:sz w:val="14"/>
+        </w:rPr>
+        <w:br/>
+        <w:t xml:space="preserve">                         $time, raddr1, rdata1, exp1, raddr2, rdata2, exp2);</w:t>
+      </w:r>
+      <w:r>
+        <w:rPr>
+          <w:rFonts w:ascii="Consolas" w:eastAsia="Consolas" w:hAnsi="Consolas"/>
+          <w:sz w:val="14"/>
+        </w:rPr>
+        <w:br/>
+        <w:t xml:space="preserve">                error_count = error_count + 1;</w:t>
+      </w:r>
+      <w:r>
+        <w:rPr>
+          <w:rFonts w:ascii="Consolas" w:eastAsia="Consolas" w:hAnsi="Consolas"/>
+          <w:sz w:val="14"/>
+        </w:rPr>
+        <w:br/>
+        <w:t xml:space="preserve">            end else begin</w:t>
+      </w:r>
+      <w:r>
+        <w:rPr>
+          <w:rFonts w:ascii="Consolas" w:eastAsia="Consolas" w:hAnsi="Consolas"/>
+          <w:sz w:val="14"/>
+        </w:rPr>
+        <w:br/>
+        <w:t xml:space="preserve">                $display("PASS  time=%0t rdata1=%h rdata2=%h", $time, rdata1, rdata2);</w:t>
+      </w:r>
+      <w:r>
+        <w:rPr>
+          <w:rFonts w:ascii="Consolas" w:eastAsia="Consolas" w:hAnsi="Consolas"/>
+          <w:sz w:val="14"/>
+        </w:rPr>
+        <w:br/>
+        <w:t xml:space="preserve">            end</w:t>
+      </w:r>
+      <w:r>
+        <w:rPr>
+          <w:rFonts w:ascii="Consolas" w:eastAsia="Consolas" w:hAnsi="Consolas"/>
+          <w:sz w:val="14"/>
+        </w:rPr>
+        <w:br/>
+        <w:t xml:space="preserve">        end</w:t>
+      </w:r>
+      <w:r>
+        <w:rPr>
+          <w:rFonts w:ascii="Consolas" w:eastAsia="Consolas" w:hAnsi="Consolas"/>
+          <w:sz w:val="14"/>
+        </w:rPr>
+        <w:br/>
+        <w:t xml:space="preserve">    endtask</w:t>
+      </w:r>
+      <w:r>
+        <w:rPr>
+          <w:rFonts w:ascii="Consolas" w:eastAsia="Consolas" w:hAnsi="Consolas"/>
+          <w:sz w:val="14"/>
+        </w:rPr>
+        <w:br/>
+      </w:r>
+      <w:r>
+        <w:rPr>
+          <w:rFonts w:ascii="Consolas" w:eastAsia="Consolas" w:hAnsi="Consolas"/>
+          <w:sz w:val="14"/>
+        </w:rPr>
+        <w:br/>
+        <w:t xml:space="preserve">    task write_reg;</w:t>
+      </w:r>
+      <w:r>
+        <w:rPr>
+          <w:rFonts w:ascii="Consolas" w:eastAsia="Consolas" w:hAnsi="Consolas"/>
+          <w:sz w:val="14"/>
+        </w:rPr>
+        <w:br/>
+        <w:t xml:space="preserve">        input [4:0] addr;</w:t>
+      </w:r>
+      <w:r>
+        <w:rPr>
+          <w:rFonts w:ascii="Consolas" w:eastAsia="Consolas" w:hAnsi="Consolas"/>
+          <w:sz w:val="14"/>
+        </w:rPr>
+        <w:br/>
+        <w:t xml:space="preserve">        input [31:0] data;</w:t>
+      </w:r>
+      <w:r>
+        <w:rPr>
+          <w:rFonts w:ascii="Consolas" w:eastAsia="Consolas" w:hAnsi="Consolas"/>
+          <w:sz w:val="14"/>
+        </w:rPr>
+        <w:br/>
+        <w:t xml:space="preserve">        begin</w:t>
+      </w:r>
+      <w:r>
+        <w:rPr>
+          <w:rFonts w:ascii="Consolas" w:eastAsia="Consolas" w:hAnsi="Consolas"/>
+          <w:sz w:val="14"/>
+        </w:rPr>
+        <w:br/>
+        <w:t xml:space="preserve">            waddr = addr;</w:t>
+      </w:r>
+      <w:r>
+        <w:rPr>
+          <w:rFonts w:ascii="Consolas" w:eastAsia="Consolas" w:hAnsi="Consolas"/>
+          <w:sz w:val="14"/>
+        </w:rPr>
+        <w:br/>
+        <w:t xml:space="preserve">            wdata = data;</w:t>
+      </w:r>
+      <w:r>
+        <w:rPr>
+          <w:rFonts w:ascii="Consolas" w:eastAsia="Consolas" w:hAnsi="Consolas"/>
+          <w:sz w:val="14"/>
+        </w:rPr>
+        <w:br/>
+        <w:t xml:space="preserve">            we = 1'b1;</w:t>
+      </w:r>
+      <w:r>
+        <w:rPr>
+          <w:rFonts w:ascii="Consolas" w:eastAsia="Consolas" w:hAnsi="Consolas"/>
+          <w:sz w:val="14"/>
+        </w:rPr>
+        <w:br/>
+        <w:t xml:space="preserve">            @(posedge clk);</w:t>
+      </w:r>
+      <w:r>
+        <w:rPr>
+          <w:rFonts w:ascii="Consolas" w:eastAsia="Consolas" w:hAnsi="Consolas"/>
+          <w:sz w:val="14"/>
+        </w:rPr>
+        <w:br/>
+        <w:t xml:space="preserve">            #1;</w:t>
+      </w:r>
+      <w:r>
+        <w:rPr>
+          <w:rFonts w:ascii="Consolas" w:eastAsia="Consolas" w:hAnsi="Consolas"/>
+          <w:sz w:val="14"/>
+        </w:rPr>
+        <w:br/>
+        <w:t xml:space="preserve">            we = 1'b0;</w:t>
+      </w:r>
+      <w:r>
+        <w:rPr>
+          <w:rFonts w:ascii="Consolas" w:eastAsia="Consolas" w:hAnsi="Consolas"/>
+          <w:sz w:val="14"/>
+        </w:rPr>
+        <w:br/>
+        <w:t xml:space="preserve">        end</w:t>
+      </w:r>
+      <w:r>
+        <w:rPr>
+          <w:rFonts w:ascii="Consolas" w:eastAsia="Consolas" w:hAnsi="Consolas"/>
+          <w:sz w:val="14"/>
+        </w:rPr>
+        <w:br/>
+        <w:t xml:space="preserve">    endtask</w:t>
+      </w:r>
+      <w:r>
+        <w:rPr>
+          <w:rFonts w:ascii="Consolas" w:eastAsia="Consolas" w:hAnsi="Consolas"/>
+          <w:sz w:val="14"/>
+        </w:rPr>
+        <w:br/>
+      </w:r>
+      <w:r>
+        <w:rPr>
+          <w:rFonts w:ascii="Consolas" w:eastAsia="Consolas" w:hAnsi="Consolas"/>
+          <w:sz w:val="14"/>
+        </w:rPr>
+        <w:br/>
+        <w:t xml:space="preserve">    initial begin</w:t>
+      </w:r>
+      <w:r>
+        <w:rPr>
+          <w:rFonts w:ascii="Consolas" w:eastAsia="Consolas" w:hAnsi="Consolas"/>
+          <w:sz w:val="14"/>
+        </w:rPr>
+        <w:br/>
+        <w:t xml:space="preserve">        error_count = 0;</w:t>
+      </w:r>
+      <w:r>
+        <w:rPr>
+          <w:rFonts w:ascii="Consolas" w:eastAsia="Consolas" w:hAnsi="Consolas"/>
+          <w:sz w:val="14"/>
+        </w:rPr>
+        <w:br/>
+      </w:r>
+      <w:r>
+        <w:rPr>
+          <w:rFonts w:ascii="Consolas" w:eastAsia="Consolas" w:hAnsi="Consolas"/>
+          <w:sz w:val="14"/>
+        </w:rPr>
+        <w:lastRenderedPageBreak/>
+        <w:t xml:space="preserve">        we = 1'b0;</w:t>
+      </w:r>
+      <w:r>
+        <w:rPr>
+          <w:rFonts w:ascii="Consolas" w:eastAsia="Consolas" w:hAnsi="Consolas"/>
+          <w:sz w:val="14"/>
+        </w:rPr>
+        <w:br/>
+        <w:t xml:space="preserve">        waddr = 5'd0;</w:t>
+      </w:r>
+      <w:r>
+        <w:rPr>
+          <w:rFonts w:ascii="Consolas" w:eastAsia="Consolas" w:hAnsi="Consolas"/>
+          <w:sz w:val="14"/>
+        </w:rPr>
+        <w:br/>
+        <w:t xml:space="preserve">        wdata = 32'h0;</w:t>
+      </w:r>
+      <w:r>
+        <w:rPr>
+          <w:rFonts w:ascii="Consolas" w:eastAsia="Consolas" w:hAnsi="Consolas"/>
+          <w:sz w:val="14"/>
+        </w:rPr>
+        <w:br/>
+        <w:t xml:space="preserve">        raddr1 = 5'd0;</w:t>
+      </w:r>
+      <w:r>
+        <w:rPr>
+          <w:rFonts w:ascii="Consolas" w:eastAsia="Consolas" w:hAnsi="Consolas"/>
+          <w:sz w:val="14"/>
+        </w:rPr>
+        <w:br/>
+        <w:t xml:space="preserve">        raddr2 = 5'd1;</w:t>
+      </w:r>
+      <w:r>
+        <w:rPr>
+          <w:rFonts w:ascii="Consolas" w:eastAsia="Consolas" w:hAnsi="Consolas"/>
+          <w:sz w:val="14"/>
+        </w:rPr>
+        <w:br/>
+        <w:t xml:space="preserve">        #2;</w:t>
+      </w:r>
+      <w:r>
+        <w:rPr>
+          <w:rFonts w:ascii="Consolas" w:eastAsia="Consolas" w:hAnsi="Consolas"/>
+          <w:sz w:val="14"/>
+        </w:rPr>
+        <w:br/>
+        <w:t xml:space="preserve">        check_read(32'h00000000, 32'h00000000);</w:t>
+      </w:r>
+      <w:r>
+        <w:rPr>
+          <w:rFonts w:ascii="Consolas" w:eastAsia="Consolas" w:hAnsi="Consolas"/>
+          <w:sz w:val="14"/>
+        </w:rPr>
+        <w:br/>
+      </w:r>
+      <w:r>
+        <w:rPr>
+          <w:rFonts w:ascii="Consolas" w:eastAsia="Consolas" w:hAnsi="Consolas"/>
+          <w:sz w:val="14"/>
+        </w:rPr>
+        <w:br/>
+        <w:t xml:space="preserve">        write_reg(5'd1, 32'h12345678);</w:t>
+      </w:r>
+      <w:r>
+        <w:rPr>
+          <w:rFonts w:ascii="Consolas" w:eastAsia="Consolas" w:hAnsi="Consolas"/>
+          <w:sz w:val="14"/>
+        </w:rPr>
+        <w:br/>
+        <w:t xml:space="preserve">        write_reg(5'd2, 32'hdeadbeef);</w:t>
+      </w:r>
+      <w:r>
+        <w:rPr>
+          <w:rFonts w:ascii="Consolas" w:eastAsia="Consolas" w:hAnsi="Consolas"/>
+          <w:sz w:val="14"/>
+        </w:rPr>
+        <w:br/>
+        <w:t xml:space="preserve">        raddr1 = 5'd1;</w:t>
+      </w:r>
+      <w:r>
+        <w:rPr>
+          <w:rFonts w:ascii="Consolas" w:eastAsia="Consolas" w:hAnsi="Consolas"/>
+          <w:sz w:val="14"/>
+        </w:rPr>
+        <w:br/>
+        <w:t xml:space="preserve">        raddr2 = 5'd2;</w:t>
+      </w:r>
+      <w:r>
+        <w:rPr>
+          <w:rFonts w:ascii="Consolas" w:eastAsia="Consolas" w:hAnsi="Consolas"/>
+          <w:sz w:val="14"/>
+        </w:rPr>
+        <w:br/>
+        <w:t xml:space="preserve">        check_read(32'h12345678, 32'hdeadbeef);</w:t>
+      </w:r>
+      <w:r>
+        <w:rPr>
+          <w:rFonts w:ascii="Consolas" w:eastAsia="Consolas" w:hAnsi="Consolas"/>
+          <w:sz w:val="14"/>
+        </w:rPr>
+        <w:br/>
+      </w:r>
+      <w:r>
+        <w:rPr>
+          <w:rFonts w:ascii="Consolas" w:eastAsia="Consolas" w:hAnsi="Consolas"/>
+          <w:sz w:val="14"/>
+        </w:rPr>
+        <w:br/>
+        <w:t xml:space="preserve">        write_reg(5'd0, 32'hffffffff);</w:t>
+      </w:r>
+      <w:r>
+        <w:rPr>
+          <w:rFonts w:ascii="Consolas" w:eastAsia="Consolas" w:hAnsi="Consolas"/>
+          <w:sz w:val="14"/>
+        </w:rPr>
+        <w:br/>
+        <w:t xml:space="preserve">        raddr1 = 5'd0;</w:t>
+      </w:r>
+      <w:r>
+        <w:rPr>
+          <w:rFonts w:ascii="Consolas" w:eastAsia="Consolas" w:hAnsi="Consolas"/>
+          <w:sz w:val="14"/>
+        </w:rPr>
+        <w:br/>
+        <w:t xml:space="preserve">        raddr2 = 5'd1;</w:t>
+      </w:r>
+      <w:r>
+        <w:rPr>
+          <w:rFonts w:ascii="Consolas" w:eastAsia="Consolas" w:hAnsi="Consolas"/>
+          <w:sz w:val="14"/>
+        </w:rPr>
+        <w:br/>
+        <w:t xml:space="preserve">        check_read(32'h00000000, 32'h12345678);</w:t>
+      </w:r>
+      <w:r>
+        <w:rPr>
+          <w:rFonts w:ascii="Consolas" w:eastAsia="Consolas" w:hAnsi="Consolas"/>
+          <w:sz w:val="14"/>
+        </w:rPr>
+        <w:br/>
+      </w:r>
+      <w:r>
+        <w:rPr>
+          <w:rFonts w:ascii="Consolas" w:eastAsia="Consolas" w:hAnsi="Consolas"/>
+          <w:sz w:val="14"/>
+        </w:rPr>
+        <w:br/>
+        <w:t xml:space="preserve">        waddr = 5'd3;</w:t>
+      </w:r>
+      <w:r>
+        <w:rPr>
+          <w:rFonts w:ascii="Consolas" w:eastAsia="Consolas" w:hAnsi="Consolas"/>
+          <w:sz w:val="14"/>
+        </w:rPr>
+        <w:br/>
+        <w:t xml:space="preserve">        wdata = 32'hcafebabe;</w:t>
+      </w:r>
+      <w:r>
+        <w:rPr>
+          <w:rFonts w:ascii="Consolas" w:eastAsia="Consolas" w:hAnsi="Consolas"/>
+          <w:sz w:val="14"/>
+        </w:rPr>
+        <w:br/>
+        <w:t xml:space="preserve">        we = 1'b0;</w:t>
+      </w:r>
+      <w:r>
+        <w:rPr>
+          <w:rFonts w:ascii="Consolas" w:eastAsia="Consolas" w:hAnsi="Consolas"/>
+          <w:sz w:val="14"/>
+        </w:rPr>
+        <w:br/>
+        <w:t xml:space="preserve">        @(posedge clk);</w:t>
+      </w:r>
+      <w:r>
+        <w:rPr>
+          <w:rFonts w:ascii="Consolas" w:eastAsia="Consolas" w:hAnsi="Consolas"/>
+          <w:sz w:val="14"/>
+        </w:rPr>
+        <w:br/>
+        <w:t xml:space="preserve">        raddr1 = 5'd3;</w:t>
+      </w:r>
+      <w:r>
+        <w:rPr>
+          <w:rFonts w:ascii="Consolas" w:eastAsia="Consolas" w:hAnsi="Consolas"/>
+          <w:sz w:val="14"/>
+        </w:rPr>
+        <w:br/>
+        <w:t xml:space="preserve">        raddr2 = 5'd2;</w:t>
+      </w:r>
+      <w:r>
+        <w:rPr>
+          <w:rFonts w:ascii="Consolas" w:eastAsia="Consolas" w:hAnsi="Consolas"/>
+          <w:sz w:val="14"/>
+        </w:rPr>
+        <w:br/>
+        <w:t xml:space="preserve">        check_read(32'h00000000, 32'hdeadbeef);</w:t>
+      </w:r>
+      <w:r>
+        <w:rPr>
+          <w:rFonts w:ascii="Consolas" w:eastAsia="Consolas" w:hAnsi="Consolas"/>
+          <w:sz w:val="14"/>
+        </w:rPr>
+        <w:br/>
+      </w:r>
+      <w:r>
+        <w:rPr>
+          <w:rFonts w:ascii="Consolas" w:eastAsia="Consolas" w:hAnsi="Consolas"/>
+          <w:sz w:val="14"/>
+        </w:rPr>
+        <w:br/>
+        <w:t xml:space="preserve">        if (error_count == 0) begin</w:t>
+      </w:r>
+      <w:r>
+        <w:rPr>
+          <w:rFonts w:ascii="Consolas" w:eastAsia="Consolas" w:hAnsi="Consolas"/>
+          <w:sz w:val="14"/>
+        </w:rPr>
+        <w:br/>
+        <w:t xml:space="preserve">            $display("========================================");</w:t>
+      </w:r>
+      <w:r>
+        <w:rPr>
+          <w:rFonts w:ascii="Consolas" w:eastAsia="Consolas" w:hAnsi="Consolas"/>
+          <w:sz w:val="14"/>
+        </w:rPr>
+        <w:br/>
+        <w:t xml:space="preserve">            $display("Simulation PASSED. No errors found.");</w:t>
+      </w:r>
+      <w:r>
+        <w:rPr>
+          <w:rFonts w:ascii="Consolas" w:eastAsia="Consolas" w:hAnsi="Consolas"/>
+          <w:sz w:val="14"/>
+        </w:rPr>
+        <w:br/>
+        <w:t xml:space="preserve">            $display("========================================");</w:t>
+      </w:r>
+      <w:r>
+        <w:rPr>
+          <w:rFonts w:ascii="Consolas" w:eastAsia="Consolas" w:hAnsi="Consolas"/>
+          <w:sz w:val="14"/>
+        </w:rPr>
+        <w:br/>
+        <w:t xml:space="preserve">        end else begin</w:t>
+      </w:r>
+      <w:r>
+        <w:rPr>
+          <w:rFonts w:ascii="Consolas" w:eastAsia="Consolas" w:hAnsi="Consolas"/>
+          <w:sz w:val="14"/>
+        </w:rPr>
+        <w:br/>
+        <w:t xml:space="preserve">            $display("========================================");</w:t>
+      </w:r>
+      <w:r>
+        <w:rPr>
+          <w:rFonts w:ascii="Consolas" w:eastAsia="Consolas" w:hAnsi="Consolas"/>
+          <w:sz w:val="14"/>
+        </w:rPr>
+        <w:br/>
+        <w:t xml:space="preserve">            $display("Simulation FAILED. Error count = %0d", error_count);</w:t>
+      </w:r>
+      <w:r>
+        <w:rPr>
+          <w:rFonts w:ascii="Consolas" w:eastAsia="Consolas" w:hAnsi="Consolas"/>
+          <w:sz w:val="14"/>
+        </w:rPr>
+        <w:br/>
+        <w:t xml:space="preserve">            $display("========================================");</w:t>
+      </w:r>
+      <w:r>
+        <w:rPr>
+          <w:rFonts w:ascii="Consolas" w:eastAsia="Consolas" w:hAnsi="Consolas"/>
+          <w:sz w:val="14"/>
+        </w:rPr>
+        <w:br/>
+        <w:t xml:space="preserve">        end</w:t>
+      </w:r>
+      <w:r>
+        <w:rPr>
+          <w:rFonts w:ascii="Consolas" w:eastAsia="Consolas" w:hAnsi="Consolas"/>
+          <w:sz w:val="14"/>
+        </w:rPr>
+        <w:br/>
+      </w:r>
+      <w:r>
+        <w:rPr>
+          <w:rFonts w:ascii="Consolas" w:eastAsia="Consolas" w:hAnsi="Consolas"/>
+          <w:sz w:val="14"/>
+        </w:rPr>
+        <w:br/>
+        <w:t xml:space="preserve">        $finish;</w:t>
+      </w:r>
+      <w:r>
+        <w:rPr>
+          <w:rFonts w:ascii="Consolas" w:eastAsia="Consolas" w:hAnsi="Consolas"/>
+          <w:sz w:val="14"/>
+        </w:rPr>
+        <w:br/>
+        <w:t xml:space="preserve">    end</w:t>
+      </w:r>
+      <w:r>
+        <w:rPr>
+          <w:rFonts w:ascii="Consolas" w:eastAsia="Consolas" w:hAnsi="Consolas"/>
+          <w:sz w:val="14"/>
+        </w:rPr>
+        <w:br/>
+      </w:r>
+      <w:r>
+        <w:rPr>
+          <w:rFonts w:ascii="Consolas" w:eastAsia="Consolas" w:hAnsi="Consolas"/>
+          <w:sz w:val="14"/>
+        </w:rPr>
+        <w:br/>
+        <w:t>endmodule</w:t>
+      </w:r>
+      <w:r>
+        <w:rPr>
+          <w:rFonts w:ascii="Consolas" w:eastAsia="Consolas" w:hAnsi="Consolas"/>
+          <w:sz w:val="14"/>
+        </w:rPr>
+        <w:br/>
+      </w:r>
+    </w:p>
+    <w:p>
+      <w:pPr>
+        <w:spacing w:after="40"/>
+        <w:rPr>
+          <w:bCs/>
+        </w:rPr>
+      </w:pPr>
+      <w:r>
+        <w:rPr>
+          <w:bCs/>
+          <w:sz w:val="19"/>
+        </w:rPr>
+        <w:t>仿真脚本：</w:t>
+      </w:r>
+      <w:r>
+        <w:rPr>
+          <w:bCs/>
+          <w:sz w:val="19"/>
+        </w:rPr>
+        <w:t>lab2/task3_regfile/sim/run.do</w:t>
+      </w:r>
+    </w:p>
+    <w:p>
+      <w:pPr>
+        <w:rPr>
+          <w:bCs/>
+          <w:color w:val="000000"/>
+          <w:sz w:val="21"/>
+          <w:szCs w:val="21"/>
+        </w:rPr>
+      </w:pPr>
+    </w:p>
+    <w:p>
+      <w:pPr>
+        <w:snapToGrid w:val="0"/>
+        <w:spacing w:line="240" w:lineRule="atLeast"/>
+        <w:rPr>
+          <w:rFonts w:ascii="Consolas" w:eastAsia="Consolas" w:hAnsi="Consolas"/>
+          <w:sz w:val="14"/>
+        </w:rPr>
+      </w:pPr>
+      <w:r>
+        <w:rPr>
+          <w:rFonts w:ascii="Consolas" w:eastAsia="Consolas" w:hAnsi="Consolas"/>
+          <w:sz w:val="14"/>
+        </w:rPr>
+        <w:t>transcript on</w:t>
+      </w:r>
+      <w:r>
+        <w:rPr>
+          <w:rFonts w:ascii="Consolas" w:eastAsia="Consolas" w:hAnsi="Consolas"/>
+          <w:sz w:val="14"/>
+        </w:rPr>
+        <w:br/>
+        <w:t>onbreak {resume}</w:t>
+      </w:r>
+      <w:r>
+        <w:rPr>
+          <w:rFonts w:ascii="Consolas" w:eastAsia="Consolas" w:hAnsi="Consolas"/>
+          <w:sz w:val="14"/>
+        </w:rPr>
+        <w:br/>
+        <w:t>onerror {quit -code 1}</w:t>
+      </w:r>
+      <w:r>
+        <w:rPr>
+          <w:rFonts w:ascii="Consolas" w:eastAsia="Consolas" w:hAnsi="Consolas"/>
+          <w:sz w:val="14"/>
+        </w:rPr>
+        <w:br/>
+      </w:r>
+      <w:r>
+        <w:rPr>
+          <w:rFonts w:ascii="Consolas" w:eastAsia="Consolas" w:hAnsi="Consolas"/>
+          <w:sz w:val="14"/>
+        </w:rPr>
+        <w:br/>
+        <w:t>set sim_dir [file normalize [pwd]]</w:t>
+      </w:r>
+      <w:r>
+        <w:rPr>
+          <w:rFonts w:ascii="Consolas" w:eastAsia="Consolas" w:hAnsi="Consolas"/>
+          <w:sz w:val="14"/>
+        </w:rPr>
+        <w:br/>
+        <w:t>set root_dir [file normalize [file join $sim_dir ".."]]</w:t>
+      </w:r>
+      <w:r>
+        <w:rPr>
+          <w:rFonts w:ascii="Consolas" w:eastAsia="Consolas" w:hAnsi="Consolas"/>
+          <w:sz w:val="14"/>
+        </w:rPr>
+        <w:br/>
+        <w:t>set top_module "regfile_32x32"</w:t>
+      </w:r>
+      <w:r>
+        <w:rPr>
+          <w:rFonts w:ascii="Consolas" w:eastAsia="Consolas" w:hAnsi="Consolas"/>
+          <w:sz w:val="14"/>
+        </w:rPr>
+        <w:br/>
+        <w:t>set sim_top "tb_regfile_32x32"</w:t>
+      </w:r>
+      <w:r>
+        <w:rPr>
+          <w:rFonts w:ascii="Consolas" w:eastAsia="Consolas" w:hAnsi="Consolas"/>
+          <w:sz w:val="14"/>
+        </w:rPr>
+        <w:br/>
+      </w:r>
+      <w:r>
+        <w:rPr>
+          <w:rFonts w:ascii="Consolas" w:eastAsia="Consolas" w:hAnsi="Consolas"/>
+          <w:sz w:val="14"/>
+        </w:rPr>
+        <w:br/>
+        <w:t>cd $sim_dir</w:t>
+      </w:r>
+      <w:r>
+        <w:rPr>
+          <w:rFonts w:ascii="Consolas" w:eastAsia="Consolas" w:hAnsi="Consolas"/>
+          <w:sz w:val="14"/>
+        </w:rPr>
+        <w:br/>
+      </w:r>
+      <w:r>
+        <w:rPr>
+          <w:rFonts w:ascii="Consolas" w:eastAsia="Consolas" w:hAnsi="Consolas"/>
+          <w:sz w:val="14"/>
+        </w:rPr>
+        <w:br/>
+        <w:t>if {[file exists work]} {</w:t>
+      </w:r>
+      <w:r>
+        <w:rPr>
+          <w:rFonts w:ascii="Consolas" w:eastAsia="Consolas" w:hAnsi="Consolas"/>
+          <w:sz w:val="14"/>
+        </w:rPr>
+        <w:br/>
+      </w:r>
+      <w:r>
+        <w:rPr>
+          <w:rFonts w:ascii="Consolas" w:eastAsia="Consolas" w:hAnsi="Consolas"/>
+          <w:sz w:val="14"/>
+        </w:rPr>
+        <w:lastRenderedPageBreak/>
+        <w:t xml:space="preserve">    vdel -lib work -all</w:t>
+      </w:r>
+      <w:r>
+        <w:rPr>
+          <w:rFonts w:ascii="Consolas" w:eastAsia="Consolas" w:hAnsi="Consolas"/>
+          <w:sz w:val="14"/>
+        </w:rPr>
+        <w:br/>
+        <w:t>}</w:t>
+      </w:r>
+      <w:r>
+        <w:rPr>
+          <w:rFonts w:ascii="Consolas" w:eastAsia="Consolas" w:hAnsi="Consolas"/>
+          <w:sz w:val="14"/>
+        </w:rPr>
+        <w:br/>
+      </w:r>
+      <w:r>
+        <w:rPr>
+          <w:rFonts w:ascii="Consolas" w:eastAsia="Consolas" w:hAnsi="Consolas"/>
+          <w:sz w:val="14"/>
+        </w:rPr>
+        <w:br/>
+        <w:t>vlib work</w:t>
+      </w:r>
+      <w:r>
+        <w:rPr>
+          <w:rFonts w:ascii="Consolas" w:eastAsia="Consolas" w:hAnsi="Consolas"/>
+          <w:sz w:val="14"/>
+        </w:rPr>
+        <w:br/>
+        <w:t>vmap work work</w:t>
+      </w:r>
+      <w:r>
+        <w:rPr>
+          <w:rFonts w:ascii="Consolas" w:eastAsia="Consolas" w:hAnsi="Consolas"/>
+          <w:sz w:val="14"/>
+        </w:rPr>
+        <w:br/>
+      </w:r>
+      <w:r>
+        <w:rPr>
+          <w:rFonts w:ascii="Consolas" w:eastAsia="Consolas" w:hAnsi="Consolas"/>
+          <w:sz w:val="14"/>
+        </w:rPr>
+        <w:br/>
+        <w:t>set src_v_files  [lsort [glob -nocomplain [file join $root_dir "src" "*.v"]]]</w:t>
+      </w:r>
+      <w:r>
+        <w:rPr>
+          <w:rFonts w:ascii="Consolas" w:eastAsia="Consolas" w:hAnsi="Consolas"/>
+          <w:sz w:val="14"/>
+        </w:rPr>
+        <w:br/>
+        <w:t>set src_sv_files [lsort [glob -nocomplain [file join $root_dir "src" "*.sv"]]]</w:t>
+      </w:r>
+      <w:r>
+        <w:rPr>
+          <w:rFonts w:ascii="Consolas" w:eastAsia="Consolas" w:hAnsi="Consolas"/>
+          <w:sz w:val="14"/>
+        </w:rPr>
+        <w:br/>
+        <w:t>set tb_v_files   [lsort [glob -nocomplain [file join $sim_dir "*.v"]]]</w:t>
+      </w:r>
+      <w:r>
+        <w:rPr>
+          <w:rFonts w:ascii="Consolas" w:eastAsia="Consolas" w:hAnsi="Consolas"/>
+          <w:sz w:val="14"/>
+        </w:rPr>
+        <w:br/>
+        <w:t>set tb_sv_files  [lsort [glob -nocomplain [file join $sim_dir "*.sv"]]]</w:t>
+      </w:r>
+      <w:r>
+        <w:rPr>
+          <w:rFonts w:ascii="Consolas" w:eastAsia="Consolas" w:hAnsi="Consolas"/>
+          <w:sz w:val="14"/>
+        </w:rPr>
+        <w:br/>
+        <w:t>set src_files [concat $src_v_files $src_sv_files]</w:t>
+      </w:r>
+      <w:r>
+        <w:rPr>
+          <w:rFonts w:ascii="Consolas" w:eastAsia="Consolas" w:hAnsi="Consolas"/>
+          <w:sz w:val="14"/>
+        </w:rPr>
+        <w:br/>
+        <w:t>set tb_files  [concat $tb_v_files $tb_sv_files]</w:t>
+      </w:r>
+      <w:r>
+        <w:rPr>
+          <w:rFonts w:ascii="Consolas" w:eastAsia="Consolas" w:hAnsi="Consolas"/>
+          <w:sz w:val="14"/>
+        </w:rPr>
+        <w:br/>
+      </w:r>
+      <w:r>
+        <w:rPr>
+          <w:rFonts w:ascii="Consolas" w:eastAsia="Consolas" w:hAnsi="Consolas"/>
+          <w:sz w:val="14"/>
+        </w:rPr>
+        <w:br/>
+        <w:t>if {[llength $src_files] == 0} {</w:t>
+      </w:r>
+      <w:r>
+        <w:rPr>
+          <w:rFonts w:ascii="Consolas" w:eastAsia="Consolas" w:hAnsi="Consolas"/>
+          <w:sz w:val="14"/>
+        </w:rPr>
+        <w:br/>
+        <w:t xml:space="preserve">    puts "ERROR: No RTL source files found in [file join $root_dir src]"</w:t>
+      </w:r>
+      <w:r>
+        <w:rPr>
+          <w:rFonts w:ascii="Consolas" w:eastAsia="Consolas" w:hAnsi="Consolas"/>
+          <w:sz w:val="14"/>
+        </w:rPr>
+        <w:br/>
+        <w:t xml:space="preserve">    quit -code 1</w:t>
+      </w:r>
+      <w:r>
+        <w:rPr>
+          <w:rFonts w:ascii="Consolas" w:eastAsia="Consolas" w:hAnsi="Consolas"/>
+          <w:sz w:val="14"/>
+        </w:rPr>
+        <w:br/>
+        <w:t>}</w:t>
+      </w:r>
+      <w:r>
+        <w:rPr>
+          <w:rFonts w:ascii="Consolas" w:eastAsia="Consolas" w:hAnsi="Consolas"/>
+          <w:sz w:val="14"/>
+        </w:rPr>
+        <w:br/>
+      </w:r>
+      <w:r>
+        <w:rPr>
+          <w:rFonts w:ascii="Consolas" w:eastAsia="Consolas" w:hAnsi="Consolas"/>
+          <w:sz w:val="14"/>
+        </w:rPr>
+        <w:br/>
+        <w:t>if {[llength $tb_files] == 0} {</w:t>
+      </w:r>
+      <w:r>
+        <w:rPr>
+          <w:rFonts w:ascii="Consolas" w:eastAsia="Consolas" w:hAnsi="Consolas"/>
+          <w:sz w:val="14"/>
+        </w:rPr>
+        <w:br/>
+        <w:t xml:space="preserve">    puts "ERROR: No testbench files found in $sim_dir"</w:t>
+      </w:r>
+      <w:r>
+        <w:rPr>
+          <w:rFonts w:ascii="Consolas" w:eastAsia="Consolas" w:hAnsi="Consolas"/>
+          <w:sz w:val="14"/>
+        </w:rPr>
+        <w:br/>
+        <w:t xml:space="preserve">    quit -code 1</w:t>
+      </w:r>
+      <w:r>
+        <w:rPr>
+          <w:rFonts w:ascii="Consolas" w:eastAsia="Consolas" w:hAnsi="Consolas"/>
+          <w:sz w:val="14"/>
+        </w:rPr>
+        <w:br/>
+        <w:t>}</w:t>
+      </w:r>
+      <w:r>
+        <w:rPr>
+          <w:rFonts w:ascii="Consolas" w:eastAsia="Consolas" w:hAnsi="Consolas"/>
+          <w:sz w:val="14"/>
+        </w:rPr>
+        <w:br/>
+      </w:r>
+      <w:r>
+        <w:rPr>
+          <w:rFonts w:ascii="Consolas" w:eastAsia="Consolas" w:hAnsi="Consolas"/>
+          <w:sz w:val="14"/>
+        </w:rPr>
+        <w:br/>
+        <w:t>puts "========================================"</w:t>
+      </w:r>
+      <w:r>
+        <w:rPr>
+          <w:rFonts w:ascii="Consolas" w:eastAsia="Consolas" w:hAnsi="Consolas"/>
+          <w:sz w:val="14"/>
+        </w:rPr>
+        <w:br/>
+        <w:t>puts "Compile RTL sources"</w:t>
+      </w:r>
+      <w:r>
+        <w:rPr>
+          <w:rFonts w:ascii="Consolas" w:eastAsia="Consolas" w:hAnsi="Consolas"/>
+          <w:sz w:val="14"/>
+        </w:rPr>
+        <w:br/>
+        <w:t>puts "========================================"</w:t>
+      </w:r>
+      <w:r>
+        <w:rPr>
+          <w:rFonts w:ascii="Consolas" w:eastAsia="Consolas" w:hAnsi="Consolas"/>
+          <w:sz w:val="14"/>
+        </w:rPr>
+        <w:br/>
+        <w:t>foreach file $src_files {</w:t>
+      </w:r>
+      <w:r>
+        <w:rPr>
+          <w:rFonts w:ascii="Consolas" w:eastAsia="Consolas" w:hAnsi="Consolas"/>
+          <w:sz w:val="14"/>
+        </w:rPr>
+        <w:br/>
+        <w:t xml:space="preserve">    puts "vlog $file"</w:t>
+      </w:r>
+      <w:r>
+        <w:rPr>
+          <w:rFonts w:ascii="Consolas" w:eastAsia="Consolas" w:hAnsi="Consolas"/>
+          <w:sz w:val="14"/>
+        </w:rPr>
+        <w:br/>
+        <w:t xml:space="preserve">    vlog -work work $file</w:t>
+      </w:r>
+      <w:r>
+        <w:rPr>
+          <w:rFonts w:ascii="Consolas" w:eastAsia="Consolas" w:hAnsi="Consolas"/>
+          <w:sz w:val="14"/>
+        </w:rPr>
+        <w:br/>
+        <w:t>}</w:t>
+      </w:r>
+      <w:r>
+        <w:rPr>
+          <w:rFonts w:ascii="Consolas" w:eastAsia="Consolas" w:hAnsi="Consolas"/>
+          <w:sz w:val="14"/>
+        </w:rPr>
+        <w:br/>
+      </w:r>
+      <w:r>
+        <w:rPr>
+          <w:rFonts w:ascii="Consolas" w:eastAsia="Consolas" w:hAnsi="Consolas"/>
+          <w:sz w:val="14"/>
+        </w:rPr>
+        <w:br/>
+        <w:t>puts "========================================"</w:t>
+      </w:r>
+      <w:r>
+        <w:rPr>
+          <w:rFonts w:ascii="Consolas" w:eastAsia="Consolas" w:hAnsi="Consolas"/>
+          <w:sz w:val="14"/>
+        </w:rPr>
+        <w:br/>
+        <w:t>puts "Compile simulation sources"</w:t>
+      </w:r>
+      <w:r>
+        <w:rPr>
+          <w:rFonts w:ascii="Consolas" w:eastAsia="Consolas" w:hAnsi="Consolas"/>
+          <w:sz w:val="14"/>
+        </w:rPr>
+        <w:br/>
+        <w:t>puts "========================================"</w:t>
+      </w:r>
+      <w:r>
+        <w:rPr>
+          <w:rFonts w:ascii="Consolas" w:eastAsia="Consolas" w:hAnsi="Consolas"/>
+          <w:sz w:val="14"/>
+        </w:rPr>
+        <w:br/>
+        <w:t>foreach file $tb_files {</w:t>
+      </w:r>
+      <w:r>
+        <w:rPr>
+          <w:rFonts w:ascii="Consolas" w:eastAsia="Consolas" w:hAnsi="Consolas"/>
+          <w:sz w:val="14"/>
+        </w:rPr>
+        <w:br/>
+        <w:t xml:space="preserve">    puts "vlog $file"</w:t>
+      </w:r>
+      <w:r>
+        <w:rPr>
+          <w:rFonts w:ascii="Consolas" w:eastAsia="Consolas" w:hAnsi="Consolas"/>
+          <w:sz w:val="14"/>
+        </w:rPr>
+        <w:br/>
+        <w:t xml:space="preserve">    vlog -work work $file</w:t>
+      </w:r>
+      <w:r>
+        <w:rPr>
+          <w:rFonts w:ascii="Consolas" w:eastAsia="Consolas" w:hAnsi="Consolas"/>
+          <w:sz w:val="14"/>
+        </w:rPr>
+        <w:br/>
+        <w:t>}</w:t>
+      </w:r>
+      <w:r>
+        <w:rPr>
+          <w:rFonts w:ascii="Consolas" w:eastAsia="Consolas" w:hAnsi="Consolas"/>
+          <w:sz w:val="14"/>
+        </w:rPr>
+        <w:br/>
+      </w:r>
+      <w:r>
+        <w:rPr>
+          <w:rFonts w:ascii="Consolas" w:eastAsia="Consolas" w:hAnsi="Consolas"/>
+          <w:sz w:val="14"/>
+        </w:rPr>
+        <w:br/>
+        <w:t>puts "========================================"</w:t>
+      </w:r>
+      <w:r>
+        <w:rPr>
+          <w:rFonts w:ascii="Consolas" w:eastAsia="Consolas" w:hAnsi="Consolas"/>
+          <w:sz w:val="14"/>
+        </w:rPr>
+        <w:br/>
+        <w:t>puts "Start simulation: work.$sim_top"</w:t>
+      </w:r>
+      <w:r>
+        <w:rPr>
+          <w:rFonts w:ascii="Consolas" w:eastAsia="Consolas" w:hAnsi="Consolas"/>
+          <w:sz w:val="14"/>
+        </w:rPr>
+        <w:br/>
+        <w:t>puts "========================================"</w:t>
+      </w:r>
+      <w:r>
+        <w:rPr>
+          <w:rFonts w:ascii="Consolas" w:eastAsia="Consolas" w:hAnsi="Consolas"/>
+          <w:sz w:val="14"/>
+        </w:rPr>
+        <w:br/>
+        <w:t>vsim -voptargs=+acc work.$sim_top</w:t>
+      </w:r>
+      <w:r>
+        <w:rPr>
+          <w:rFonts w:ascii="Consolas" w:eastAsia="Consolas" w:hAnsi="Consolas"/>
+          <w:sz w:val="14"/>
+        </w:rPr>
+        <w:br/>
+        <w:t>onfinish stop</w:t>
+      </w:r>
+      <w:r>
+        <w:rPr>
+          <w:rFonts w:ascii="Consolas" w:eastAsia="Consolas" w:hAnsi="Consolas"/>
+          <w:sz w:val="14"/>
+        </w:rPr>
+        <w:br/>
+      </w:r>
+      <w:r>
+        <w:rPr>
+          <w:rFonts w:ascii="Consolas" w:eastAsia="Consolas" w:hAnsi="Consolas"/>
+          <w:sz w:val="14"/>
+        </w:rPr>
+        <w:br/>
+        <w:t>if {[batch_mode]} {</w:t>
+      </w:r>
+      <w:r>
+        <w:rPr>
+          <w:rFonts w:ascii="Consolas" w:eastAsia="Consolas" w:hAnsi="Consolas"/>
+          <w:sz w:val="14"/>
+        </w:rPr>
+        <w:br/>
+        <w:t xml:space="preserve">    log -r /*</w:t>
+      </w:r>
+      <w:r>
+        <w:rPr>
+          <w:rFonts w:ascii="Consolas" w:eastAsia="Consolas" w:hAnsi="Consolas"/>
+          <w:sz w:val="14"/>
+        </w:rPr>
+        <w:br/>
+        <w:t>} elseif {[file exists [file join $sim_dir "wave.do"]]} {</w:t>
+      </w:r>
+      <w:r>
+        <w:rPr>
+          <w:rFonts w:ascii="Consolas" w:eastAsia="Consolas" w:hAnsi="Consolas"/>
+          <w:sz w:val="14"/>
+        </w:rPr>
+        <w:br/>
+        <w:t xml:space="preserve">    do [file join $sim_dir "wave.do"]</w:t>
+      </w:r>
+      <w:r>
+        <w:rPr>
+          <w:rFonts w:ascii="Consolas" w:eastAsia="Consolas" w:hAnsi="Consolas"/>
+          <w:sz w:val="14"/>
+        </w:rPr>
+        <w:br/>
+        <w:t>} else {</w:t>
+      </w:r>
+      <w:r>
+        <w:rPr>
+          <w:rFonts w:ascii="Consolas" w:eastAsia="Consolas" w:hAnsi="Consolas"/>
+          <w:sz w:val="14"/>
+        </w:rPr>
+        <w:br/>
+        <w:t xml:space="preserve">    log -r /*</w:t>
+      </w:r>
+      <w:r>
+        <w:rPr>
+          <w:rFonts w:ascii="Consolas" w:eastAsia="Consolas" w:hAnsi="Consolas"/>
+          <w:sz w:val="14"/>
+        </w:rPr>
+        <w:br/>
+        <w:t xml:space="preserve">    add wave -r /*</w:t>
+      </w:r>
+      <w:r>
+        <w:rPr>
+          <w:rFonts w:ascii="Consolas" w:eastAsia="Consolas" w:hAnsi="Consolas"/>
+          <w:sz w:val="14"/>
+        </w:rPr>
+        <w:br/>
+        <w:t>}</w:t>
+      </w:r>
+      <w:r>
+        <w:rPr>
+          <w:rFonts w:ascii="Consolas" w:eastAsia="Consolas" w:hAnsi="Consolas"/>
+          <w:sz w:val="14"/>
+        </w:rPr>
+        <w:br/>
+      </w:r>
+      <w:r>
+        <w:rPr>
+          <w:rFonts w:ascii="Consolas" w:eastAsia="Consolas" w:hAnsi="Consolas"/>
+          <w:sz w:val="14"/>
+        </w:rPr>
+        <w:br/>
+        <w:t>run -all</w:t>
+      </w:r>
+      <w:r>
+        <w:rPr>
+          <w:rFonts w:ascii="Consolas" w:eastAsia="Consolas" w:hAnsi="Consolas"/>
+          <w:sz w:val="14"/>
+        </w:rPr>
+        <w:br/>
+      </w:r>
+      <w:r>
+        <w:rPr>
+          <w:rFonts w:ascii="Consolas" w:eastAsia="Consolas" w:hAnsi="Consolas"/>
+          <w:sz w:val="14"/>
+        </w:rPr>
+        <w:br/>
+        <w:t>set error_count_value ""</w:t>
+      </w:r>
+      <w:r>
+        <w:rPr>
+          <w:rFonts w:ascii="Consolas" w:eastAsia="Consolas" w:hAnsi="Consolas"/>
+          <w:sz w:val="14"/>
+        </w:rPr>
+        <w:br/>
+      </w:r>
+      <w:r>
+        <w:rPr>
+          <w:rFonts w:ascii="Consolas" w:eastAsia="Consolas" w:hAnsi="Consolas"/>
+          <w:sz w:val="14"/>
+        </w:rPr>
+        <w:lastRenderedPageBreak/>
+        <w:t>if {![catch {examine -radix decimal /$sim_top/error_count} error_count_value]} {</w:t>
+      </w:r>
+      <w:r>
+        <w:rPr>
+          <w:rFonts w:ascii="Consolas" w:eastAsia="Consolas" w:hAnsi="Consolas"/>
+          <w:sz w:val="14"/>
+        </w:rPr>
+        <w:br/>
+        <w:t xml:space="preserve">    puts "Self-check error_count = $error_count_value"</w:t>
+      </w:r>
+      <w:r>
+        <w:rPr>
+          <w:rFonts w:ascii="Consolas" w:eastAsia="Consolas" w:hAnsi="Consolas"/>
+          <w:sz w:val="14"/>
+        </w:rPr>
+        <w:br/>
+        <w:t xml:space="preserve">    if {$error_count_value != 0} {</w:t>
+      </w:r>
+      <w:r>
+        <w:rPr>
+          <w:rFonts w:ascii="Consolas" w:eastAsia="Consolas" w:hAnsi="Consolas"/>
+          <w:sz w:val="14"/>
+        </w:rPr>
+        <w:br/>
+        <w:t xml:space="preserve">        puts "ERROR: Self-checking testbench reported failures."</w:t>
+      </w:r>
+      <w:r>
+        <w:rPr>
+          <w:rFonts w:ascii="Consolas" w:eastAsia="Consolas" w:hAnsi="Consolas"/>
+          <w:sz w:val="14"/>
+        </w:rPr>
+        <w:br/>
+        <w:t xml:space="preserve">        quit -code 1</w:t>
+      </w:r>
+      <w:r>
+        <w:rPr>
+          <w:rFonts w:ascii="Consolas" w:eastAsia="Consolas" w:hAnsi="Consolas"/>
+          <w:sz w:val="14"/>
+        </w:rPr>
+        <w:br/>
+        <w:t xml:space="preserve">    }</w:t>
+      </w:r>
+      <w:r>
+        <w:rPr>
+          <w:rFonts w:ascii="Consolas" w:eastAsia="Consolas" w:hAnsi="Consolas"/>
+          <w:sz w:val="14"/>
+        </w:rPr>
+        <w:br/>
+        <w:t>} else {</w:t>
+      </w:r>
+      <w:r>
+        <w:rPr>
+          <w:rFonts w:ascii="Consolas" w:eastAsia="Consolas" w:hAnsi="Consolas"/>
+          <w:sz w:val="14"/>
+        </w:rPr>
+        <w:br/>
+        <w:t xml:space="preserve">    puts "WARNING: No /$sim_top/error_count signal found; relying on testbench exit status."</w:t>
+      </w:r>
+      <w:r>
+        <w:rPr>
+          <w:rFonts w:ascii="Consolas" w:eastAsia="Consolas" w:hAnsi="Consolas"/>
+          <w:sz w:val="14"/>
+        </w:rPr>
+        <w:br/>
+        <w:t>}</w:t>
+      </w:r>
+      <w:r>
+        <w:rPr>
+          <w:rFonts w:ascii="Consolas" w:eastAsia="Consolas" w:hAnsi="Consolas"/>
+          <w:sz w:val="14"/>
+        </w:rPr>
+        <w:br/>
+      </w:r>
+      <w:r>
+        <w:rPr>
+          <w:rFonts w:ascii="Consolas" w:eastAsia="Consolas" w:hAnsi="Consolas"/>
+          <w:sz w:val="14"/>
+        </w:rPr>
+        <w:br/>
+        <w:t>puts "========================================"</w:t>
+      </w:r>
+      <w:r>
+        <w:rPr>
+          <w:rFonts w:ascii="Consolas" w:eastAsia="Consolas" w:hAnsi="Consolas"/>
+          <w:sz w:val="14"/>
+        </w:rPr>
+        <w:br/>
+        <w:t>puts "ModelSim flow finished."</w:t>
+      </w:r>
+      <w:r>
+        <w:rPr>
+          <w:rFonts w:ascii="Consolas" w:eastAsia="Consolas" w:hAnsi="Consolas"/>
+          <w:sz w:val="14"/>
+        </w:rPr>
+        <w:br/>
+        <w:t>puts "Top module: $top_module"</w:t>
+      </w:r>
+      <w:r>
+        <w:rPr>
+          <w:rFonts w:ascii="Consolas" w:eastAsia="Consolas" w:hAnsi="Consolas"/>
+          <w:sz w:val="14"/>
+        </w:rPr>
+        <w:br/>
+        <w:t>puts "Simulation top: $sim_top"</w:t>
+      </w:r>
+      <w:r>
+        <w:rPr>
+          <w:rFonts w:ascii="Consolas" w:eastAsia="Consolas" w:hAnsi="Consolas"/>
+          <w:sz w:val="14"/>
+        </w:rPr>
+        <w:br/>
+        <w:t>puts "========================================"</w:t>
+      </w:r>
+      <w:r>
+        <w:rPr>
+          <w:rFonts w:ascii="Consolas" w:eastAsia="Consolas" w:hAnsi="Consolas"/>
+          <w:sz w:val="14"/>
+        </w:rPr>
+        <w:br/>
+      </w:r>
+      <w:r>
+        <w:rPr>
+          <w:rFonts w:ascii="Consolas" w:eastAsia="Consolas" w:hAnsi="Consolas"/>
+          <w:sz w:val="14"/>
+        </w:rPr>
+        <w:br/>
+        <w:t>quit -code 0</w:t>
+      </w:r>
+    </w:p>
+    <w:p>
+      <w:pPr>
+        <w:snapToGrid w:val="0"/>
+        <w:spacing w:line="240" w:lineRule="atLeast"/>
+        <w:rPr>
+          <w:rFonts w:hint="eastAsia"/>
+        </w:rPr>
+      </w:pPr>
+    </w:p>
+    <w:p>
+      <w:pPr>
+        <w:rPr>
+          <w:bCs/>
+          <w:color w:val="000000"/>
+          <w:sz w:val="21"/>
+          <w:szCs w:val="21"/>
+        </w:rPr>
+      </w:pPr>
+    </w:p>
+    <w:p>
+      <w:pPr>
+        <w:rPr>
+          <w:bCs/>
+          <w:color w:val="000000"/>
+          <w:sz w:val="21"/>
+          <w:szCs w:val="21"/>
+        </w:rPr>
+      </w:pPr>
+      <w:r>
+        <w:rPr>
+          <w:rFonts w:hint="eastAsia"/>
+          <w:bCs/>
+          <w:color w:val="000000"/>
+          <w:sz w:val="21"/>
+          <w:szCs w:val="21"/>
+        </w:rPr>
+        <w:t>(e) ModelSim</w:t>
+      </w:r>
+      <w:r>
+        <w:rPr>
+          <w:rFonts w:hint="eastAsia"/>
+          <w:bCs/>
+          <w:color w:val="000000"/>
+          <w:sz w:val="21"/>
+          <w:szCs w:val="21"/>
+        </w:rPr>
+        <w:t>仿真结果</w:t>
+      </w:r>
+    </w:p>
+    <w:p>
+      <w:pPr>
+        <w:rPr>
+          <w:bCs/>
+          <w:color w:val="000000"/>
+          <w:sz w:val="21"/>
+          <w:szCs w:val="21"/>
+        </w:rPr>
+      </w:pPr>
+    </w:p>
+    <w:p>
+      <w:pPr>
+        <w:rPr>
+          <w:bCs/>
+          <w:color w:val="000000"/>
+          <w:sz w:val="21"/>
+          <w:szCs w:val="21"/>
+        </w:rPr>
+      </w:pPr>
+    </w:p>
+    <w:p>
+      <w:pPr>
+        <w:rPr>
+          <w:bCs/>
+          <w:color w:val="000000"/>
+          <w:sz w:val="21"/>
+          <w:szCs w:val="21"/>
+        </w:rPr>
+      </w:pPr>
+    </w:p>
+    <w:p>
+      <w:pPr>
+        <w:rPr>
+          <w:bCs/>
+          <w:color w:val="000000"/>
+          <w:sz w:val="21"/>
+          <w:szCs w:val="21"/>
+        </w:rPr>
+      </w:pPr>
+    </w:p>
+    <w:p>
+      <w:pPr>
         <w:pStyle w:val="Normal0"/>
         <w:spacing w:before="0" w:after="0"/>
         <w:rPr>
-          <w:rFonts w:ascii="Times New Roman" w:eastAsia="黑体" w:hAnsi="Times New Roman"/>
+          <w:rFonts w:ascii="Times New Roman" w:eastAsia="宋体" w:hAnsi="Times New Roman"/>
+          <w:bCs/>
+          <w:sz w:val="24"/>
+          <w:szCs w:val="24"/>
+          <w:lang w:eastAsia="zh-CN"/>
+        </w:rPr>
+      </w:pPr>
+    </w:p>
+    <w:p>
+      <w:pPr>
+        <w:pStyle w:val="Normal0"/>
+        <w:spacing w:before="0" w:after="0"/>
+        <w:rPr>
+          <w:rFonts w:ascii="Times New Roman" w:eastAsia="宋体" w:hAnsi="Times New Roman" w:hint="eastAsia"/>
+          <w:bCs/>
+          <w:noProof/>
+          <w:color w:val="000000"/>
+          <w:sz w:val="21"/>
+          <w:szCs w:val="21"/>
+          <w:lang w:val="en-US" w:eastAsia="zh-CN"/>
+        </w:rPr>
+      </w:pPr>
+      <w:r>
+        <w:rPr>
+          <w:rFonts w:ascii="Times New Roman" w:eastAsia="黑体" w:hAnsi="Times New Roman" w:hint="eastAsia"/>
           <w:bCs/>
           <w:color w:val="000000"/>
           <w:sz w:val="24"/>
           <w:szCs w:val="24"/>
           <w:lang w:val="en-US" w:eastAsia="zh-CN"/>
         </w:rPr>
-      </w:pPr>
+        <w:t>五、实验过程中出现的故障现象、原因分析及解决的办法</w:t>
+      </w:r>
     </w:p>
     <w:p>
       <w:pPr>
-        <w:rPr>
-          <w:bCs/>
-          <w:color w:val="000000"/>
-          <w:sz w:val="21"/>
-          <w:szCs w:val="21"/>
-        </w:rPr>
-      </w:pPr>
-      <w:r>
-        <w:rPr>
-          <w:rFonts w:hint="eastAsia"/>
-          <w:bCs/>
-          <w:color w:val="000000"/>
-          <w:sz w:val="21"/>
-          <w:szCs w:val="21"/>
-        </w:rPr>
-        <w:t>(b) Verilog</w:t>
-      </w:r>
-      <w:r>
-        <w:rPr>
-          <w:rFonts w:hint="eastAsia"/>
-          <w:bCs/>
-          <w:color w:val="000000"/>
-          <w:sz w:val="21"/>
-          <w:szCs w:val="21"/>
-        </w:rPr>
-        <w:t>源程序</w:t>
+        <w:ind w:firstLineChars="200" w:firstLine="420"/>
+        <w:rPr>
+          <w:bCs/>
+          <w:color w:val="000000"/>
+          <w:sz w:val="21"/>
+          <w:szCs w:val="21"/>
+        </w:rPr>
+      </w:pPr>
+      <w:r>
+        <w:rPr>
+          <w:bCs/>
+          <w:color w:val="000000"/>
+          <w:sz w:val="21"/>
+          <w:szCs w:val="21"/>
+        </w:rPr>
+        <w:t>时序逻辑任务中需要区分异步清零、同步装载和同步写入的触发时刻。解决办法是在</w:t>
+      </w:r>
+      <w:r>
+        <w:rPr>
+          <w:bCs/>
+          <w:color w:val="000000"/>
+          <w:sz w:val="21"/>
+          <w:szCs w:val="21"/>
+        </w:rPr>
+        <w:t>testbench</w:t>
+      </w:r>
+      <w:r>
+        <w:rPr>
+          <w:bCs/>
+          <w:color w:val="000000"/>
+          <w:sz w:val="21"/>
+          <w:szCs w:val="21"/>
+        </w:rPr>
+        <w:t>中用时钟边沿后的稳定时间点检查输出。</w:t>
       </w:r>
     </w:p>
     <w:p>
       <w:pPr>
-        <w:pStyle w:val="Normal0"/>
-        <w:spacing w:before="0" w:after="0"/>
-        <w:rPr>
-          <w:rFonts w:ascii="Times New Roman" w:eastAsia="黑体" w:hAnsi="Times New Roman" w:hint="eastAsia"/>
-          <w:bCs/>
-          <w:color w:val="000000"/>
-          <w:sz w:val="24"/>
-          <w:szCs w:val="24"/>
-          <w:lang w:val="en-US" w:eastAsia="zh-CN"/>
-        </w:rPr>
-      </w:pPr>
-    </w:p>
-    <w:p>
-      <w:pPr>
-        <w:pStyle w:val="Normal0"/>
-        <w:spacing w:before="0" w:after="0"/>
-        <w:rPr>
-          <w:rFonts w:ascii="Times New Roman" w:eastAsia="黑体" w:hAnsi="Times New Roman"/>
-          <w:bCs/>
-          <w:color w:val="000000"/>
-          <w:sz w:val="24"/>
-          <w:szCs w:val="24"/>
-          <w:lang w:val="en-US" w:eastAsia="zh-CN"/>
-        </w:rPr>
-      </w:pPr>
-    </w:p>
-    <w:p>
-      <w:pPr>
-        <w:pStyle w:val="Normal0"/>
-        <w:spacing w:before="0" w:after="0"/>
-        <w:rPr>
-          <w:rFonts w:ascii="Times New Roman" w:eastAsia="黑体" w:hAnsi="Times New Roman"/>
-          <w:bCs/>
-          <w:color w:val="000000"/>
-          <w:sz w:val="24"/>
-          <w:szCs w:val="24"/>
-          <w:lang w:val="en-US" w:eastAsia="zh-CN"/>
-        </w:rPr>
-      </w:pPr>
-    </w:p>
-    <w:p>
-      <w:pPr>
-        <w:pStyle w:val="Normal0"/>
-        <w:spacing w:before="0" w:after="0"/>
-        <w:rPr>
-          <w:rFonts w:ascii="Times New Roman" w:eastAsia="黑体" w:hAnsi="Times New Roman"/>
-          <w:bCs/>
-          <w:color w:val="000000"/>
-          <w:sz w:val="24"/>
-          <w:szCs w:val="24"/>
-          <w:lang w:val="en-US" w:eastAsia="zh-CN"/>
-        </w:rPr>
-      </w:pPr>
-    </w:p>
-    <w:p>
-      <w:pPr>
-        <w:pStyle w:val="Normal0"/>
-        <w:spacing w:before="0" w:after="0"/>
-        <w:rPr>
-          <w:rFonts w:ascii="Times New Roman" w:eastAsia="黑体" w:hAnsi="Times New Roman"/>
-          <w:bCs/>
-          <w:color w:val="000000"/>
-          <w:sz w:val="24"/>
-          <w:szCs w:val="24"/>
-          <w:lang w:val="en-US" w:eastAsia="zh-CN"/>
-        </w:rPr>
-      </w:pPr>
-    </w:p>
-    <w:p>
-      <w:pPr>
-        <w:rPr>
-          <w:bCs/>
-          <w:color w:val="000000"/>
-          <w:sz w:val="21"/>
-          <w:szCs w:val="21"/>
-        </w:rPr>
-      </w:pPr>
-      <w:r>
-        <w:rPr>
-          <w:rFonts w:hint="eastAsia"/>
-          <w:bCs/>
-          <w:color w:val="000000"/>
-          <w:sz w:val="21"/>
-          <w:szCs w:val="21"/>
-        </w:rPr>
-        <w:t>(c) RTL</w:t>
-      </w:r>
-      <w:r>
-        <w:rPr>
-          <w:rFonts w:hint="eastAsia"/>
-          <w:bCs/>
-          <w:color w:val="000000"/>
-          <w:sz w:val="21"/>
-          <w:szCs w:val="21"/>
-        </w:rPr>
-        <w:t>视图</w:t>
-      </w:r>
-    </w:p>
-    <w:p>
-      <w:pPr>
-        <w:rPr>
-          <w:rFonts w:hint="eastAsia"/>
-          <w:bCs/>
-          <w:color w:val="000000"/>
-          <w:sz w:val="21"/>
-          <w:szCs w:val="21"/>
-        </w:rPr>
-      </w:pPr>
-    </w:p>
-    <w:p>
-      <w:pPr>
-        <w:rPr>
-          <w:rFonts w:hint="eastAsia"/>
-          <w:bCs/>
-          <w:color w:val="000000"/>
-          <w:sz w:val="21"/>
-          <w:szCs w:val="21"/>
-        </w:rPr>
-      </w:pPr>
-    </w:p>
-    <w:p>
-      <w:pPr>
-        <w:rPr>
-          <w:rFonts w:hint="eastAsia"/>
-          <w:bCs/>
-          <w:color w:val="000000"/>
-          <w:sz w:val="21"/>
-          <w:szCs w:val="21"/>
-        </w:rPr>
-      </w:pPr>
-    </w:p>
-    <w:p>
-      <w:pPr>
-        <w:rPr>
-          <w:rFonts w:hint="eastAsia"/>
-          <w:bCs/>
-          <w:color w:val="000000"/>
-          <w:sz w:val="21"/>
-          <w:szCs w:val="21"/>
-        </w:rPr>
-      </w:pPr>
-    </w:p>
-    <w:p>
-      <w:pPr>
-        <w:rPr>
-          <w:rFonts w:hint="eastAsia"/>
-          <w:bCs/>
-          <w:color w:val="000000"/>
-          <w:sz w:val="21"/>
-          <w:szCs w:val="21"/>
-        </w:rPr>
-      </w:pPr>
-    </w:p>
-    <w:p>
-      <w:pPr>
-        <w:rPr>
-          <w:rFonts w:hint="eastAsia"/>
-          <w:bCs/>
-          <w:color w:val="000000"/>
-          <w:sz w:val="21"/>
-          <w:szCs w:val="21"/>
-        </w:rPr>
-      </w:pPr>
-      <w:r>
-        <w:rPr>
-          <w:rFonts w:hint="eastAsia"/>
-          <w:bCs/>
-          <w:color w:val="000000"/>
-          <w:sz w:val="21"/>
-          <w:szCs w:val="21"/>
-        </w:rPr>
-        <w:t>(d) ModelSim</w:t>
-      </w:r>
-      <w:r>
-        <w:rPr>
-          <w:rFonts w:hint="eastAsia"/>
-          <w:bCs/>
-          <w:color w:val="000000"/>
-          <w:sz w:val="21"/>
-          <w:szCs w:val="21"/>
-        </w:rPr>
-        <w:t>源程序</w:t>
-      </w:r>
-    </w:p>
-    <w:p>
-      <w:pPr>
-        <w:rPr>
-          <w:rFonts w:hint="eastAsia"/>
-          <w:bCs/>
-          <w:color w:val="000000"/>
-          <w:sz w:val="21"/>
-          <w:szCs w:val="21"/>
-        </w:rPr>
-      </w:pPr>
-    </w:p>
-    <w:p>
-      <w:pPr>
-        <w:rPr>
-          <w:rFonts w:hint="eastAsia"/>
-          <w:bCs/>
-          <w:color w:val="000000"/>
-          <w:sz w:val="21"/>
-          <w:szCs w:val="21"/>
-        </w:rPr>
-      </w:pPr>
-    </w:p>
-    <w:p>
-      <w:pPr>
-        <w:rPr>
-          <w:rFonts w:hint="eastAsia"/>
-          <w:bCs/>
-          <w:color w:val="000000"/>
-          <w:sz w:val="21"/>
-          <w:szCs w:val="21"/>
-        </w:rPr>
-      </w:pPr>
-    </w:p>
-    <w:p>
-      <w:pPr>
-        <w:rPr>
-          <w:rFonts w:hint="eastAsia"/>
-          <w:bCs/>
-          <w:color w:val="000000"/>
-          <w:sz w:val="21"/>
-          <w:szCs w:val="21"/>
-        </w:rPr>
-      </w:pPr>
-    </w:p>
-    <w:p>
-      <w:pPr>
-        <w:rPr>
-          <w:rFonts w:hint="eastAsia"/>
-          <w:bCs/>
-          <w:color w:val="000000"/>
-          <w:sz w:val="21"/>
-          <w:szCs w:val="21"/>
-        </w:rPr>
-      </w:pPr>
-    </w:p>
-    <w:p>
-      <w:pPr>
-        <w:rPr>
-          <w:rFonts w:hint="eastAsia"/>
-          <w:bCs/>
-          <w:color w:val="000000"/>
-          <w:sz w:val="21"/>
-          <w:szCs w:val="21"/>
-        </w:rPr>
-      </w:pPr>
-      <w:r>
-        <w:rPr>
-          <w:rFonts w:hint="eastAsia"/>
-          <w:bCs/>
-          <w:color w:val="000000"/>
-          <w:sz w:val="21"/>
-          <w:szCs w:val="21"/>
-        </w:rPr>
-        <w:t>(e) ModelSim</w:t>
-      </w:r>
-      <w:r>
-        <w:rPr>
-          <w:rFonts w:hint="eastAsia"/>
-          <w:bCs/>
-          <w:color w:val="000000"/>
-          <w:sz w:val="21"/>
-          <w:szCs w:val="21"/>
-        </w:rPr>
-        <w:t>仿真结果</w:t>
-      </w:r>
-    </w:p>
-    <w:p>
-      <w:pPr>
-        <w:rPr>
-          <w:rFonts w:hint="eastAsia"/>
-          <w:bCs/>
-          <w:color w:val="000000"/>
-          <w:sz w:val="21"/>
-          <w:szCs w:val="21"/>
-        </w:rPr>
-      </w:pPr>
-    </w:p>
-    <w:p>
-      <w:pPr>
-        <w:rPr>
-          <w:rFonts w:hint="eastAsia"/>
-          <w:bCs/>
-          <w:color w:val="000000"/>
-          <w:sz w:val="21"/>
-          <w:szCs w:val="21"/>
-        </w:rPr>
-      </w:pPr>
-    </w:p>
-    <w:p>
-      <w:pPr>
-        <w:rPr>
-          <w:rFonts w:hint="eastAsia"/>
-          <w:bCs/>
-          <w:color w:val="000000"/>
-          <w:sz w:val="21"/>
-          <w:szCs w:val="21"/>
-        </w:rPr>
-      </w:pPr>
-    </w:p>
-    <w:p>
-      <w:pPr>
-        <w:rPr>
-          <w:rFonts w:hint="eastAsia"/>
-          <w:bCs/>
-          <w:color w:val="000000"/>
-          <w:sz w:val="21"/>
-          <w:szCs w:val="21"/>
-        </w:rPr>
-      </w:pPr>
-    </w:p>
-    <w:p>
-      <w:pPr>
-        <w:rPr>
-          <w:rFonts w:hint="eastAsia"/>
-          <w:bCs/>
-          <w:color w:val="000000"/>
-          <w:sz w:val="21"/>
-          <w:szCs w:val="21"/>
-        </w:rPr>
-      </w:pPr>
-    </w:p>
-    <w:p>
-      <w:pPr>
-        <w:pStyle w:val="Normal0"/>
-        <w:spacing w:before="0" w:after="0"/>
-        <w:rPr>
-          <w:rFonts w:ascii="Times New Roman" w:eastAsia="宋体" w:hAnsi="Times New Roman" w:hint="eastAsia"/>
-          <w:b/>
-          <w:bCs/>
-          <w:color w:val="000000"/>
-          <w:sz w:val="21"/>
-          <w:szCs w:val="21"/>
-          <w:lang w:val="en-US" w:eastAsia="zh-CN"/>
-        </w:rPr>
-      </w:pPr>
-      <w:r>
-        <w:rPr>
-          <w:rFonts w:ascii="Times New Roman" w:eastAsia="宋体" w:hAnsi="Times New Roman"/>
-          <w:b/>
-          <w:bCs/>
-          <w:color w:val="000000"/>
-          <w:sz w:val="21"/>
-          <w:szCs w:val="21"/>
-          <w:lang w:val="en-US" w:eastAsia="zh-CN"/>
-        </w:rPr>
-        <w:t xml:space="preserve">3. </w:t>
-      </w:r>
-      <w:r>
-        <w:rPr>
-          <w:rFonts w:ascii="Times New Roman" w:eastAsia="宋体" w:hAnsi="宋体" w:hint="eastAsia"/>
-          <w:b/>
-          <w:bCs/>
-          <w:color w:val="000000"/>
-          <w:sz w:val="21"/>
-          <w:szCs w:val="21"/>
-          <w:lang w:val="en-US" w:eastAsia="zh-CN"/>
-        </w:rPr>
-        <w:t>寄存</w:t>
-      </w:r>
-      <w:r>
-        <w:rPr>
-          <w:rFonts w:ascii="Times New Roman" w:eastAsia="宋体" w:hAnsi="宋体" w:hint="eastAsia"/>
-          <w:b/>
-          <w:bCs/>
-          <w:color w:val="000000"/>
-          <w:sz w:val="21"/>
-          <w:szCs w:val="21"/>
-          <w:lang w:val="en-US" w:eastAsia="zh-CN"/>
-        </w:rPr>
-        <w:t>器</w:t>
-      </w:r>
-      <w:r>
-        <w:rPr>
-          <w:rFonts w:ascii="Times New Roman" w:eastAsia="宋体" w:hAnsi="宋体" w:hint="eastAsia"/>
-          <w:b/>
-          <w:bCs/>
-          <w:color w:val="000000"/>
-          <w:sz w:val="21"/>
-          <w:szCs w:val="21"/>
-          <w:lang w:val="en-US" w:eastAsia="zh-CN"/>
-        </w:rPr>
-        <w:t>堆</w:t>
-      </w:r>
-    </w:p>
-    <w:p>
-      <w:pPr>
-        <w:rPr>
-          <w:bCs/>
-          <w:color w:val="000000"/>
-          <w:sz w:val="21"/>
-          <w:szCs w:val="21"/>
-        </w:rPr>
-      </w:pPr>
-      <w:r>
-        <w:rPr>
-          <w:rFonts w:hint="eastAsia"/>
-          <w:bCs/>
-          <w:color w:val="000000"/>
-          <w:sz w:val="21"/>
-          <w:szCs w:val="21"/>
-        </w:rPr>
-        <w:t xml:space="preserve">(a) </w:t>
-      </w:r>
-      <w:r>
-        <w:rPr>
-          <w:rFonts w:hint="eastAsia"/>
-          <w:bCs/>
-          <w:color w:val="000000"/>
-          <w:sz w:val="21"/>
-          <w:szCs w:val="21"/>
-        </w:rPr>
-        <w:t>工作原理</w:t>
-      </w:r>
-    </w:p>
-    <w:p>
-      <w:pPr>
-        <w:rPr>
-          <w:rFonts w:hint="eastAsia"/>
-          <w:bCs/>
-          <w:color w:val="000000"/>
-          <w:sz w:val="21"/>
-          <w:szCs w:val="21"/>
-        </w:rPr>
-      </w:pPr>
-    </w:p>
-    <w:p>
-      <w:pPr>
-        <w:ind w:right="1050"/>
-        <w:rPr>
-          <w:rFonts w:hint="eastAsia"/>
-          <w:bCs/>
-          <w:color w:val="000000"/>
-          <w:sz w:val="21"/>
-          <w:szCs w:val="21"/>
-        </w:rPr>
-      </w:pPr>
-    </w:p>
-    <w:p>
-      <w:pPr>
-        <w:pStyle w:val="Normal0"/>
-        <w:spacing w:before="0" w:after="0"/>
-        <w:rPr>
-          <w:rFonts w:ascii="Times New Roman" w:eastAsia="黑体" w:hAnsi="Times New Roman" w:hint="eastAsia"/>
-          <w:bCs/>
-          <w:color w:val="000000"/>
-          <w:sz w:val="24"/>
-          <w:szCs w:val="24"/>
-          <w:lang w:val="en-US" w:eastAsia="zh-CN"/>
-        </w:rPr>
-      </w:pPr>
-    </w:p>
-    <w:p>
-      <w:pPr>
-        <w:pStyle w:val="Normal0"/>
-        <w:spacing w:before="0" w:after="0"/>
-        <w:rPr>
-          <w:rFonts w:ascii="Times New Roman" w:eastAsia="黑体" w:hAnsi="Times New Roman"/>
-          <w:bCs/>
-          <w:color w:val="000000"/>
-          <w:sz w:val="24"/>
-          <w:szCs w:val="24"/>
-          <w:lang w:val="en-US" w:eastAsia="zh-CN"/>
-        </w:rPr>
-      </w:pPr>
-    </w:p>
-    <w:p>
-      <w:pPr>
-        <w:pStyle w:val="Normal0"/>
-        <w:spacing w:before="0" w:after="0"/>
-        <w:rPr>
-          <w:rFonts w:ascii="Times New Roman" w:eastAsia="黑体" w:hAnsi="Times New Roman"/>
-          <w:bCs/>
-          <w:color w:val="000000"/>
-          <w:sz w:val="24"/>
-          <w:szCs w:val="24"/>
-          <w:lang w:val="en-US" w:eastAsia="zh-CN"/>
-        </w:rPr>
-      </w:pPr>
-    </w:p>
-    <w:p>
-      <w:pPr>
-        <w:rPr>
-          <w:bCs/>
-          <w:color w:val="000000"/>
-          <w:sz w:val="21"/>
-          <w:szCs w:val="21"/>
-        </w:rPr>
-      </w:pPr>
-      <w:r>
-        <w:rPr>
-          <w:rFonts w:hint="eastAsia"/>
-          <w:bCs/>
-          <w:color w:val="000000"/>
-          <w:sz w:val="21"/>
-          <w:szCs w:val="21"/>
-        </w:rPr>
-        <w:t>(b) Verilog</w:t>
-      </w:r>
-      <w:r>
-        <w:rPr>
-          <w:rFonts w:hint="eastAsia"/>
-          <w:bCs/>
-          <w:color w:val="000000"/>
-          <w:sz w:val="21"/>
-          <w:szCs w:val="21"/>
-        </w:rPr>
-        <w:t>源程序</w:t>
-      </w:r>
-    </w:p>
-    <w:p>
-      <w:pPr>
-        <w:rPr>
-          <w:rFonts w:hint="eastAsia"/>
-          <w:bCs/>
-          <w:color w:val="000000"/>
-          <w:sz w:val="21"/>
-          <w:szCs w:val="21"/>
-        </w:rPr>
-      </w:pPr>
-    </w:p>
-    <w:p>
-      <w:pPr>
-        <w:rPr>
-          <w:rFonts w:hint="eastAsia"/>
-          <w:bCs/>
-          <w:color w:val="000000"/>
-          <w:sz w:val="21"/>
-          <w:szCs w:val="21"/>
-        </w:rPr>
-      </w:pPr>
-    </w:p>
-    <w:p>
-      <w:pPr>
-        <w:rPr>
-          <w:rFonts w:hint="eastAsia"/>
-          <w:bCs/>
-          <w:color w:val="000000"/>
-          <w:sz w:val="21"/>
-          <w:szCs w:val="21"/>
-        </w:rPr>
-      </w:pPr>
-    </w:p>
-    <w:p>
-      <w:pPr>
-        <w:rPr>
-          <w:rFonts w:hint="eastAsia"/>
-          <w:bCs/>
-          <w:color w:val="000000"/>
-          <w:sz w:val="21"/>
-          <w:szCs w:val="21"/>
-        </w:rPr>
-      </w:pPr>
-    </w:p>
-    <w:p>
-      <w:pPr>
-        <w:rPr>
-          <w:rFonts w:hint="eastAsia"/>
-          <w:bCs/>
-          <w:color w:val="000000"/>
-          <w:sz w:val="21"/>
-          <w:szCs w:val="21"/>
-        </w:rPr>
-      </w:pPr>
-    </w:p>
-    <w:p>
-      <w:pPr>
-        <w:rPr>
-          <w:rFonts w:hint="eastAsia"/>
-          <w:bCs/>
-          <w:color w:val="000000"/>
-          <w:sz w:val="21"/>
-          <w:szCs w:val="21"/>
-        </w:rPr>
-      </w:pPr>
-      <w:r>
-        <w:rPr>
-          <w:rFonts w:hint="eastAsia"/>
-          <w:bCs/>
-          <w:color w:val="000000"/>
-          <w:sz w:val="21"/>
-          <w:szCs w:val="21"/>
-        </w:rPr>
-        <w:lastRenderedPageBreak/>
-        <w:t>(c) RTL</w:t>
-      </w:r>
-      <w:r>
-        <w:rPr>
-          <w:rFonts w:hint="eastAsia"/>
-          <w:bCs/>
-          <w:color w:val="000000"/>
-          <w:sz w:val="21"/>
-          <w:szCs w:val="21"/>
-        </w:rPr>
-        <w:t>视图</w:t>
-      </w:r>
-    </w:p>
-    <w:p>
-      <w:pPr>
-        <w:rPr>
-          <w:rFonts w:hint="eastAsia"/>
-          <w:bCs/>
-          <w:color w:val="000000"/>
-          <w:sz w:val="21"/>
-          <w:szCs w:val="21"/>
-        </w:rPr>
-      </w:pPr>
-    </w:p>
-    <w:p>
-      <w:pPr>
-        <w:rPr>
-          <w:rFonts w:hint="eastAsia"/>
-          <w:bCs/>
-          <w:color w:val="000000"/>
-          <w:sz w:val="21"/>
-          <w:szCs w:val="21"/>
-        </w:rPr>
-      </w:pPr>
-    </w:p>
-    <w:p>
-      <w:pPr>
-        <w:rPr>
-          <w:rFonts w:hint="eastAsia"/>
-          <w:bCs/>
-          <w:color w:val="000000"/>
-          <w:sz w:val="21"/>
-          <w:szCs w:val="21"/>
-        </w:rPr>
-      </w:pPr>
-    </w:p>
-    <w:p>
-      <w:pPr>
-        <w:rPr>
-          <w:rFonts w:hint="eastAsia"/>
-          <w:bCs/>
-          <w:color w:val="000000"/>
-          <w:sz w:val="21"/>
-          <w:szCs w:val="21"/>
-        </w:rPr>
-      </w:pPr>
-    </w:p>
-    <w:p>
-      <w:pPr>
-        <w:rPr>
-          <w:rFonts w:hint="eastAsia"/>
-          <w:bCs/>
-          <w:color w:val="000000"/>
-          <w:sz w:val="21"/>
-          <w:szCs w:val="21"/>
-        </w:rPr>
-      </w:pPr>
-    </w:p>
-    <w:p>
-      <w:pPr>
-        <w:rPr>
-          <w:rFonts w:hint="eastAsia"/>
-          <w:bCs/>
-          <w:color w:val="000000"/>
-          <w:sz w:val="21"/>
-          <w:szCs w:val="21"/>
-        </w:rPr>
-      </w:pPr>
-      <w:r>
-        <w:rPr>
-          <w:rFonts w:hint="eastAsia"/>
-          <w:bCs/>
-          <w:color w:val="000000"/>
-          <w:sz w:val="21"/>
-          <w:szCs w:val="21"/>
-        </w:rPr>
-        <w:t>(d) ModelSim</w:t>
-      </w:r>
-      <w:r>
-        <w:rPr>
-          <w:rFonts w:hint="eastAsia"/>
-          <w:bCs/>
-          <w:color w:val="000000"/>
-          <w:sz w:val="21"/>
-          <w:szCs w:val="21"/>
-        </w:rPr>
-        <w:t>源程序</w:t>
-      </w:r>
-    </w:p>
-    <w:p>
-      <w:pPr>
-        <w:rPr>
-          <w:rFonts w:hint="eastAsia"/>
-          <w:bCs/>
-          <w:color w:val="000000"/>
-          <w:sz w:val="21"/>
-          <w:szCs w:val="21"/>
-        </w:rPr>
-      </w:pPr>
-    </w:p>
-    <w:p>
-      <w:pPr>
-        <w:rPr>
-          <w:rFonts w:hint="eastAsia"/>
-          <w:bCs/>
-          <w:color w:val="000000"/>
-          <w:sz w:val="21"/>
-          <w:szCs w:val="21"/>
-        </w:rPr>
-      </w:pPr>
-    </w:p>
-    <w:p>
-      <w:pPr>
-        <w:rPr>
-          <w:rFonts w:hint="eastAsia"/>
-          <w:bCs/>
-          <w:color w:val="000000"/>
-          <w:sz w:val="21"/>
-          <w:szCs w:val="21"/>
-        </w:rPr>
-      </w:pPr>
-    </w:p>
-    <w:p>
-      <w:pPr>
-        <w:rPr>
-          <w:rFonts w:hint="eastAsia"/>
-          <w:bCs/>
-          <w:color w:val="000000"/>
-          <w:sz w:val="21"/>
-          <w:szCs w:val="21"/>
-        </w:rPr>
-      </w:pPr>
-    </w:p>
-    <w:p>
-      <w:pPr>
-        <w:rPr>
-          <w:rFonts w:hint="eastAsia"/>
-          <w:bCs/>
-          <w:color w:val="000000"/>
-          <w:sz w:val="21"/>
-          <w:szCs w:val="21"/>
-        </w:rPr>
-      </w:pPr>
-    </w:p>
-    <w:p>
-      <w:pPr>
-        <w:rPr>
-          <w:rFonts w:hint="eastAsia"/>
-          <w:bCs/>
-          <w:color w:val="000000"/>
-          <w:sz w:val="21"/>
-          <w:szCs w:val="21"/>
-        </w:rPr>
-      </w:pPr>
-      <w:r>
-        <w:rPr>
-          <w:rFonts w:hint="eastAsia"/>
-          <w:bCs/>
-          <w:color w:val="000000"/>
-          <w:sz w:val="21"/>
-          <w:szCs w:val="21"/>
-        </w:rPr>
-        <w:t>(e) ModelSim</w:t>
-      </w:r>
-      <w:r>
-        <w:rPr>
-          <w:rFonts w:hint="eastAsia"/>
-          <w:bCs/>
-          <w:color w:val="000000"/>
-          <w:sz w:val="21"/>
-          <w:szCs w:val="21"/>
-        </w:rPr>
-        <w:t>仿真结果</w:t>
-      </w:r>
-    </w:p>
-    <w:p>
-      <w:pPr>
-        <w:rPr>
-          <w:rFonts w:hint="eastAsia"/>
-          <w:bCs/>
-          <w:color w:val="000000"/>
-          <w:sz w:val="21"/>
-          <w:szCs w:val="21"/>
-        </w:rPr>
-      </w:pPr>
-    </w:p>
-    <w:p>
-      <w:pPr>
-        <w:rPr>
-          <w:rFonts w:hint="eastAsia"/>
-          <w:bCs/>
-          <w:color w:val="000000"/>
-          <w:sz w:val="21"/>
-          <w:szCs w:val="21"/>
-        </w:rPr>
-      </w:pPr>
-    </w:p>
-    <w:p>
-      <w:pPr>
-        <w:rPr>
-          <w:rFonts w:hint="eastAsia"/>
-          <w:bCs/>
-          <w:color w:val="000000"/>
-          <w:sz w:val="21"/>
-          <w:szCs w:val="21"/>
-        </w:rPr>
-      </w:pPr>
-    </w:p>
-    <w:p>
-      <w:pPr>
-        <w:rPr>
-          <w:rFonts w:hint="eastAsia"/>
-          <w:bCs/>
-          <w:color w:val="000000"/>
-          <w:sz w:val="21"/>
-          <w:szCs w:val="21"/>
-        </w:rPr>
-      </w:pPr>
-    </w:p>
-    <w:p>
-      <w:pPr>
-        <w:pStyle w:val="Normal0"/>
-        <w:spacing w:before="0" w:after="0"/>
-        <w:rPr>
-          <w:rFonts w:ascii="Times New Roman" w:eastAsia="宋体" w:hAnsi="Times New Roman" w:hint="eastAsia"/>
-          <w:bCs/>
-          <w:sz w:val="24"/>
-          <w:szCs w:val="24"/>
-          <w:lang w:eastAsia="zh-CN"/>
-        </w:rPr>
-      </w:pPr>
-    </w:p>
-    <w:p>
-      <w:pPr>
-        <w:pStyle w:val="Normal0"/>
-        <w:spacing w:before="0" w:after="0"/>
-        <w:rPr>
-          <w:rFonts w:ascii="Times New Roman" w:eastAsia="宋体" w:hAnsi="Times New Roman"/>
-          <w:bCs/>
-          <w:noProof/>
-          <w:color w:val="000000"/>
-          <w:sz w:val="21"/>
-          <w:szCs w:val="21"/>
-          <w:lang w:val="en-US" w:eastAsia="zh-CN"/>
-        </w:rPr>
-      </w:pPr>
-      <w:r>
-        <w:rPr>
-          <w:rFonts w:ascii="Times New Roman" w:eastAsia="黑体" w:hAnsi="Times New Roman" w:hint="eastAsia"/>
-          <w:bCs/>
-          <w:color w:val="000000"/>
-          <w:sz w:val="24"/>
-          <w:szCs w:val="24"/>
-          <w:lang w:val="en-US" w:eastAsia="zh-CN"/>
-        </w:rPr>
-        <w:t>五、实验过程中出现的故障现象、原因分析及解决的办法</w:t>
-      </w:r>
-    </w:p>
-    <w:p>
-      <w:pPr>
-        <w:pStyle w:val="Normal0"/>
-        <w:spacing w:before="0" w:after="0"/>
-        <w:rPr>
-          <w:rFonts w:ascii="Times New Roman" w:eastAsia="宋体" w:hAnsi="Times New Roman"/>
-          <w:bCs/>
-          <w:noProof/>
-          <w:color w:val="000000"/>
-          <w:sz w:val="21"/>
-          <w:szCs w:val="21"/>
-          <w:lang w:val="en-US" w:eastAsia="zh-CN"/>
-        </w:rPr>
-      </w:pPr>
+        <w:ind w:firstLineChars="200" w:firstLine="420"/>
+        <w:rPr>
+          <w:bCs/>
+          <w:color w:val="000000"/>
+          <w:sz w:val="21"/>
+          <w:szCs w:val="21"/>
+        </w:rPr>
+      </w:pPr>
+      <w:r>
+        <w:rPr>
+          <w:bCs/>
+          <w:color w:val="000000"/>
+          <w:sz w:val="21"/>
+          <w:szCs w:val="21"/>
+        </w:rPr>
+        <w:t>寄存器堆双读单写容易把读端口误写成时序读。实现中保持组合读</w:t>
+      </w:r>
+      <w:r>
+        <w:rPr>
+          <w:bCs/>
+          <w:color w:val="000000"/>
+          <w:sz w:val="21"/>
+          <w:szCs w:val="21"/>
+        </w:rPr>
+        <w:t>assign</w:t>
+      </w:r>
+      <w:r>
+        <w:rPr>
+          <w:bCs/>
+          <w:color w:val="000000"/>
+          <w:sz w:val="21"/>
+          <w:szCs w:val="21"/>
+        </w:rPr>
+        <w:t>语义，写端口只在</w:t>
+      </w:r>
+      <w:r>
+        <w:rPr>
+          <w:bCs/>
+          <w:color w:val="000000"/>
+          <w:sz w:val="21"/>
+          <w:szCs w:val="21"/>
+        </w:rPr>
+        <w:t>posedge clk</w:t>
+      </w:r>
+      <w:r>
+        <w:rPr>
+          <w:bCs/>
+          <w:color w:val="000000"/>
+          <w:sz w:val="21"/>
+          <w:szCs w:val="21"/>
+        </w:rPr>
+        <w:t>更新。</w:t>
+      </w:r>
     </w:p>
     <w:p>
       <w:pPr>
@@ -2454,7 +8173,7 @@
       </w:pPr>
     </w:p>
     <w:sectPr>
-      <w:headerReference w:type="default" r:id="rId9"/>
+      <w:headerReference w:type="default" r:id="rId12"/>
       <w:type w:val="continuous"/>
       <w:pgSz w:w="11906" w:h="16838"/>
       <w:pgMar w:top="1134" w:right="1418" w:bottom="1418" w:left="1418" w:header="851" w:footer="992" w:gutter="0"/>
@@ -2488,7 +8207,7 @@
 <w:ftr xmlns:wpc="http://schemas.microsoft.com/office/word/2010/wordprocessingCanvas" xmlns:cx="http://schemas.microsoft.com/office/drawing/2014/chartex" xmlns:cx1="http://schemas.microsoft.com/office/drawing/2015/9/8/chartex" xmlns:cx2="http://schemas.microsoft.com/office/drawing/2015/10/21/chartex" xmlns:cx3="http://schemas.microsoft.com/office/drawing/2016/5/9/chartex" xmlns:cx4="http://schemas.microsoft.com/office/drawing/2016/5/10/chartex" xmlns:cx5="http://schemas.microsoft.com/office/drawing/2016/5/11/chartex" xmlns:cx6="http://schemas.microsoft.com/office/drawing/2016/5/12/chartex" xmlns:cx7="http://schemas.microsoft.com/office/drawing/2016/5/13/chartex" xmlns:cx8="http://schemas.microsoft.com/office/drawing/2016/5/14/chartex" xmlns:mc="http://schemas.openxmlformats.org/markup-compatibility/2006" xmlns:aink="http://schemas.microsoft.com/office/drawing/2016/ink" xmlns:am3d="http://schemas.microsoft.com/office/drawing/2017/model3d" xmlns:o="urn:schemas-microsoft-com:office:office" xmlns:oel="http://schemas.microsoft.com/office/2019/extlst" xmlns:r="http://schemas.openxmlformats.org/officeDocument/2006/relationships" xmlns:m="http://schemas.openxmlformats.org/officeDocument/2006/math" xmlns:v="urn:schemas-microsoft-com:vml" xmlns:wp14="http://schemas.microsoft.com/office/word/2010/wordprocessingDrawing" xmlns:wp="http://schemas.openxmlformats.org/drawingml/2006/wordprocessingDrawing" xmlns:w10="urn:schemas-microsoft-com:office:word" xmlns:w="http://schemas.openxmlformats.org/wordprocessingml/2006/main" xmlns:w14="http://schemas.microsoft.com/office/word/2010/wordml" xmlns:w15="http://schemas.microsoft.com/office/word/2012/wordml" xmlns:w16cex="http://schemas.microsoft.com/office/word/2018/wordml/cex" xmlns:w16cid="http://schemas.microsoft.com/office/word/2016/wordml/cid" xmlns:w16="http://schemas.microsoft.com/office/word/2018/wordml" xmlns:w16du="http://schemas.microsoft.com/office/word/2023/wordml/word16du" xmlns:w16sdtdh="http://schemas.microsoft.com/office/word/2020/wordml/sdtdatahash" xmlns:w16sdtfl="http://schemas.microsoft.com/office/word/2024/wordml/sdtformatlock" xmlns:w16se="http://schemas.microsoft.com/office/word/2015/wordml/symex" xmlns:wpg="http://schemas.microsoft.com/office/word/2010/wordprocessingGroup" xmlns:wpi="http://schemas.microsoft.com/office/word/2010/wordprocessingInk" xmlns:wne="http://schemas.microsoft.com/office/word/2006/wordml" xmlns:wps="http://schemas.microsoft.com/office/word/2010/wordprocessingShape" mc:Ignorable="w14 w15 w16se w16cid w16 w16cex w16sdtdh w16sdtfl w16du wp14">
   <w:p>
     <w:pPr>
-      <w:pStyle w:val="a4"/>
+      <w:pStyle w:val="a5"/>
       <w:jc w:val="center"/>
     </w:pPr>
     <w:r>
@@ -2530,7 +8249,7 @@
   </w:p>
   <w:p>
     <w:pPr>
-      <w:pStyle w:val="a4"/>
+      <w:pStyle w:val="a5"/>
     </w:pPr>
   </w:p>
 </w:ftr>
@@ -2579,7 +8298,7 @@
       <w:rPr>
         <w:noProof/>
       </w:rPr>
-      <w:pict w14:anchorId="11749872">
+      <w:pict w14:anchorId="72F3B52C">
         <v:shapetype id="_x0000_t75" coordsize="21600,21600" o:spt="75" o:preferrelative="t" path="m@4@5l@4@11@9@11@9@5xe" filled="f" stroked="f">
           <v:stroke joinstyle="miter"/>
           <v:formulas>
@@ -2599,7 +8318,7 @@
           <v:path o:extrusionok="f" gradientshapeok="t" o:connecttype="rect"/>
           <o:lock v:ext="edit" aspectratio="t"/>
         </v:shapetype>
-        <v:shape id="图片 3" o:spid="_x0000_s1026" type="#_x0000_t75" style="position:absolute;left:0;text-align:left;margin-left:23.85pt;margin-top:32.05pt;width:96.5pt;height:48.4pt;z-index:-1;visibility:visible;mso-position-horizontal-relative:page;mso-position-vertical-relative:page">
+        <v:shape id="图片 3" o:spid="_x0000_s1025" type="#_x0000_t75" alt="" style="position:absolute;left:0;text-align:left;margin-left:23.85pt;margin-top:32.05pt;width:96.5pt;height:48.4pt;z-index:-1;visibility:visible;mso-wrap-edited:f;mso-width-percent:0;mso-height-percent:0;mso-position-horizontal-relative:page;mso-position-vertical-relative:page;mso-width-percent:0;mso-height-percent:0">
           <v:imagedata r:id="rId1" o:title=""/>
           <w10:wrap anchorx="page" anchory="page"/>
           <w10:anchorlock/>
@@ -3387,6 +9106,119 @@
     </w:lvl>
   </w:abstractNum>
   <w:abstractNum w:abstractNumId="4" w15:restartNumberingAfterBreak="0">
+    <w:nsid w:val="3CAD0302"/>
+    <w:multiLevelType w:val="hybridMultilevel"/>
+    <w:tmpl w:val="2F926C0C"/>
+    <w:lvl w:ilvl="0" w:tplc="04090001">
+      <w:start w:val="1"/>
+      <w:numFmt w:val="bullet"/>
+      <w:lvlText w:val=""/>
+      <w:lvlJc w:val="left"/>
+      <w:pPr>
+        <w:ind w:left="440" w:hanging="440"/>
+      </w:pPr>
+      <w:rPr>
+        <w:rFonts w:ascii="Wingdings" w:hAnsi="Wingdings" w:hint="default"/>
+      </w:rPr>
+    </w:lvl>
+    <w:lvl w:ilvl="1" w:tplc="04090003" w:tentative="1">
+      <w:start w:val="1"/>
+      <w:numFmt w:val="bullet"/>
+      <w:lvlText w:val=""/>
+      <w:lvlJc w:val="left"/>
+      <w:pPr>
+        <w:ind w:left="880" w:hanging="440"/>
+      </w:pPr>
+      <w:rPr>
+        <w:rFonts w:ascii="Wingdings" w:hAnsi="Wingdings" w:hint="default"/>
+      </w:rPr>
+    </w:lvl>
+    <w:lvl w:ilvl="2" w:tplc="04090005" w:tentative="1">
+      <w:start w:val="1"/>
+      <w:numFmt w:val="bullet"/>
+      <w:lvlText w:val=""/>
+      <w:lvlJc w:val="left"/>
+      <w:pPr>
+        <w:ind w:left="1320" w:hanging="440"/>
+      </w:pPr>
+      <w:rPr>
+        <w:rFonts w:ascii="Wingdings" w:hAnsi="Wingdings" w:hint="default"/>
+      </w:rPr>
+    </w:lvl>
+    <w:lvl w:ilvl="3" w:tplc="04090001" w:tentative="1">
+      <w:start w:val="1"/>
+      <w:numFmt w:val="bullet"/>
+      <w:lvlText w:val=""/>
+      <w:lvlJc w:val="left"/>
+      <w:pPr>
+        <w:ind w:left="1760" w:hanging="440"/>
+      </w:pPr>
+      <w:rPr>
+        <w:rFonts w:ascii="Wingdings" w:hAnsi="Wingdings" w:hint="default"/>
+      </w:rPr>
+    </w:lvl>
+    <w:lvl w:ilvl="4" w:tplc="04090003" w:tentative="1">
+      <w:start w:val="1"/>
+      <w:numFmt w:val="bullet"/>
+      <w:lvlText w:val=""/>
+      <w:lvlJc w:val="left"/>
+      <w:pPr>
+        <w:ind w:left="2200" w:hanging="440"/>
+      </w:pPr>
+      <w:rPr>
+        <w:rFonts w:ascii="Wingdings" w:hAnsi="Wingdings" w:hint="default"/>
+      </w:rPr>
+    </w:lvl>
+    <w:lvl w:ilvl="5" w:tplc="04090005" w:tentative="1">
+      <w:start w:val="1"/>
+      <w:numFmt w:val="bullet"/>
+      <w:lvlText w:val=""/>
+      <w:lvlJc w:val="left"/>
+      <w:pPr>
+        <w:ind w:left="2640" w:hanging="440"/>
+      </w:pPr>
+      <w:rPr>
+        <w:rFonts w:ascii="Wingdings" w:hAnsi="Wingdings" w:hint="default"/>
+      </w:rPr>
+    </w:lvl>
+    <w:lvl w:ilvl="6" w:tplc="04090001" w:tentative="1">
+      <w:start w:val="1"/>
+      <w:numFmt w:val="bullet"/>
+      <w:lvlText w:val=""/>
+      <w:lvlJc w:val="left"/>
+      <w:pPr>
+        <w:ind w:left="3080" w:hanging="440"/>
+      </w:pPr>
+      <w:rPr>
+        <w:rFonts w:ascii="Wingdings" w:hAnsi="Wingdings" w:hint="default"/>
+      </w:rPr>
+    </w:lvl>
+    <w:lvl w:ilvl="7" w:tplc="04090003" w:tentative="1">
+      <w:start w:val="1"/>
+      <w:numFmt w:val="bullet"/>
+      <w:lvlText w:val=""/>
+      <w:lvlJc w:val="left"/>
+      <w:pPr>
+        <w:ind w:left="3520" w:hanging="440"/>
+      </w:pPr>
+      <w:rPr>
+        <w:rFonts w:ascii="Wingdings" w:hAnsi="Wingdings" w:hint="default"/>
+      </w:rPr>
+    </w:lvl>
+    <w:lvl w:ilvl="8" w:tplc="04090005" w:tentative="1">
+      <w:start w:val="1"/>
+      <w:numFmt w:val="bullet"/>
+      <w:lvlText w:val=""/>
+      <w:lvlJc w:val="left"/>
+      <w:pPr>
+        <w:ind w:left="3960" w:hanging="440"/>
+      </w:pPr>
+      <w:rPr>
+        <w:rFonts w:ascii="Wingdings" w:hAnsi="Wingdings" w:hint="default"/>
+      </w:rPr>
+    </w:lvl>
+  </w:abstractNum>
+  <w:abstractNum w:abstractNumId="5" w15:restartNumberingAfterBreak="0">
     <w:nsid w:val="3FE158B0"/>
     <w:multiLevelType w:val="hybridMultilevel"/>
     <w:tmpl w:val="84A8AE74"/>
@@ -3475,7 +9307,7 @@
       </w:pPr>
     </w:lvl>
   </w:abstractNum>
-  <w:abstractNum w:abstractNumId="5" w15:restartNumberingAfterBreak="0">
+  <w:abstractNum w:abstractNumId="6" w15:restartNumberingAfterBreak="0">
     <w:nsid w:val="52F01757"/>
     <w:multiLevelType w:val="hybridMultilevel"/>
     <w:tmpl w:val="1FE61168"/>
@@ -3565,7 +9397,7 @@
       </w:pPr>
     </w:lvl>
   </w:abstractNum>
-  <w:abstractNum w:abstractNumId="6" w15:restartNumberingAfterBreak="0">
+  <w:abstractNum w:abstractNumId="7" w15:restartNumberingAfterBreak="0">
     <w:nsid w:val="66DF4A5E"/>
     <w:multiLevelType w:val="hybridMultilevel"/>
     <w:tmpl w:val="457C2D9E"/>
@@ -3654,17 +9486,129 @@
       </w:pPr>
     </w:lvl>
   </w:abstractNum>
+  <w:abstractNum w:abstractNumId="8" w15:restartNumberingAfterBreak="0">
+    <w:nsid w:val="69E1290A"/>
+    <w:multiLevelType w:val="hybridMultilevel"/>
+    <w:tmpl w:val="6C987306"/>
+    <w:lvl w:ilvl="0" w:tplc="33E668BC">
+      <w:numFmt w:val="bullet"/>
+      <w:lvlText w:val="•"/>
+      <w:lvlJc w:val="left"/>
+      <w:pPr>
+        <w:ind w:left="360" w:hanging="360"/>
+      </w:pPr>
+      <w:rPr>
+        <w:rFonts w:ascii="Times New Roman" w:eastAsia="宋体" w:hAnsi="Times New Roman" w:cs="Times New Roman" w:hint="default"/>
+      </w:rPr>
+    </w:lvl>
+    <w:lvl w:ilvl="1" w:tplc="04090003" w:tentative="1">
+      <w:start w:val="1"/>
+      <w:numFmt w:val="bullet"/>
+      <w:lvlText w:val=""/>
+      <w:lvlJc w:val="left"/>
+      <w:pPr>
+        <w:ind w:left="880" w:hanging="440"/>
+      </w:pPr>
+      <w:rPr>
+        <w:rFonts w:ascii="Wingdings" w:hAnsi="Wingdings" w:hint="default"/>
+      </w:rPr>
+    </w:lvl>
+    <w:lvl w:ilvl="2" w:tplc="04090005" w:tentative="1">
+      <w:start w:val="1"/>
+      <w:numFmt w:val="bullet"/>
+      <w:lvlText w:val=""/>
+      <w:lvlJc w:val="left"/>
+      <w:pPr>
+        <w:ind w:left="1320" w:hanging="440"/>
+      </w:pPr>
+      <w:rPr>
+        <w:rFonts w:ascii="Wingdings" w:hAnsi="Wingdings" w:hint="default"/>
+      </w:rPr>
+    </w:lvl>
+    <w:lvl w:ilvl="3" w:tplc="04090001" w:tentative="1">
+      <w:start w:val="1"/>
+      <w:numFmt w:val="bullet"/>
+      <w:lvlText w:val=""/>
+      <w:lvlJc w:val="left"/>
+      <w:pPr>
+        <w:ind w:left="1760" w:hanging="440"/>
+      </w:pPr>
+      <w:rPr>
+        <w:rFonts w:ascii="Wingdings" w:hAnsi="Wingdings" w:hint="default"/>
+      </w:rPr>
+    </w:lvl>
+    <w:lvl w:ilvl="4" w:tplc="04090003" w:tentative="1">
+      <w:start w:val="1"/>
+      <w:numFmt w:val="bullet"/>
+      <w:lvlText w:val=""/>
+      <w:lvlJc w:val="left"/>
+      <w:pPr>
+        <w:ind w:left="2200" w:hanging="440"/>
+      </w:pPr>
+      <w:rPr>
+        <w:rFonts w:ascii="Wingdings" w:hAnsi="Wingdings" w:hint="default"/>
+      </w:rPr>
+    </w:lvl>
+    <w:lvl w:ilvl="5" w:tplc="04090005" w:tentative="1">
+      <w:start w:val="1"/>
+      <w:numFmt w:val="bullet"/>
+      <w:lvlText w:val=""/>
+      <w:lvlJc w:val="left"/>
+      <w:pPr>
+        <w:ind w:left="2640" w:hanging="440"/>
+      </w:pPr>
+      <w:rPr>
+        <w:rFonts w:ascii="Wingdings" w:hAnsi="Wingdings" w:hint="default"/>
+      </w:rPr>
+    </w:lvl>
+    <w:lvl w:ilvl="6" w:tplc="04090001" w:tentative="1">
+      <w:start w:val="1"/>
+      <w:numFmt w:val="bullet"/>
+      <w:lvlText w:val=""/>
+      <w:lvlJc w:val="left"/>
+      <w:pPr>
+        <w:ind w:left="3080" w:hanging="440"/>
+      </w:pPr>
+      <w:rPr>
+        <w:rFonts w:ascii="Wingdings" w:hAnsi="Wingdings" w:hint="default"/>
+      </w:rPr>
+    </w:lvl>
+    <w:lvl w:ilvl="7" w:tplc="04090003" w:tentative="1">
+      <w:start w:val="1"/>
+      <w:numFmt w:val="bullet"/>
+      <w:lvlText w:val=""/>
+      <w:lvlJc w:val="left"/>
+      <w:pPr>
+        <w:ind w:left="3520" w:hanging="440"/>
+      </w:pPr>
+      <w:rPr>
+        <w:rFonts w:ascii="Wingdings" w:hAnsi="Wingdings" w:hint="default"/>
+      </w:rPr>
+    </w:lvl>
+    <w:lvl w:ilvl="8" w:tplc="04090005" w:tentative="1">
+      <w:start w:val="1"/>
+      <w:numFmt w:val="bullet"/>
+      <w:lvlText w:val=""/>
+      <w:lvlJc w:val="left"/>
+      <w:pPr>
+        <w:ind w:left="3960" w:hanging="440"/>
+      </w:pPr>
+      <w:rPr>
+        <w:rFonts w:ascii="Wingdings" w:hAnsi="Wingdings" w:hint="default"/>
+      </w:rPr>
+    </w:lvl>
+  </w:abstractNum>
   <w:num w:numId="1" w16cid:durableId="763695433">
-    <w:abstractNumId w:val="5"/>
+    <w:abstractNumId w:val="6"/>
   </w:num>
   <w:num w:numId="2" w16cid:durableId="1311061142">
     <w:abstractNumId w:val="0"/>
   </w:num>
   <w:num w:numId="3" w16cid:durableId="401368364">
-    <w:abstractNumId w:val="6"/>
+    <w:abstractNumId w:val="7"/>
   </w:num>
   <w:num w:numId="4" w16cid:durableId="103548005">
-    <w:abstractNumId w:val="4"/>
+    <w:abstractNumId w:val="5"/>
   </w:num>
   <w:num w:numId="5" w16cid:durableId="1107313151">
     <w:abstractNumId w:val="2"/>
@@ -3674,6 +9618,12 @@
   </w:num>
   <w:num w:numId="7" w16cid:durableId="74669734">
     <w:abstractNumId w:val="3"/>
+  </w:num>
+  <w:num w:numId="8" w16cid:durableId="1305503712">
+    <w:abstractNumId w:val="4"/>
+  </w:num>
+  <w:num w:numId="9" w16cid:durableId="1399089666">
+    <w:abstractNumId w:val="8"/>
   </w:num>
 </w:numbering>
 </file>
@@ -4107,7 +10057,7 @@
   <w:style w:type="paragraph" w:styleId="a3">
     <w:name w:val="header"/>
     <w:basedOn w:val="a"/>
-    <w:link w:val="Char"/>
+    <w:link w:val="a4"/>
     <w:uiPriority w:val="99"/>
     <w:unhideWhenUsed/>
     <w:rsid w:val="005E2A64"/>
@@ -4129,8 +10079,8 @@
       <w:lang w:val="x-none" w:eastAsia="x-none"/>
     </w:rPr>
   </w:style>
-  <w:style w:type="character" w:customStyle="1" w:styleId="Char">
-    <w:name w:val="页眉 Char"/>
+  <w:style w:type="character" w:customStyle="1" w:styleId="a4">
+    <w:name w:val="页眉 字符"/>
     <w:link w:val="a3"/>
     <w:uiPriority w:val="99"/>
     <w:rsid w:val="005E2A64"/>
@@ -4139,10 +10089,10 @@
       <w:szCs w:val="18"/>
     </w:rPr>
   </w:style>
-  <w:style w:type="paragraph" w:styleId="a4">
+  <w:style w:type="paragraph" w:styleId="a5">
     <w:name w:val="footer"/>
     <w:basedOn w:val="a"/>
-    <w:link w:val="Char0"/>
+    <w:link w:val="a6"/>
     <w:uiPriority w:val="99"/>
     <w:unhideWhenUsed/>
     <w:rsid w:val="005E2A64"/>
@@ -4160,9 +10110,9 @@
       <w:lang w:val="x-none" w:eastAsia="x-none"/>
     </w:rPr>
   </w:style>
-  <w:style w:type="character" w:customStyle="1" w:styleId="Char0">
-    <w:name w:val="页脚 Char"/>
-    <w:link w:val="a4"/>
+  <w:style w:type="character" w:customStyle="1" w:styleId="a6">
+    <w:name w:val="页脚 字符"/>
+    <w:link w:val="a5"/>
     <w:uiPriority w:val="99"/>
     <w:rsid w:val="005E2A64"/>
     <w:rPr>
@@ -4170,9 +10120,9 @@
       <w:szCs w:val="18"/>
     </w:rPr>
   </w:style>
-  <w:style w:type="paragraph" w:styleId="a5">
+  <w:style w:type="paragraph" w:styleId="a7">
     <w:name w:val="No Spacing"/>
-    <w:link w:val="Char1"/>
+    <w:link w:val="a8"/>
     <w:uiPriority w:val="1"/>
     <w:qFormat/>
     <w:rsid w:val="005E2A64"/>
@@ -4180,9 +10130,9 @@
       <w:sz w:val="22"/>
     </w:rPr>
   </w:style>
-  <w:style w:type="character" w:customStyle="1" w:styleId="Char1">
-    <w:name w:val="无间隔 Char"/>
-    <w:link w:val="a5"/>
+  <w:style w:type="character" w:customStyle="1" w:styleId="a8">
+    <w:name w:val="无间隔 字符"/>
+    <w:link w:val="a7"/>
     <w:uiPriority w:val="1"/>
     <w:rsid w:val="005E2A64"/>
     <w:rPr>
@@ -4190,10 +10140,10 @@
       <w:lang w:bidi="ar-SA"/>
     </w:rPr>
   </w:style>
-  <w:style w:type="paragraph" w:styleId="a6">
+  <w:style w:type="paragraph" w:styleId="a9">
     <w:name w:val="Balloon Text"/>
     <w:basedOn w:val="a"/>
-    <w:link w:val="Char2"/>
+    <w:link w:val="aa"/>
     <w:uiPriority w:val="99"/>
     <w:semiHidden/>
     <w:unhideWhenUsed/>
@@ -4205,9 +10155,9 @@
       <w:lang w:val="x-none" w:eastAsia="x-none"/>
     </w:rPr>
   </w:style>
-  <w:style w:type="character" w:customStyle="1" w:styleId="Char2">
-    <w:name w:val="批注框文本 Char"/>
-    <w:link w:val="a6"/>
+  <w:style w:type="character" w:customStyle="1" w:styleId="aa">
+    <w:name w:val="批注框文本 字符"/>
+    <w:link w:val="a9"/>
     <w:uiPriority w:val="99"/>
     <w:semiHidden/>
     <w:rsid w:val="005E2A64"/>
@@ -4231,7 +10181,7 @@
       <w:lang w:val="ru-RU" w:eastAsia="en-US"/>
     </w:rPr>
   </w:style>
-  <w:style w:type="paragraph" w:styleId="a7">
+  <w:style w:type="paragraph" w:customStyle="1" w:styleId="ab">
     <w:name w:val="列出段落"/>
     <w:basedOn w:val="a"/>
     <w:uiPriority w:val="34"/>
